--- a/docs/ENIGMA Osprey Standard Operating Procedures.docx
+++ b/docs/ENIGMA Osprey Standard Operating Procedures.docx
@@ -1,6 +1,6 @@
 
 <file path=word/document.xml><?xml version="1.0" encoding="utf-8"?>
-<w:document xmlns:wpc="http://schemas.microsoft.com/office/word/2010/wordprocessingCanvas" xmlns:cx="http://schemas.microsoft.com/office/drawing/2014/chartex" xmlns:cx1="http://schemas.microsoft.com/office/drawing/2015/9/8/chartex" xmlns:cx2="http://schemas.microsoft.com/office/drawing/2015/10/21/chartex" xmlns:cx3="http://schemas.microsoft.com/office/drawing/2016/5/9/chartex" xmlns:cx4="http://schemas.microsoft.com/office/drawing/2016/5/10/chartex" xmlns:cx5="http://schemas.microsoft.com/office/drawing/2016/5/11/chartex" xmlns:cx6="http://schemas.microsoft.com/office/drawing/2016/5/12/chartex" xmlns:cx7="http://schemas.microsoft.com/office/drawing/2016/5/13/chartex" xmlns:cx8="http://schemas.microsoft.com/office/drawing/2016/5/14/chartex" xmlns:mc="http://schemas.openxmlformats.org/markup-compatibility/2006" xmlns:aink="http://schemas.microsoft.com/office/drawing/2016/ink" xmlns:am3d="http://schemas.microsoft.com/office/drawing/2017/model3d" xmlns:o="urn:schemas-microsoft-com:office:office" xmlns:oel="http://schemas.microsoft.com/office/2019/extlst" xmlns:r="http://schemas.openxmlformats.org/officeDocument/2006/relationships" xmlns:m="http://schemas.openxmlformats.org/officeDocument/2006/math" xmlns:v="urn:schemas-microsoft-com:vml" xmlns:wp14="http://schemas.microsoft.com/office/word/2010/wordprocessingDrawing" xmlns:wp="http://schemas.openxmlformats.org/drawingml/2006/wordprocessingDrawing" xmlns:w10="urn:schemas-microsoft-com:office:word" xmlns:w="http://schemas.openxmlformats.org/wordprocessingml/2006/main" xmlns:w14="http://schemas.microsoft.com/office/word/2010/wordml" xmlns:w15="http://schemas.microsoft.com/office/word/2012/wordml" xmlns:w16cex="http://schemas.microsoft.com/office/word/2018/wordml/cex" xmlns:w16cid="http://schemas.microsoft.com/office/word/2016/wordml/cid" xmlns:w16="http://schemas.microsoft.com/office/word/2018/wordml" xmlns:w16du="http://schemas.microsoft.com/office/word/2023/wordml/word16du" xmlns:w16sdtdh="http://schemas.microsoft.com/office/word/2020/wordml/sdtdatahash" xmlns:w16sdtfl="http://schemas.microsoft.com/office/word/2024/wordml/sdtformatlock" xmlns:w16se="http://schemas.microsoft.com/office/word/2015/wordml/symex" xmlns:wpg="http://schemas.microsoft.com/office/word/2010/wordprocessingGroup" xmlns:wpi="http://schemas.microsoft.com/office/word/2010/wordprocessingInk" xmlns:wne="http://schemas.microsoft.com/office/word/2006/wordml" xmlns:wps="http://schemas.microsoft.com/office/word/2010/wordprocessingShape" xmlns:a="http://schemas.openxmlformats.org/drawingml/2006/main" xmlns:pic="http://schemas.openxmlformats.org/drawingml/2006/picture" xmlns:a14="http://schemas.microsoft.com/office/drawing/2010/main" mc:Ignorable="w14 w15 w16se w16cid w16 w16cex w16sdtdh w16sdtfl w16du wp14">
+<w:document xmlns:wpc="http://schemas.microsoft.com/office/word/2010/wordprocessingCanvas" xmlns:cx="http://schemas.microsoft.com/office/drawing/2014/chartex" xmlns:cx1="http://schemas.microsoft.com/office/drawing/2015/9/8/chartex" xmlns:cx2="http://schemas.microsoft.com/office/drawing/2015/10/21/chartex" xmlns:cx3="http://schemas.microsoft.com/office/drawing/2016/5/9/chartex" xmlns:cx4="http://schemas.microsoft.com/office/drawing/2016/5/10/chartex" xmlns:cx5="http://schemas.microsoft.com/office/drawing/2016/5/11/chartex" xmlns:cx6="http://schemas.microsoft.com/office/drawing/2016/5/12/chartex" xmlns:cx7="http://schemas.microsoft.com/office/drawing/2016/5/13/chartex" xmlns:cx8="http://schemas.microsoft.com/office/drawing/2016/5/14/chartex" xmlns:mc="http://schemas.openxmlformats.org/markup-compatibility/2006" xmlns:aink="http://schemas.microsoft.com/office/drawing/2016/ink" xmlns:am3d="http://schemas.microsoft.com/office/drawing/2017/model3d" xmlns:o="urn:schemas-microsoft-com:office:office" xmlns:oel="http://schemas.microsoft.com/office/2019/extlst" xmlns:r="http://schemas.openxmlformats.org/officeDocument/2006/relationships" xmlns:m="http://schemas.openxmlformats.org/officeDocument/2006/math" xmlns:v="urn:schemas-microsoft-com:vml" xmlns:wp14="http://schemas.microsoft.com/office/word/2010/wordprocessingDrawing" xmlns:wp="http://schemas.openxmlformats.org/drawingml/2006/wordprocessingDrawing" xmlns:w10="urn:schemas-microsoft-com:office:word" xmlns:w="http://schemas.openxmlformats.org/wordprocessingml/2006/main" xmlns:w14="http://schemas.microsoft.com/office/word/2010/wordml" xmlns:w15="http://schemas.microsoft.com/office/word/2012/wordml" xmlns:w16cex="http://schemas.microsoft.com/office/word/2018/wordml/cex" xmlns:w16cid="http://schemas.microsoft.com/office/word/2016/wordml/cid" xmlns:w16="http://schemas.microsoft.com/office/word/2018/wordml" xmlns:w16du="http://schemas.microsoft.com/office/word/2023/wordml/word16du" xmlns:w16sdtdh="http://schemas.microsoft.com/office/word/2020/wordml/sdtdatahash" xmlns:w16sdtfl="http://schemas.microsoft.com/office/word/2024/wordml/sdtformatlock" xmlns:w16se="http://schemas.microsoft.com/office/word/2015/wordml/symex" xmlns:wpg="http://schemas.microsoft.com/office/word/2010/wordprocessingGroup" xmlns:wpi="http://schemas.microsoft.com/office/word/2010/wordprocessingInk" xmlns:wne="http://schemas.microsoft.com/office/word/2006/wordml" xmlns:wps="http://schemas.microsoft.com/office/word/2010/wordprocessingShape" mc:Ignorable="w14 w15 w16se w16cid w16 w16cex w16sdtdh w16sdtfl w16du wp14">
   <w:body>
     <w:p>
       <w:pPr>
@@ -389,18 +389,17 @@
     </w:p>
     <w:sdt>
       <w:sdtPr>
+        <w:rPr>
+          <w:rFonts w:asciiTheme="minorHAnsi" w:eastAsiaTheme="minorEastAsia" w:hAnsiTheme="minorHAnsi" w:cstheme="minorBidi"/>
+          <w:b w:val="0"/>
+          <w:sz w:val="22"/>
+          <w:szCs w:val="22"/>
+        </w:rPr>
         <w:id w:val="-249123458"/>
         <w:docPartObj>
           <w:docPartGallery w:val="Table of Contents"/>
           <w:docPartUnique/>
         </w:docPartObj>
-        <w:rPr>
-          <w:rFonts w:ascii="Calibri" w:hAnsi="Calibri" w:eastAsia="游明朝" w:cs="Arial" w:asciiTheme="minorAscii" w:hAnsiTheme="minorAscii" w:eastAsiaTheme="minorEastAsia" w:cstheme="minorBidi"/>
-          <w:b w:val="0"/>
-          <w:bCs w:val="0"/>
-          <w:sz w:val="22"/>
-          <w:szCs w:val="22"/>
-        </w:rPr>
       </w:sdtPr>
       <w:sdtContent>
         <w:p>
@@ -451,7 +450,7 @@
             </w:rPr>
             <w:fldChar w:fldCharType="separate"/>
           </w:r>
-          <w:hyperlink w:history="1" w:anchor="_Toc160102949">
+          <w:hyperlink w:anchor="_Toc160102949" w:history="1">
             <w:r>
               <w:rPr>
                 <w:rStyle w:val="Hyperlink"/>
@@ -547,7 +546,7 @@
               <w14:ligatures w14:val="standardContextual"/>
             </w:rPr>
           </w:pPr>
-          <w:hyperlink w:history="1" w:anchor="_Toc160102950">
+          <w:hyperlink w:anchor="_Toc160102950" w:history="1">
             <w:r>
               <w:rPr>
                 <w:rStyle w:val="Hyperlink"/>
@@ -641,7 +640,7 @@
               <w14:ligatures w14:val="standardContextual"/>
             </w:rPr>
           </w:pPr>
-          <w:hyperlink w:history="1" w:anchor="_Toc160102951">
+          <w:hyperlink w:anchor="_Toc160102951" w:history="1">
             <w:r>
               <w:rPr>
                 <w:rStyle w:val="Hyperlink"/>
@@ -731,7 +730,7 @@
               <w14:ligatures w14:val="standardContextual"/>
             </w:rPr>
           </w:pPr>
-          <w:hyperlink w:history="1" w:anchor="_Toc160102952">
+          <w:hyperlink w:anchor="_Toc160102952" w:history="1">
             <w:r>
               <w:rPr>
                 <w:rStyle w:val="Hyperlink"/>
@@ -827,7 +826,7 @@
               <w14:ligatures w14:val="standardContextual"/>
             </w:rPr>
           </w:pPr>
-          <w:hyperlink w:history="1" w:anchor="_Toc160102953">
+          <w:hyperlink w:anchor="_Toc160102953" w:history="1">
             <w:r>
               <w:rPr>
                 <w:rStyle w:val="Hyperlink"/>
@@ -921,7 +920,7 @@
               <w14:ligatures w14:val="standardContextual"/>
             </w:rPr>
           </w:pPr>
-          <w:hyperlink w:history="1" w:anchor="_Toc160102954">
+          <w:hyperlink w:anchor="_Toc160102954" w:history="1">
             <w:r>
               <w:rPr>
                 <w:rStyle w:val="Hyperlink"/>
@@ -1015,7 +1014,7 @@
               <w14:ligatures w14:val="standardContextual"/>
             </w:rPr>
           </w:pPr>
-          <w:hyperlink w:history="1" w:anchor="_Toc160102955">
+          <w:hyperlink w:anchor="_Toc160102955" w:history="1">
             <w:r>
               <w:rPr>
                 <w:rStyle w:val="Hyperlink"/>
@@ -1104,7 +1103,7 @@
               <w14:ligatures w14:val="standardContextual"/>
             </w:rPr>
           </w:pPr>
-          <w:hyperlink w:history="1" w:anchor="_Toc160102956">
+          <w:hyperlink w:anchor="_Toc160102956" w:history="1">
             <w:r>
               <w:rPr>
                 <w:rStyle w:val="Hyperlink"/>
@@ -1194,7 +1193,7 @@
               <w14:ligatures w14:val="standardContextual"/>
             </w:rPr>
           </w:pPr>
-          <w:hyperlink w:history="1" w:anchor="_Toc160102957">
+          <w:hyperlink w:anchor="_Toc160102957" w:history="1">
             <w:r>
               <w:rPr>
                 <w:rStyle w:val="Hyperlink"/>
@@ -1288,7 +1287,7 @@
               <w14:ligatures w14:val="standardContextual"/>
             </w:rPr>
           </w:pPr>
-          <w:hyperlink w:history="1" w:anchor="_Toc160102958">
+          <w:hyperlink w:anchor="_Toc160102958" w:history="1">
             <w:r>
               <w:rPr>
                 <w:rStyle w:val="Hyperlink"/>
@@ -1382,7 +1381,7 @@
               <w14:ligatures w14:val="standardContextual"/>
             </w:rPr>
           </w:pPr>
-          <w:hyperlink w:history="1" w:anchor="_Toc160102959">
+          <w:hyperlink w:anchor="_Toc160102959" w:history="1">
             <w:r>
               <w:rPr>
                 <w:rStyle w:val="Hyperlink"/>
@@ -1471,7 +1470,7 @@
               <w14:ligatures w14:val="standardContextual"/>
             </w:rPr>
           </w:pPr>
-          <w:hyperlink w:history="1" w:anchor="_Toc160102960">
+          <w:hyperlink w:anchor="_Toc160102960" w:history="1">
             <w:r>
               <w:rPr>
                 <w:rStyle w:val="Hyperlink"/>
@@ -1560,7 +1559,7 @@
               <w14:ligatures w14:val="standardContextual"/>
             </w:rPr>
           </w:pPr>
-          <w:hyperlink w:history="1" w:anchor="_Toc160102961">
+          <w:hyperlink w:anchor="_Toc160102961" w:history="1">
             <w:r>
               <w:rPr>
                 <w:rStyle w:val="Hyperlink"/>
@@ -1649,7 +1648,7 @@
               <w14:ligatures w14:val="standardContextual"/>
             </w:rPr>
           </w:pPr>
-          <w:hyperlink w:history="1" w:anchor="_Toc160102962">
+          <w:hyperlink w:anchor="_Toc160102962" w:history="1">
             <w:r>
               <w:rPr>
                 <w:rStyle w:val="Hyperlink"/>
@@ -1739,7 +1738,7 @@
               <w14:ligatures w14:val="standardContextual"/>
             </w:rPr>
           </w:pPr>
-          <w:hyperlink w:history="1" w:anchor="_Toc160102963">
+          <w:hyperlink w:anchor="_Toc160102963" w:history="1">
             <w:r>
               <w:rPr>
                 <w:rStyle w:val="Hyperlink"/>
@@ -1833,7 +1832,7 @@
               <w14:ligatures w14:val="standardContextual"/>
             </w:rPr>
           </w:pPr>
-          <w:hyperlink w:history="1" w:anchor="_Toc160102964">
+          <w:hyperlink w:anchor="_Toc160102964" w:history="1">
             <w:r>
               <w:rPr>
                 <w:rStyle w:val="Hyperlink"/>
@@ -1922,7 +1921,7 @@
               <w14:ligatures w14:val="standardContextual"/>
             </w:rPr>
           </w:pPr>
-          <w:hyperlink w:history="1" w:anchor="_Toc160102965">
+          <w:hyperlink w:anchor="_Toc160102965" w:history="1">
             <w:r>
               <w:rPr>
                 <w:rStyle w:val="Hyperlink"/>
@@ -2016,7 +2015,7 @@
               <w14:ligatures w14:val="standardContextual"/>
             </w:rPr>
           </w:pPr>
-          <w:hyperlink w:history="1" w:anchor="_Toc160102966">
+          <w:hyperlink w:anchor="_Toc160102966" w:history="1">
             <w:r>
               <w:rPr>
                 <w:rStyle w:val="Hyperlink"/>
@@ -2126,7 +2125,7 @@
               <w14:ligatures w14:val="standardContextual"/>
             </w:rPr>
           </w:pPr>
-          <w:hyperlink w:history="1" w:anchor="_Toc160102967">
+          <w:hyperlink w:anchor="_Toc160102967" w:history="1">
             <w:r>
               <w:rPr>
                 <w:rStyle w:val="Hyperlink"/>
@@ -2236,7 +2235,7 @@
               <w14:ligatures w14:val="standardContextual"/>
             </w:rPr>
           </w:pPr>
-          <w:hyperlink w:history="1" w:anchor="_Toc160102968">
+          <w:hyperlink w:anchor="_Toc160102968" w:history="1">
             <w:r>
               <w:rPr>
                 <w:rStyle w:val="Hyperlink"/>
@@ -2346,7 +2345,7 @@
               <w14:ligatures w14:val="standardContextual"/>
             </w:rPr>
           </w:pPr>
-          <w:hyperlink w:history="1" w:anchor="_Toc160102969">
+          <w:hyperlink w:anchor="_Toc160102969" w:history="1">
             <w:r>
               <w:rPr>
                 <w:rStyle w:val="Hyperlink"/>
@@ -2440,7 +2439,7 @@
               <w14:ligatures w14:val="standardContextual"/>
             </w:rPr>
           </w:pPr>
-          <w:hyperlink w:history="1" w:anchor="_Toc160102970">
+          <w:hyperlink w:anchor="_Toc160102970" w:history="1">
             <w:r>
               <w:rPr>
                 <w:rStyle w:val="Hyperlink"/>
@@ -2530,7 +2529,7 @@
               <w14:ligatures w14:val="standardContextual"/>
             </w:rPr>
           </w:pPr>
-          <w:hyperlink w:history="1" w:anchor="_Toc160102971">
+          <w:hyperlink w:anchor="_Toc160102971" w:history="1">
             <w:r>
               <w:rPr>
                 <w:rStyle w:val="Hyperlink"/>
@@ -2624,7 +2623,7 @@
               <w14:ligatures w14:val="standardContextual"/>
             </w:rPr>
           </w:pPr>
-          <w:hyperlink w:history="1" w:anchor="_Toc160102972">
+          <w:hyperlink w:anchor="_Toc160102972" w:history="1">
             <w:r>
               <w:rPr>
                 <w:rStyle w:val="Hyperlink"/>
@@ -2713,7 +2712,7 @@
               <w14:ligatures w14:val="standardContextual"/>
             </w:rPr>
           </w:pPr>
-          <w:hyperlink w:history="1" w:anchor="_Toc160102973">
+          <w:hyperlink w:anchor="_Toc160102973" w:history="1">
             <w:r>
               <w:rPr>
                 <w:rStyle w:val="Hyperlink"/>
@@ -2802,7 +2801,7 @@
               <w14:ligatures w14:val="standardContextual"/>
             </w:rPr>
           </w:pPr>
-          <w:hyperlink w:history="1" w:anchor="_Toc160102974">
+          <w:hyperlink w:anchor="_Toc160102974" w:history="1">
             <w:r>
               <w:rPr>
                 <w:rStyle w:val="Hyperlink"/>
@@ -2896,7 +2895,7 @@
               <w14:ligatures w14:val="standardContextual"/>
             </w:rPr>
           </w:pPr>
-          <w:hyperlink w:history="1" w:anchor="_Toc160102975">
+          <w:hyperlink w:anchor="_Toc160102975" w:history="1">
             <w:r>
               <w:rPr>
                 <w:rStyle w:val="Hyperlink"/>
@@ -2990,7 +2989,7 @@
               <w14:ligatures w14:val="standardContextual"/>
             </w:rPr>
           </w:pPr>
-          <w:hyperlink w:history="1" w:anchor="_Toc160102976">
+          <w:hyperlink w:anchor="_Toc160102976" w:history="1">
             <w:r>
               <w:rPr>
                 <w:rStyle w:val="Hyperlink"/>
@@ -3084,7 +3083,7 @@
               <w14:ligatures w14:val="standardContextual"/>
             </w:rPr>
           </w:pPr>
-          <w:hyperlink w:history="1" w:anchor="_Toc160102977">
+          <w:hyperlink w:anchor="_Toc160102977" w:history="1">
             <w:r>
               <w:rPr>
                 <w:rStyle w:val="Hyperlink"/>
@@ -3178,7 +3177,7 @@
               <w14:ligatures w14:val="standardContextual"/>
             </w:rPr>
           </w:pPr>
-          <w:hyperlink w:history="1" w:anchor="_Toc160102978">
+          <w:hyperlink w:anchor="_Toc160102978" w:history="1">
             <w:r>
               <w:rPr>
                 <w:rStyle w:val="Hyperlink"/>
@@ -3272,7 +3271,7 @@
               <w14:ligatures w14:val="standardContextual"/>
             </w:rPr>
           </w:pPr>
-          <w:hyperlink w:history="1" w:anchor="_Toc160102979">
+          <w:hyperlink w:anchor="_Toc160102979" w:history="1">
             <w:r>
               <w:rPr>
                 <w:rStyle w:val="Hyperlink"/>
@@ -3366,7 +3365,7 @@
               <w14:ligatures w14:val="standardContextual"/>
             </w:rPr>
           </w:pPr>
-          <w:hyperlink w:history="1" w:anchor="_Toc160102980">
+          <w:hyperlink w:anchor="_Toc160102980" w:history="1">
             <w:r>
               <w:rPr>
                 <w:rStyle w:val="Hyperlink"/>
@@ -3460,7 +3459,7 @@
               <w14:ligatures w14:val="standardContextual"/>
             </w:rPr>
           </w:pPr>
-          <w:hyperlink w:history="1" w:anchor="_Toc160102981">
+          <w:hyperlink w:anchor="_Toc160102981" w:history="1">
             <w:r>
               <w:rPr>
                 <w:rStyle w:val="Hyperlink"/>
@@ -3550,7 +3549,7 @@
               <w14:ligatures w14:val="standardContextual"/>
             </w:rPr>
           </w:pPr>
-          <w:hyperlink w:history="1" w:anchor="_Toc160102982">
+          <w:hyperlink w:anchor="_Toc160102982" w:history="1">
             <w:r>
               <w:rPr>
                 <w:rStyle w:val="Hyperlink"/>
@@ -3644,7 +3643,7 @@
               <w14:ligatures w14:val="standardContextual"/>
             </w:rPr>
           </w:pPr>
-          <w:hyperlink w:history="1" w:anchor="_Toc160102983">
+          <w:hyperlink w:anchor="_Toc160102983" w:history="1">
             <w:r>
               <w:rPr>
                 <w:rStyle w:val="Hyperlink"/>
@@ -3738,7 +3737,7 @@
               <w14:ligatures w14:val="standardContextual"/>
             </w:rPr>
           </w:pPr>
-          <w:hyperlink w:history="1" w:anchor="_Toc160102984">
+          <w:hyperlink w:anchor="_Toc160102984" w:history="1">
             <w:r>
               <w:rPr>
                 <w:rStyle w:val="Hyperlink"/>
@@ -3827,7 +3826,7 @@
               <w14:ligatures w14:val="standardContextual"/>
             </w:rPr>
           </w:pPr>
-          <w:hyperlink w:history="1" w:anchor="_Toc160102985">
+          <w:hyperlink w:anchor="_Toc160102985" w:history="1">
             <w:r>
               <w:rPr>
                 <w:rStyle w:val="Hyperlink"/>
@@ -3916,7 +3915,7 @@
               <w14:ligatures w14:val="standardContextual"/>
             </w:rPr>
           </w:pPr>
-          <w:hyperlink w:history="1" w:anchor="_Toc160102986">
+          <w:hyperlink w:anchor="_Toc160102986" w:history="1">
             <w:r>
               <w:rPr>
                 <w:rStyle w:val="Hyperlink"/>
@@ -4005,7 +4004,7 @@
               <w14:ligatures w14:val="standardContextual"/>
             </w:rPr>
           </w:pPr>
-          <w:hyperlink w:history="1" w:anchor="_Toc160102987">
+          <w:hyperlink w:anchor="_Toc160102987" w:history="1">
             <w:r>
               <w:rPr>
                 <w:rStyle w:val="Hyperlink"/>
@@ -4094,7 +4093,7 @@
               <w14:ligatures w14:val="standardContextual"/>
             </w:rPr>
           </w:pPr>
-          <w:hyperlink w:history="1" w:anchor="_Toc160102988">
+          <w:hyperlink w:anchor="_Toc160102988" w:history="1">
             <w:r>
               <w:rPr>
                 <w:rStyle w:val="Hyperlink"/>
@@ -4183,7 +4182,7 @@
               <w14:ligatures w14:val="standardContextual"/>
             </w:rPr>
           </w:pPr>
-          <w:hyperlink w:history="1" w:anchor="_Toc160102989">
+          <w:hyperlink w:anchor="_Toc160102989" w:history="1">
             <w:r>
               <w:rPr>
                 <w:rStyle w:val="Hyperlink"/>
@@ -4277,7 +4276,7 @@
               <w14:ligatures w14:val="standardContextual"/>
             </w:rPr>
           </w:pPr>
-          <w:hyperlink w:history="1" w:anchor="_Toc160102990">
+          <w:hyperlink w:anchor="_Toc160102990" w:history="1">
             <w:r>
               <w:rPr>
                 <w:rStyle w:val="Hyperlink"/>
@@ -4370,20 +4369,11 @@
           </w:r>
         </w:p>
       </w:sdtContent>
-      <w:sdtEndPr>
-        <w:rPr>
-          <w:rFonts w:ascii="Calibri" w:hAnsi="Calibri" w:eastAsia="游明朝" w:cs="Arial" w:asciiTheme="minorAscii" w:hAnsiTheme="minorAscii" w:eastAsiaTheme="minorEastAsia" w:cstheme="minorBidi"/>
-          <w:b w:val="0"/>
-          <w:bCs w:val="0"/>
-          <w:sz w:val="22"/>
-          <w:szCs w:val="22"/>
-        </w:rPr>
-      </w:sdtEndPr>
     </w:sdt>
     <w:p>
       <w:pPr>
         <w:rPr>
-          <w:rFonts w:eastAsia="Calibri" w:asciiTheme="majorHAnsi" w:hAnsiTheme="majorHAnsi" w:cstheme="majorBidi"/>
+          <w:rFonts w:asciiTheme="majorHAnsi" w:eastAsia="Calibri" w:hAnsiTheme="majorHAnsi" w:cstheme="majorBidi"/>
           <w:color w:val="2F5496" w:themeColor="accent1" w:themeShade="BF"/>
           <w:sz w:val="32"/>
           <w:szCs w:val="32"/>
@@ -4400,8 +4390,9 @@
       <w:pPr>
         <w:pStyle w:val="Heading1"/>
       </w:pPr>
-      <w:bookmarkStart w:name="_Toc160102949" w:id="0"/>
-      <w:r>
+      <w:bookmarkStart w:id="0" w:name="_Toc160102949"/>
+      <w:r>
+        <w:lastRenderedPageBreak/>
         <w:t>Introduction</w:t>
       </w:r>
       <w:bookmarkEnd w:id="0"/>
@@ -4411,7 +4402,7 @@
         <w:spacing w:line="257" w:lineRule="auto"/>
         <w:ind w:left="-20" w:right="-20"/>
         <w:rPr>
-          <w:rFonts w:ascii="Calibri" w:hAnsi="Calibri" w:eastAsia="Calibri" w:cs="Calibri"/>
+          <w:rFonts w:ascii="Calibri" w:eastAsia="Calibri" w:hAnsi="Calibri" w:cs="Calibri"/>
         </w:rPr>
       </w:pPr>
     </w:p>
@@ -4420,36 +4411,36 @@
         <w:spacing w:line="257" w:lineRule="auto"/>
         <w:ind w:left="-20" w:right="-20"/>
         <w:rPr>
-          <w:rFonts w:ascii="Calibri" w:hAnsi="Calibri" w:eastAsia="Calibri" w:cs="Calibri"/>
-        </w:rPr>
-      </w:pPr>
-      <w:r>
-        <w:rPr>
-          <w:rFonts w:ascii="Calibri" w:hAnsi="Calibri" w:eastAsia="Calibri" w:cs="Calibri"/>
+          <w:rFonts w:ascii="Calibri" w:eastAsia="Calibri" w:hAnsi="Calibri" w:cs="Calibri"/>
+        </w:rPr>
+      </w:pPr>
+      <w:r>
+        <w:rPr>
+          <w:rFonts w:ascii="Calibri" w:eastAsia="Calibri" w:hAnsi="Calibri" w:cs="Calibri"/>
         </w:rPr>
         <w:t>Magnetic Resonance Spectroscopy (MRS) is a sensitive non-invasive technique to quantitatively measure brain metabolism using readily available clinical MRI scanners. Thousands of papers have been published that have successfully used this technique as a biomarker of pathology/injury and outcome across a broad range of clinical applications such as providing a virtual biopsy of brain tumors, prognosis of outcome after brain injury, early diagnosis of Alzheimer’s disease, and can be the only means of non-invasively monitoring the altered metabolism as the result of genetic disorders, to name a few</w:t>
       </w:r>
       <w:r>
         <w:rPr>
-          <w:rFonts w:ascii="Calibri" w:hAnsi="Calibri" w:eastAsia="Calibri" w:cs="Calibri"/>
+          <w:rFonts w:ascii="Calibri" w:eastAsia="Calibri" w:hAnsi="Calibri" w:cs="Calibri"/>
         </w:rPr>
         <w:t xml:space="preserve"> </w:t>
       </w:r>
       <w:r>
         <w:rPr>
-          <w:rFonts w:ascii="Calibri" w:hAnsi="Calibri" w:eastAsia="Calibri" w:cs="Calibri"/>
+          <w:rFonts w:ascii="Calibri" w:eastAsia="Calibri" w:hAnsi="Calibri" w:cs="Calibri"/>
         </w:rPr>
         <w:fldChar w:fldCharType="begin"/>
       </w:r>
       <w:r>
         <w:rPr>
-          <w:rFonts w:ascii="Calibri" w:hAnsi="Calibri" w:eastAsia="Calibri" w:cs="Calibri"/>
+          <w:rFonts w:ascii="Calibri" w:eastAsia="Calibri" w:hAnsi="Calibri" w:cs="Calibri"/>
         </w:rPr>
         <w:instrText xml:space="preserve"> ADDIN ZOTERO_ITEM CSL_CITATION {"citationID":"4D4HdInz","properties":{"formattedCitation":"(\\uc0\\u214{}z et al. 2014)","plainCitation":"(Öz et al. 2014)","noteIndex":0},"citationItems":[{"id":6674,"uris":["http://zotero.org/users/3048964/items/LGMBIXZU"],"itemData":{"id":6674,"type":"article-journal","abstract":"A large body of published work shows that proton (hydrogen 1 [1H]) magnetic resonance (MR) spectroscopy has evolved from a research tool into a clinical neuroimaging modality. Herein, the authors present a summary of brain disorders in which MR spectroscopy has an impact on patient management, together with a critical consideration of common data acquisition and processing procedures. The article documents the impact of 1H MR spectroscopy in the clinical evaluation of disorders of the central nervous system. The clinical usefulness of 1H MR spectroscopy has been established for brain neoplasms, neonatal and pediatric disorders (hypoxia-ischemia, inherited metabolic diseases, and traumatic brain injury), demyelinating disorders, and infectious brain lesions. The growing list of disorders for which 1H MR spectroscopy may contribute to patient management extends to neurodegenerative diseases, epilepsy, and stroke. To facilitate expanded clinical acceptance and standardization of MR spectroscopy methodology, guidelines are provided for data acquisition and analysis, quality assessment, and interpretation. Finally, the authors offer recommendations to expedite the use of robust MR spectroscopy methodology in the clinical setting, including incorporation of technical advances on clinical units.\n\n© RSNA, 2014\n\nOnline supplemental material is available for this article.","container-title":"Radiology","DOI":"10.1148/radiol.13130531","ISSN":"0033-8419","issue":"3","note":"publisher: Radiological Society of North America","page":"658-679","source":"pubs.rsna.org (Atypon)","title":"Clinical Proton MR Spectroscopy in Central Nervous System Disorders","volume":"270","author":[{"family":"Öz","given":"Gülin"},{"family":"Alger","given":"Jeffry R."},{"family":"Barker","given":"Peter B."},{"family":"Bartha","given":"Robert"},{"family":"Bizzi","given":"Alberto"},{"family":"Boesch","given":"Chris"},{"family":"Bolan","given":"Patrick J."},{"family":"Brindle","given":"Kevin M."},{"family":"Cudalbu","given":"Cristina"},{"family":"Dinçer","given":"Alp"},{"family":"Dydak","given":"Ulrike"},{"family":"Emir","given":"Uzay E."},{"family":"Frahm","given":"Jens"},{"family":"González","given":"Ramón Gilberto"},{"family":"Gruber","given":"Stephan"},{"family":"Gruetter","given":"Rolf"},{"family":"Gupta","given":"Rakesh K."},{"family":"Heerschap","given":"Arend"},{"family":"Henning","given":"Anke"},{"family":"Hetherington","given":"Hoby P."},{"family":"Howe","given":"Franklyn A."},{"family":"Hüppi","given":"Petra S."},{"family":"Hurd","given":"Ralph E."},{"family":"Kantarci","given":"Kejal"},{"family":"Klomp","given":"Dennis W. J."},{"family":"Kreis","given":"Roland"},{"family":"Kruiskamp","given":"Marijn J."},{"family":"Leach","given":"Martin O."},{"family":"Lin","given":"Alexander P."},{"family":"Luijten","given":"Peter R."},{"family":"Marjańska","given":"Małgorzata"},{"family":"Maudsley","given":"Andrew A."},{"family":"Meyerhoff","given":"Dieter J."},{"family":"Mountford","given":"Carolyn E."},{"family":"Nelson","given":"Sarah J."},{"family":"Pamir","given":"M. Necmettin"},{"family":"Pan","given":"Jullie W."},{"family":"Peet","given":"Andrew C."},{"family":"Poptani","given":"Harish"},{"family":"Posse","given":"Stefan"},{"family":"Pouwels","given":"Petra J. W."},{"family":"Ratai","given":"Eva-Maria"},{"family":"Ross","given":"Brian D."},{"family":"Scheenen","given":"Tom W. J."},{"family":"Schuster","given":"Christian"},{"family":"Smith","given":"Ian C. P."},{"family":"Soher","given":"Brian J."},{"family":"Tkáč","given":"Ivan"},{"family":"Vigneron","given":"Daniel B."},{"family":"Kauppinen","given":"Risto A."}],"issued":{"date-parts":[["2014",3]]},"citation-key":"ozClinicalProtonMR2014"}}],"schema":"https://github.com/citation-style-language/schema/raw/master/csl-citation.json"} </w:instrText>
       </w:r>
       <w:r>
         <w:rPr>
-          <w:rFonts w:ascii="Calibri" w:hAnsi="Calibri" w:eastAsia="Calibri" w:cs="Calibri"/>
+          <w:rFonts w:ascii="Calibri" w:eastAsia="Calibri" w:hAnsi="Calibri" w:cs="Calibri"/>
         </w:rPr>
         <w:fldChar w:fldCharType="separate"/>
       </w:r>
@@ -4461,37 +4452,37 @@
       </w:r>
       <w:r>
         <w:rPr>
-          <w:rFonts w:ascii="Calibri" w:hAnsi="Calibri" w:eastAsia="Calibri" w:cs="Calibri"/>
+          <w:rFonts w:ascii="Calibri" w:eastAsia="Calibri" w:hAnsi="Calibri" w:cs="Calibri"/>
         </w:rPr>
         <w:fldChar w:fldCharType="end"/>
       </w:r>
       <w:r>
         <w:rPr>
-          <w:rFonts w:ascii="Calibri" w:hAnsi="Calibri" w:eastAsia="Calibri" w:cs="Calibri"/>
+          <w:rFonts w:ascii="Calibri" w:eastAsia="Calibri" w:hAnsi="Calibri" w:cs="Calibri"/>
         </w:rPr>
         <w:t>. However, the wider use of MR spectroscopy across CNS pathologies is hampered by the lack of standardization and adequate normative data</w:t>
       </w:r>
       <w:r>
         <w:rPr>
-          <w:rFonts w:ascii="Calibri" w:hAnsi="Calibri" w:eastAsia="Calibri" w:cs="Calibri"/>
+          <w:rFonts w:ascii="Calibri" w:eastAsia="Calibri" w:hAnsi="Calibri" w:cs="Calibri"/>
         </w:rPr>
         <w:t xml:space="preserve"> </w:t>
       </w:r>
       <w:r>
         <w:rPr>
-          <w:rFonts w:ascii="Calibri" w:hAnsi="Calibri" w:eastAsia="Calibri" w:cs="Calibri"/>
+          <w:rFonts w:ascii="Calibri" w:eastAsia="Calibri" w:hAnsi="Calibri" w:cs="Calibri"/>
         </w:rPr>
         <w:fldChar w:fldCharType="begin"/>
       </w:r>
       <w:r>
         <w:rPr>
-          <w:rFonts w:ascii="Calibri" w:hAnsi="Calibri" w:eastAsia="Calibri" w:cs="Calibri"/>
+          <w:rFonts w:ascii="Calibri" w:eastAsia="Calibri" w:hAnsi="Calibri" w:cs="Calibri"/>
         </w:rPr>
         <w:instrText xml:space="preserve"> ADDIN ZOTERO_ITEM CSL_CITATION {"citationID":"1CNawae7","properties":{"formattedCitation":"(Choi and Kreis 2021)","plainCitation":"(Choi and Kreis 2021)","noteIndex":0},"citationItems":[{"id":1307,"uris":["http://zotero.org/users/3048964/items/RERP65TQ"],"itemData":{"id":1307,"type":"article-journal","container-title":"NMR in Biomedicine","DOI":"10.1002/nbm.4504","ISSN":"1099-1492","issue":"5","language":"en","note":"_eprint: https://onlinelibrary.wiley.com/doi/pdf/10.1002/nbm.4504","page":"e4504","source":"Wiley Online Library","title":"Advanced methodology for in vivo magnetic resonance spectroscopy","volume":"34","author":[{"family":"Choi","given":"In-Young"},{"family":"Kreis","given":"Roland"}],"issued":{"date-parts":[["2021"]]},"citation-key":"choiAdvancedMethodologyVivo2021"}}],"schema":"https://github.com/citation-style-language/schema/raw/master/csl-citation.json"} </w:instrText>
       </w:r>
       <w:r>
         <w:rPr>
-          <w:rFonts w:ascii="Calibri" w:hAnsi="Calibri" w:eastAsia="Calibri" w:cs="Calibri"/>
+          <w:rFonts w:ascii="Calibri" w:eastAsia="Calibri" w:hAnsi="Calibri" w:cs="Calibri"/>
         </w:rPr>
         <w:fldChar w:fldCharType="separate"/>
       </w:r>
@@ -4503,25 +4494,25 @@
       </w:r>
       <w:r>
         <w:rPr>
-          <w:rFonts w:ascii="Calibri" w:hAnsi="Calibri" w:eastAsia="Calibri" w:cs="Calibri"/>
+          <w:rFonts w:ascii="Calibri" w:eastAsia="Calibri" w:hAnsi="Calibri" w:cs="Calibri"/>
         </w:rPr>
         <w:fldChar w:fldCharType="end"/>
       </w:r>
       <w:r>
         <w:rPr>
-          <w:rFonts w:ascii="Calibri" w:hAnsi="Calibri" w:eastAsia="Calibri" w:cs="Calibri"/>
+          <w:rFonts w:ascii="Calibri" w:eastAsia="Calibri" w:hAnsi="Calibri" w:cs="Calibri"/>
         </w:rPr>
         <w:t xml:space="preserve">. Unlike imaging methods such as structural MRI or diffusion tensor imaging, there has been little work to harmonize MRS methods, data, and analysis methods despite the </w:t>
       </w:r>
       <w:r>
         <w:rPr>
-          <w:rFonts w:ascii="Calibri" w:hAnsi="Calibri" w:eastAsia="Calibri" w:cs="Calibri"/>
+          <w:rFonts w:ascii="Calibri" w:eastAsia="Calibri" w:hAnsi="Calibri" w:cs="Calibri"/>
         </w:rPr>
         <w:t>great potential for</w:t>
       </w:r>
       <w:r>
         <w:rPr>
-          <w:rFonts w:ascii="Calibri" w:hAnsi="Calibri" w:eastAsia="Calibri" w:cs="Calibri"/>
+          <w:rFonts w:ascii="Calibri" w:eastAsia="Calibri" w:hAnsi="Calibri" w:cs="Calibri"/>
         </w:rPr>
         <w:t xml:space="preserve"> quantitative, and informative biomarkers of disease. </w:t>
       </w:r>
@@ -4533,43 +4524,43 @@
       </w:pPr>
       <w:r>
         <w:rPr>
-          <w:rFonts w:ascii="Calibri" w:hAnsi="Calibri" w:eastAsia="Calibri" w:cs="Calibri"/>
+          <w:rFonts w:ascii="Calibri" w:eastAsia="Calibri" w:hAnsi="Calibri" w:cs="Calibri"/>
         </w:rPr>
         <w:t xml:space="preserve">ENIGMA (Enhanced NeuroImaging Genetics through MetaAnalysis) is a network that brings together researchers in imaging fields to share ideas, algorithms, data, and information.  The ENIGMA MRS group previously published a technical introduction to the use of MRS in pediatric and adult traumatic brain injury, outlining several considerations and recommendations to improve </w:t>
       </w:r>
       <w:r>
         <w:rPr>
-          <w:rFonts w:ascii="Calibri" w:hAnsi="Calibri" w:eastAsia="Calibri" w:cs="Calibri"/>
+          <w:rFonts w:ascii="Calibri" w:eastAsia="Calibri" w:hAnsi="Calibri" w:cs="Calibri"/>
         </w:rPr>
         <w:t xml:space="preserve">studies </w:t>
       </w:r>
       <w:r>
         <w:rPr>
-          <w:rFonts w:ascii="Calibri" w:hAnsi="Calibri" w:eastAsia="Calibri" w:cs="Calibri"/>
+          <w:rFonts w:ascii="Calibri" w:eastAsia="Calibri" w:hAnsi="Calibri" w:cs="Calibri"/>
         </w:rPr>
         <w:t>within this injury group</w:t>
       </w:r>
       <w:r>
         <w:rPr>
-          <w:rFonts w:ascii="Calibri" w:hAnsi="Calibri" w:eastAsia="Calibri" w:cs="Calibri"/>
+          <w:rFonts w:ascii="Calibri" w:eastAsia="Calibri" w:hAnsi="Calibri" w:cs="Calibri"/>
         </w:rPr>
         <w:t xml:space="preserve"> </w:t>
       </w:r>
       <w:r>
         <w:rPr>
-          <w:rFonts w:ascii="Calibri" w:hAnsi="Calibri" w:eastAsia="Calibri" w:cs="Calibri"/>
+          <w:rFonts w:ascii="Calibri" w:eastAsia="Calibri" w:hAnsi="Calibri" w:cs="Calibri"/>
         </w:rPr>
         <w:fldChar w:fldCharType="begin"/>
       </w:r>
       <w:r>
         <w:rPr>
-          <w:rFonts w:ascii="Calibri" w:hAnsi="Calibri" w:eastAsia="Calibri" w:cs="Calibri"/>
+          <w:rFonts w:ascii="Calibri" w:eastAsia="Calibri" w:hAnsi="Calibri" w:cs="Calibri"/>
         </w:rPr>
         <w:instrText xml:space="preserve"> ADDIN ZOTERO_ITEM CSL_CITATION {"citationID":"m28eGdsH","properties":{"formattedCitation":"(Bartnik-Olson et al. 2021)","plainCitation":"(Bartnik-Olson et al. 2021)","noteIndex":0},"citationItems":[{"id":1264,"uris":["http://zotero.org/users/3048964/items/DQ4UMD5H"],"itemData":{"id":1264,"type":"article-journal","abstract":"Proton (1H) magnetic resonance spectroscopy provides a non-invasive and quantitative measure of brain metabolites. Traumatic brain injury impacts cerebral metabolism and a number of research groups have successfully used this technique as a biomarker of injury and/or outcome in both pediatric and adult TBI populations. However, this technique is underutilized, with studies being performed primarily at centers with access to MR research support. In this paper we present a technical introduction to the acquisition and analysis of in vivo 1H magnetic resonance spectroscopy and review 1H magnetic resonance spectroscopy findings in different injury populations. In addition, we propose a basic 1H magnetic resonance spectroscopy data acquisition scheme (Supplemental Information) that can be added to any imaging protocol, regardless of clinical magnetic resonance platform. We outline a number of considerations for study design as a way of encouraging the use of 1H magnetic resonance spectroscopy in the study of traumatic brain injury, as well as recommendations to improve data harmonization across groups already using this technique.","container-title":"Brain Imaging and Behavior","DOI":"10.1007/s11682-020-00330-6","ISSN":"1931-7565","issue":"2","journalAbbreviation":"Brain Imaging and Behavior","language":"en","page":"504-525","source":"Springer Link","title":"The clinical utility of proton magnetic resonance spectroscopy in traumatic brain injury: recommendations from the ENIGMA MRS working group","title-short":"The clinical utility of proton magnetic resonance spectroscopy in traumatic brain injury","volume":"15","author":[{"family":"Bartnik-Olson","given":"Brenda L."},{"family":"Alger","given":"Jeffry R."},{"family":"Babikian","given":"Talin"},{"family":"Harris","given":"Ashley D."},{"family":"Holshouser","given":"Barbara"},{"family":"Kirov","given":"Ivan I."},{"family":"Maudsley","given":"Andrew A."},{"family":"Thompson","given":"Paul M."},{"family":"Dennis","given":"Emily L."},{"family":"Tate","given":"David F."},{"family":"Wilde","given":"Elisabeth A."},{"family":"Lin","given":"Alexander"}],"issued":{"date-parts":[["2021",4,1]]},"citation-key":"bartnik-olsonClinicalUtilityProton2021"}}],"schema":"https://github.com/citation-style-language/schema/raw/master/csl-citation.json"} </w:instrText>
       </w:r>
       <w:r>
         <w:rPr>
-          <w:rFonts w:ascii="Calibri" w:hAnsi="Calibri" w:eastAsia="Calibri" w:cs="Calibri"/>
+          <w:rFonts w:ascii="Calibri" w:eastAsia="Calibri" w:hAnsi="Calibri" w:cs="Calibri"/>
         </w:rPr>
         <w:fldChar w:fldCharType="separate"/>
       </w:r>
@@ -4581,43 +4572,43 @@
       </w:r>
       <w:r>
         <w:rPr>
-          <w:rFonts w:ascii="Calibri" w:hAnsi="Calibri" w:eastAsia="Calibri" w:cs="Calibri"/>
+          <w:rFonts w:ascii="Calibri" w:eastAsia="Calibri" w:hAnsi="Calibri" w:cs="Calibri"/>
         </w:rPr>
         <w:fldChar w:fldCharType="end"/>
       </w:r>
       <w:r>
         <w:rPr>
-          <w:rFonts w:ascii="Calibri" w:hAnsi="Calibri" w:eastAsia="Calibri" w:cs="Calibri"/>
+          <w:rFonts w:ascii="Calibri" w:eastAsia="Calibri" w:hAnsi="Calibri" w:cs="Calibri"/>
         </w:rPr>
         <w:t xml:space="preserve"> </w:t>
       </w:r>
       <w:r>
         <w:rPr>
-          <w:rFonts w:ascii="Calibri" w:hAnsi="Calibri" w:eastAsia="Calibri" w:cs="Calibri"/>
+          <w:rFonts w:ascii="Calibri" w:eastAsia="Calibri" w:hAnsi="Calibri" w:cs="Calibri"/>
         </w:rPr>
         <w:t>and more recently has published on considerations of data harmonization across multiple sides, with considerations of prospective study d</w:t>
       </w:r>
       <w:r>
         <w:rPr>
-          <w:rFonts w:ascii="Calibri" w:hAnsi="Calibri" w:eastAsia="Calibri" w:cs="Calibri"/>
+          <w:rFonts w:ascii="Calibri" w:eastAsia="Calibri" w:hAnsi="Calibri" w:cs="Calibri"/>
         </w:rPr>
         <w:t xml:space="preserve">esigns as well as retrospective data aggregation </w:t>
       </w:r>
       <w:r>
         <w:rPr>
-          <w:rFonts w:ascii="Calibri" w:hAnsi="Calibri" w:eastAsia="Calibri" w:cs="Calibri"/>
+          <w:rFonts w:ascii="Calibri" w:eastAsia="Calibri" w:hAnsi="Calibri" w:cs="Calibri"/>
         </w:rPr>
         <w:fldChar w:fldCharType="begin"/>
       </w:r>
       <w:r>
         <w:rPr>
-          <w:rFonts w:ascii="Calibri" w:hAnsi="Calibri" w:eastAsia="Calibri" w:cs="Calibri"/>
+          <w:rFonts w:ascii="Calibri" w:eastAsia="Calibri" w:hAnsi="Calibri" w:cs="Calibri"/>
         </w:rPr>
         <w:instrText xml:space="preserve"> ADDIN ZOTERO_ITEM CSL_CITATION {"citationID":"j4NTyz4c","properties":{"formattedCitation":"(Harris et al. 2023)","plainCitation":"(Harris et al. 2023)","noteIndex":0},"citationItems":[{"id":7571,"uris":["http://zotero.org/users/3048964/items/M8M6UKAC"],"itemData":{"id":7571,"type":"article-journal","abstract":"&lt;p&gt;Magnetic resonance spectroscopy is a powerful, non-invasive, quantitative imaging technique that allows for the measurement of brain metabolites that has demonstrated utility in diagnosing and characterizing a broad range of neurological diseases. Its impact, however, has been limited due to small sample sizes and methodological variability in addition to intrinsic limitations of the method itself such as its sensitivity to motion. The lack of standardization from a data acquisition and data processing perspective makes it difficult to pool multiple studies and/or conduct multisite studies that are necessary for supporting clinically relevant findings. Based on the experience of the ENIGMA MRS work group and a review of the literature, this manuscript provides an overview of the current state of MRS data harmonization. Key factors that need to be taken into consideration when conducting both retrospective and prospective studies are described. These include (1) MRS acquisition issues such as pulse sequence, RF and B0 calibrations, echo time, and SNR; (2) data processing issues such as pre-processing steps, modeling, and quantitation; and (3) biological factors such as voxel location, age, sex, and pathology. Various approaches to MRS data harmonization are then described including meta-analysis, mega-analysis, linear modeling, ComBat and artificial intelligence approaches. The goal is to provide both novice and experienced readers with the necessary knowledge for conducting MRS data harmonization studies.&lt;/p&gt;","container-title":"Frontiers in Neurology","DOI":"10.3389/fneur.2022.1045678","ISSN":"1664-2295","journalAbbreviation":"Front. Neurol.","language":"English","note":"publisher: Frontiers","source":"Frontiers","title":"Harmonization of multi-scanner in vivo magnetic resonance spectroscopy: ENIGMA consortium task group considerations","title-short":"Harmonization of multi-scanner in vivo magnetic resonance spectroscopy","URL":"https://www.frontiersin.org/journals/neurology/articles/10.3389/fneur.2022.1045678/full","volume":"13","author":[{"family":"Harris","given":"Ashley D."},{"family":"Amiri","given":"Houshang"},{"family":"Bento","given":"Mariana"},{"family":"Cohen","given":"Ronald"},{"family":"Ching","given":"Christopher R. K."},{"family":"Cudalbu","given":"Christina"},{"family":"Dennis","given":"Emily L."},{"family":"Doose","given":"Arne"},{"family":"Ehrlich","given":"Stefan"},{"family":"Kirov","given":"Ivan I."},{"family":"Mekle","given":"Ralf"},{"family":"Oeltzschner","given":"Georg"},{"family":"Porges","given":"Eric"},{"family":"Souza","given":"Roberto"},{"family":"Tam","given":"Friederike I."},{"family":"Taylor","given":"Brian"},{"family":"Thompson","given":"Paul M."},{"family":"Quidé","given":"Yann"},{"family":"Wilde","given":"Elisabeth A."},{"family":"Williamson","given":"John"},{"family":"Lin","given":"Alexander P."},{"family":"Bartnik-Olson","given":"Brenda"}],"accessed":{"date-parts":[["2024",5,9]]},"issued":{"date-parts":[["2023",1,4]]},"citation-key":"harrisHarmonizationMultiscannerVivo2023a"}}],"schema":"https://github.com/citation-style-language/schema/raw/master/csl-citation.json"} </w:instrText>
       </w:r>
       <w:r>
         <w:rPr>
-          <w:rFonts w:ascii="Calibri" w:hAnsi="Calibri" w:eastAsia="Calibri" w:cs="Calibri"/>
+          <w:rFonts w:ascii="Calibri" w:eastAsia="Calibri" w:hAnsi="Calibri" w:cs="Calibri"/>
         </w:rPr>
         <w:fldChar w:fldCharType="separate"/>
       </w:r>
@@ -4629,49 +4620,49 @@
       </w:r>
       <w:r>
         <w:rPr>
-          <w:rFonts w:ascii="Calibri" w:hAnsi="Calibri" w:eastAsia="Calibri" w:cs="Calibri"/>
+          <w:rFonts w:ascii="Calibri" w:eastAsia="Calibri" w:hAnsi="Calibri" w:cs="Calibri"/>
         </w:rPr>
         <w:fldChar w:fldCharType="end"/>
       </w:r>
       <w:r>
         <w:rPr>
-          <w:rFonts w:ascii="Calibri" w:hAnsi="Calibri" w:eastAsia="Calibri" w:cs="Calibri"/>
+          <w:rFonts w:ascii="Calibri" w:eastAsia="Calibri" w:hAnsi="Calibri" w:cs="Calibri"/>
         </w:rPr>
         <w:t>.</w:t>
       </w:r>
       <w:r>
         <w:rPr>
-          <w:rFonts w:ascii="Calibri" w:hAnsi="Calibri" w:eastAsia="Calibri" w:cs="Calibri"/>
+          <w:rFonts w:ascii="Calibri" w:eastAsia="Calibri" w:hAnsi="Calibri" w:cs="Calibri"/>
         </w:rPr>
         <w:t xml:space="preserve"> The MRS Group represe</w:t>
       </w:r>
       <w:r>
         <w:rPr>
-          <w:rFonts w:ascii="Calibri" w:hAnsi="Calibri" w:eastAsia="Calibri" w:cs="Calibri"/>
+          <w:rFonts w:ascii="Calibri" w:eastAsia="Calibri" w:hAnsi="Calibri" w:cs="Calibri"/>
         </w:rPr>
         <w:t>nts major academic sites including Harvard Medical School, Loma Linda University, Johns Hopkins University, University of Calgary, University of Florida</w:t>
       </w:r>
       <w:r>
         <w:rPr>
-          <w:rFonts w:ascii="Calibri" w:hAnsi="Calibri" w:eastAsia="Calibri" w:cs="Calibri"/>
+          <w:rFonts w:ascii="Calibri" w:eastAsia="Calibri" w:hAnsi="Calibri" w:cs="Calibri"/>
         </w:rPr>
         <w:t>,</w:t>
       </w:r>
       <w:r>
         <w:rPr>
-          <w:rFonts w:ascii="Calibri" w:hAnsi="Calibri" w:eastAsia="Calibri" w:cs="Calibri"/>
+          <w:rFonts w:ascii="Calibri" w:eastAsia="Calibri" w:hAnsi="Calibri" w:cs="Calibri"/>
         </w:rPr>
         <w:t xml:space="preserve"> University</w:t>
       </w:r>
       <w:r>
         <w:rPr>
-          <w:rFonts w:ascii="Calibri" w:hAnsi="Calibri" w:eastAsia="Calibri" w:cs="Calibri"/>
+          <w:rFonts w:ascii="Calibri" w:eastAsia="Calibri" w:hAnsi="Calibri" w:cs="Calibri"/>
         </w:rPr>
         <w:t xml:space="preserve"> of Dresden, Charité Berlin, and others</w:t>
       </w:r>
       <w:r>
         <w:rPr>
-          <w:rFonts w:ascii="Calibri" w:hAnsi="Calibri" w:eastAsia="Calibri" w:cs="Calibri"/>
+          <w:rFonts w:ascii="Calibri" w:eastAsia="Calibri" w:hAnsi="Calibri" w:cs="Calibri"/>
         </w:rPr>
         <w:t>. Through the combination of these sites, the ENIGMA MRS study group has a unique collection of what is likely the world’s largest collection of MR spectroscopy data.  In addition, each of the sites have collected hundreds of spectroscopy cases of normative data across ages.</w:t>
       </w:r>
@@ -4680,7 +4671,7 @@
       <w:pPr>
         <w:pStyle w:val="Heading2"/>
       </w:pPr>
-      <w:bookmarkStart w:name="_Toc160102950" w:id="1"/>
+      <w:bookmarkStart w:id="1" w:name="_Toc160102950"/>
       <w:r>
         <w:t>Goals</w:t>
       </w:r>
@@ -4689,7 +4680,7 @@
     <w:p>
       <w:pPr>
         <w:rPr>
-          <w:rFonts w:ascii="Arial" w:hAnsi="Arial" w:eastAsia="Arial" w:cs="Arial"/>
+          <w:rFonts w:ascii="Arial" w:eastAsia="Arial" w:hAnsi="Arial" w:cs="Arial"/>
           <w:lang w:val="en"/>
         </w:rPr>
       </w:pPr>
@@ -4776,7 +4767,7 @@
       <w:pPr>
         <w:pStyle w:val="Heading2"/>
       </w:pPr>
-      <w:bookmarkStart w:name="_Toc160102951" w:id="2"/>
+      <w:bookmarkStart w:id="2" w:name="_Toc160102951"/>
       <w:r>
         <w:t>Eligible datasets</w:t>
       </w:r>
@@ -4875,7 +4866,7 @@
       <w:pPr>
         <w:pStyle w:val="Heading2"/>
       </w:pPr>
-      <w:bookmarkStart w:name="_Toc160102952" w:id="3"/>
+      <w:bookmarkStart w:id="3" w:name="_Toc160102952"/>
       <w:r>
         <w:t>Contact</w:t>
       </w:r>
@@ -4902,7 +4893,7 @@
       <w:r>
         <w:tab/>
       </w:r>
-      <w:hyperlink w:history="1" r:id="rId10">
+      <w:hyperlink r:id="rId10" w:history="1">
         <w:r>
           <w:rPr>
             <w:rStyle w:val="Hyperlink"/>
@@ -4920,6 +4911,7 @@
         </w:numPr>
       </w:pPr>
       <w:r>
+        <w:lastRenderedPageBreak/>
         <w:t>Dr. Brenda Bartnik-Ols</w:t>
       </w:r>
       <w:r>
@@ -4957,7 +4949,7 @@
       <w:r>
         <w:tab/>
       </w:r>
-      <w:hyperlink w:history="1" r:id="rId12">
+      <w:hyperlink r:id="rId12" w:history="1">
         <w:r>
           <w:rPr>
             <w:rStyle w:val="Hyperlink"/>
@@ -4976,7 +4968,7 @@
       <w:r>
         <w:t>, please submit a GitHub issue at the Osprey repository (</w:t>
       </w:r>
-      <w:hyperlink w:history="1" r:id="rId13">
+      <w:hyperlink r:id="rId13" w:history="1">
         <w:r>
           <w:rPr>
             <w:rStyle w:val="Hyperlink"/>
@@ -5008,7 +5000,7 @@
       <w:r>
         <w:tab/>
       </w:r>
-      <w:hyperlink w:history="1" r:id="rId14">
+      <w:hyperlink r:id="rId14" w:history="1">
         <w:r>
           <w:rPr>
             <w:rStyle w:val="Hyperlink"/>
@@ -5057,6 +5049,7 @@
         <w:rPr>
           <w:rFonts w:eastAsia="Calibri"/>
         </w:rPr>
+        <w:lastRenderedPageBreak/>
         <w:t>Installation &amp; Setup</w:t>
       </w:r>
       <w:bookmarkEnd w:id="3"/>
@@ -5065,8 +5058,8 @@
       <w:pPr>
         <w:pStyle w:val="Heading2"/>
       </w:pPr>
-      <w:bookmarkStart w:name="_Ref158885861" w:id="4"/>
-      <w:bookmarkStart w:name="_Toc160102953" w:id="5"/>
+      <w:bookmarkStart w:id="4" w:name="_Ref158885861"/>
+      <w:bookmarkStart w:id="5" w:name="_Toc160102953"/>
       <w:r>
         <w:t>System requirements</w:t>
       </w:r>
@@ -5194,8 +5187,8 @@
       <w:pPr>
         <w:pStyle w:val="Heading2"/>
       </w:pPr>
-      <w:bookmarkStart w:name="_Ref158110678" w:id="6"/>
-      <w:bookmarkStart w:name="_Toc160102954" w:id="7"/>
+      <w:bookmarkStart w:id="6" w:name="_Ref158110678"/>
+      <w:bookmarkStart w:id="7" w:name="_Toc160102954"/>
       <w:r>
         <w:t>Setup instructions</w:t>
       </w:r>
@@ -5244,7 +5237,7 @@
       <w:r>
         <w:rPr>
           <w:rStyle w:val="Strong"/>
-          <w:rFonts w:asciiTheme="minorHAnsi" w:hAnsiTheme="minorHAnsi" w:eastAsiaTheme="majorEastAsia" w:cstheme="minorHAnsi"/>
+          <w:rFonts w:asciiTheme="minorHAnsi" w:eastAsiaTheme="majorEastAsia" w:hAnsiTheme="minorHAnsi" w:cstheme="minorHAnsi"/>
           <w:sz w:val="22"/>
           <w:szCs w:val="22"/>
         </w:rPr>
@@ -5290,11 +5283,11 @@
         </w:rPr>
         <w:t>from its </w:t>
       </w:r>
-      <w:hyperlink w:history="1" r:id="rId15">
+      <w:hyperlink r:id="rId15" w:history="1">
         <w:r>
           <w:rPr>
             <w:rStyle w:val="Hyperlink"/>
-            <w:rFonts w:asciiTheme="minorHAnsi" w:hAnsiTheme="minorHAnsi" w:eastAsiaTheme="majorEastAsia" w:cstheme="minorHAnsi"/>
+            <w:rFonts w:asciiTheme="minorHAnsi" w:eastAsiaTheme="majorEastAsia" w:hAnsiTheme="minorHAnsi" w:cstheme="minorHAnsi"/>
             <w:sz w:val="22"/>
             <w:szCs w:val="22"/>
           </w:rPr>
@@ -5339,7 +5332,7 @@
       <w:r>
         <w:rPr>
           <w:rStyle w:val="Strong"/>
-          <w:rFonts w:asciiTheme="minorHAnsi" w:hAnsiTheme="minorHAnsi" w:eastAsiaTheme="majorEastAsia" w:cstheme="minorHAnsi"/>
+          <w:rFonts w:asciiTheme="minorHAnsi" w:eastAsiaTheme="majorEastAsia" w:hAnsiTheme="minorHAnsi" w:cstheme="minorHAnsi"/>
           <w:sz w:val="22"/>
           <w:szCs w:val="22"/>
         </w:rPr>
@@ -5353,11 +5346,11 @@
         </w:rPr>
         <w:t> </w:t>
       </w:r>
-      <w:hyperlink w:history="1" r:id="rId16">
+      <w:hyperlink r:id="rId16" w:history="1">
         <w:r>
           <w:rPr>
             <w:rStyle w:val="Hyperlink"/>
-            <w:rFonts w:asciiTheme="minorHAnsi" w:hAnsiTheme="minorHAnsi" w:eastAsiaTheme="majorEastAsia" w:cstheme="minorHAnsi"/>
+            <w:rFonts w:asciiTheme="minorHAnsi" w:eastAsiaTheme="majorEastAsia" w:hAnsiTheme="minorHAnsi" w:cstheme="minorHAnsi"/>
             <w:color w:val="2E74B5" w:themeColor="accent5" w:themeShade="BF"/>
             <w:sz w:val="22"/>
             <w:szCs w:val="22"/>
@@ -5389,7 +5382,7 @@
         </w:rPr>
         <w:t>If you run an Apple Silicon processor (M1 and later), please download the </w:t>
       </w:r>
-      <w:hyperlink w:history="1" r:id="rId17">
+      <w:hyperlink r:id="rId17" w:history="1">
         <w:r>
           <w:rPr>
             <w:rStyle w:val="Hyperlink"/>
@@ -5449,7 +5442,7 @@
       <w:r>
         <w:rPr>
           <w:rStyle w:val="HTMLCode"/>
-          <w:rFonts w:asciiTheme="minorHAnsi" w:hAnsiTheme="minorHAnsi" w:eastAsiaTheme="majorEastAsia" w:cstheme="minorHAnsi"/>
+          <w:rFonts w:asciiTheme="minorHAnsi" w:eastAsiaTheme="majorEastAsia" w:hAnsiTheme="minorHAnsi" w:cstheme="minorHAnsi"/>
           <w:sz w:val="22"/>
           <w:szCs w:val="22"/>
         </w:rPr>
@@ -5478,11 +5471,11 @@
           <w:szCs w:val="22"/>
         </w:rPr>
       </w:pPr>
-      <w:hyperlink w:history="1" r:id="rId18">
+      <w:hyperlink r:id="rId18" w:history="1">
         <w:r>
           <w:rPr>
             <w:rStyle w:val="Hyperlink"/>
-            <w:rFonts w:asciiTheme="minorHAnsi" w:hAnsiTheme="minorHAnsi" w:eastAsiaTheme="majorEastAsia" w:cstheme="minorHAnsi"/>
+            <w:rFonts w:asciiTheme="minorHAnsi" w:eastAsiaTheme="majorEastAsia" w:hAnsiTheme="minorHAnsi" w:cstheme="minorHAnsi"/>
             <w:color w:val="2E74B5" w:themeColor="accent5" w:themeShade="BF"/>
             <w:sz w:val="22"/>
             <w:szCs w:val="22"/>
@@ -5513,11 +5506,11 @@
           <w:szCs w:val="22"/>
         </w:rPr>
       </w:pPr>
-      <w:hyperlink w:history="1" r:id="rId19">
+      <w:hyperlink r:id="rId19" w:history="1">
         <w:r>
           <w:rPr>
             <w:rStyle w:val="Hyperlink"/>
-            <w:rFonts w:asciiTheme="minorHAnsi" w:hAnsiTheme="minorHAnsi" w:eastAsiaTheme="majorEastAsia" w:cstheme="minorHAnsi"/>
+            <w:rFonts w:asciiTheme="minorHAnsi" w:eastAsiaTheme="majorEastAsia" w:hAnsiTheme="minorHAnsi" w:cstheme="minorHAnsi"/>
             <w:color w:val="2E74B5" w:themeColor="accent5" w:themeShade="BF"/>
             <w:sz w:val="22"/>
             <w:szCs w:val="22"/>
@@ -5548,11 +5541,11 @@
           <w:szCs w:val="22"/>
         </w:rPr>
       </w:pPr>
-      <w:hyperlink w:history="1" r:id="rId20">
+      <w:hyperlink r:id="rId20" w:history="1">
         <w:r>
           <w:rPr>
             <w:rStyle w:val="Hyperlink"/>
-            <w:rFonts w:asciiTheme="minorHAnsi" w:hAnsiTheme="minorHAnsi" w:eastAsiaTheme="majorEastAsia" w:cstheme="minorHAnsi"/>
+            <w:rFonts w:asciiTheme="minorHAnsi" w:eastAsiaTheme="majorEastAsia" w:hAnsiTheme="minorHAnsi" w:cstheme="minorHAnsi"/>
             <w:sz w:val="22"/>
             <w:szCs w:val="22"/>
           </w:rPr>
@@ -5674,6 +5667,7 @@
           <w:sz w:val="22"/>
           <w:szCs w:val="22"/>
         </w:rPr>
+        <w:lastRenderedPageBreak/>
         <w:t xml:space="preserve">Before you start the analysis, you </w:t>
       </w:r>
       <w:r>
@@ -5800,7 +5794,7 @@
         <w:t>stored them in a different directory than the default MATLAB path):</w:t>
       </w:r>
     </w:p>
-    <w:bookmarkStart w:name="_MON_1771662315" w:id="8"/>
+    <w:bookmarkStart w:id="8" w:name="_MON_1771662315"/>
     <w:bookmarkEnd w:id="8"/>
     <w:p>
       <w:pPr>
@@ -5814,7 +5808,7 @@
       </w:pPr>
       <w:r>
         <w:object w:dxaOrig="9360" w:dyaOrig="570" w14:anchorId="3F78213A">
-          <v:shapetype id="_x0000_t75" coordsize="21600,21600" filled="f" stroked="f" o:spt="75" o:preferrelative="t" path="m@4@5l@4@11@9@11@9@5xe">
+          <v:shapetype id="_x0000_t75" coordsize="21600,21600" o:spt="75" o:preferrelative="t" path="m@4@5l@4@11@9@11@9@5xe" filled="f" stroked="f">
             <v:stroke joinstyle="miter"/>
             <v:formulas>
               <v:f eqn="if lineDrawn pixelLineWidth 0"/>
@@ -5830,13 +5824,13 @@
               <v:f eqn="prod @7 21600 pixelHeight"/>
               <v:f eqn="sum @10 21600 0"/>
             </v:formulas>
-            <v:path gradientshapeok="t" o:connecttype="rect" o:extrusionok="f"/>
+            <v:path o:extrusionok="f" gradientshapeok="t" o:connecttype="rect"/>
             <o:lock v:ext="edit" aspectratio="t"/>
           </v:shapetype>
-          <v:shape id="_x0000_i1025" style="width:468pt;height:28.5pt" o:ole="" type="#_x0000_t75">
-            <v:imagedata o:title="" r:id="rId21"/>
+          <v:shape id="_x0000_i1025" type="#_x0000_t75" style="width:468pt;height:28.35pt" o:ole="">
+            <v:imagedata r:id="rId21" o:title=""/>
           </v:shape>
-          <o:OLEObject Type="Embed" ProgID="Word.OpenDocumentText.12" ShapeID="_x0000_i1025" DrawAspect="Content" ObjectID="_1802664169" r:id="rId22"/>
+          <o:OLEObject Type="Embed" ProgID="Word.OpenDocumentText.12" ShapeID="_x0000_i1025" DrawAspect="Content" ObjectID="_1804330779" r:id="rId22"/>
         </w:object>
       </w:r>
     </w:p>
@@ -5844,8 +5838,8 @@
       <w:pPr>
         <w:pStyle w:val="Heading2"/>
       </w:pPr>
-      <w:bookmarkStart w:name="_Ref160090919" w:id="9"/>
-      <w:bookmarkStart w:name="_Toc160102955" w:id="10"/>
+      <w:bookmarkStart w:id="9" w:name="_Ref160090919"/>
+      <w:bookmarkStart w:id="10" w:name="_Toc160102955"/>
       <w:r>
         <w:t>Testing the LCModel binary</w:t>
       </w:r>
@@ -5987,7 +5981,7 @@
               </wp:anchor>
             </w:drawing>
           </mc:Choice>
-          <mc:Fallback xmlns:a="http://schemas.openxmlformats.org/drawingml/2006/main" xmlns:pic="http://schemas.openxmlformats.org/drawingml/2006/picture" xmlns:a14="http://schemas.microsoft.com/office/drawing/2010/main" xmlns:arto="http://schemas.microsoft.com/office/word/2006/arto">
+          <mc:Fallback xmlns:arto="http://schemas.microsoft.com/office/word/2006/arto" xmlns:a14="http://schemas.microsoft.com/office/drawing/2010/main" xmlns:pic="http://schemas.openxmlformats.org/drawingml/2006/picture" xmlns:a="http://schemas.openxmlformats.org/drawingml/2006/main">
             <w:pict w14:anchorId="07E689C3">
               <v:group id="Group 1" style="position:absolute;margin-left:362.8pt;margin-top:.45pt;width:114.45pt;height:340.4pt;z-index:251658240" coordsize="14535,43230" o:spid="_x0000_s1026" w14:anchorId="0C261BE9" o:gfxdata="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">
                 <v:shape id="Picture 1" style="position:absolute;width:14535;height:37211;visibility:visible;mso-wrap-style:square" alt="A screenshot of a computer screen&#10;&#10;Description automatically generated" o:spid="_x0000_s1027" type="#_x0000_t75" o:gfxdata="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">
@@ -6097,7 +6091,7 @@
       <w:r>
         <w:t xml:space="preserve">clone the LCModel binary repository at </w:t>
       </w:r>
-      <w:hyperlink w:history="1" r:id="rId25">
+      <w:hyperlink r:id="rId25" w:history="1">
         <w:r>
           <w:rPr>
             <w:rStyle w:val="Hyperlink"/>
@@ -6154,7 +6148,7 @@
       </w:r>
       <w:r>
         <w:rPr>
-          <w:rFonts w:ascii="Courier New" w:hAnsi="Courier New" w:eastAsia="Courier New" w:cs="Courier New"/>
+          <w:rFonts w:ascii="Courier New" w:eastAsia="Courier New" w:hAnsi="Courier New" w:cs="Courier New"/>
           <w:b/>
           <w:bCs/>
         </w:rPr>
@@ -6171,7 +6165,7 @@
       </w:r>
       <w:r>
         <w:rPr>
-          <w:rFonts w:ascii="Courier New" w:hAnsi="Courier New" w:eastAsia="Courier New" w:cs="Courier New"/>
+          <w:rFonts w:ascii="Courier New" w:eastAsia="Courier New" w:hAnsi="Courier New" w:cs="Courier New"/>
           <w:b/>
           <w:bCs/>
         </w:rPr>
@@ -6369,7 +6363,7 @@
       <w:pPr>
         <w:pStyle w:val="Heading3"/>
       </w:pPr>
-      <w:bookmarkStart w:name="_Toc160102956" w:id="11"/>
+      <w:bookmarkStart w:id="11" w:name="_Toc160102956"/>
       <w:r>
         <w:t>Compiling your own LCModel binary</w:t>
       </w:r>
@@ -6385,6 +6379,7 @@
     </w:p>
     <w:p>
       <w:r>
+        <w:lastRenderedPageBreak/>
         <w:t>In that case, you will need to compile the LCModel executable yourself.</w:t>
       </w:r>
       <w:r>
@@ -6429,7 +6424,7 @@
       <w:r>
         <w:t xml:space="preserve">Please refer to the instructions at </w:t>
       </w:r>
-      <w:hyperlink w:history="1" r:id="rId26">
+      <w:hyperlink r:id="rId26" w:history="1">
         <w:r>
           <w:rPr>
             <w:rStyle w:val="Hyperlink"/>
@@ -6515,9 +6510,10 @@
       <w:pPr>
         <w:pStyle w:val="Heading1"/>
       </w:pPr>
-      <w:bookmarkStart w:name="_Ref159918234" w:id="12"/>
-      <w:bookmarkStart w:name="_Toc160102957" w:id="13"/>
-      <w:r>
+      <w:bookmarkStart w:id="12" w:name="_Ref159918234"/>
+      <w:bookmarkStart w:id="13" w:name="_Toc160102957"/>
+      <w:r>
+        <w:lastRenderedPageBreak/>
         <w:t>Preparing your data</w:t>
       </w:r>
       <w:bookmarkEnd w:id="12"/>
@@ -6643,7 +6639,7 @@
       <w:r>
         <w:t xml:space="preserve">and naming conventions </w:t>
       </w:r>
-      <w:hyperlink w:history="1" r:id="rId27">
+      <w:hyperlink r:id="rId27" w:history="1">
         <w:r>
           <w:rPr>
             <w:rStyle w:val="Hyperlink"/>
@@ -6658,15 +6654,15 @@
         <w:t>Very briefly, there are four main levels of the folder hierarchy:</w:t>
       </w:r>
     </w:p>
-    <w:bookmarkStart w:name="_MON_1769500405" w:id="14"/>
+    <w:bookmarkStart w:id="14" w:name="_MON_1769500405"/>
     <w:bookmarkEnd w:id="14"/>
     <w:p>
       <w:r>
         <w:object w:dxaOrig="9360" w:dyaOrig="1140" w14:anchorId="20159F1C">
-          <v:shape id="_x0000_i1026" style="width:468pt;height:57pt" o:ole="" type="#_x0000_t75">
-            <v:imagedata o:title="" r:id="rId28"/>
+          <v:shape id="_x0000_i1026" type="#_x0000_t75" style="width:468pt;height:57.1pt" o:ole="">
+            <v:imagedata r:id="rId28" o:title=""/>
           </v:shape>
-          <o:OLEObject Type="Embed" ProgID="Word.OpenDocumentText.12" ShapeID="_x0000_i1026" DrawAspect="Content" ObjectID="_1802664170" r:id="rId29"/>
+          <o:OLEObject Type="Embed" ProgID="Word.OpenDocumentText.12" ShapeID="_x0000_i1026" DrawAspect="Content" ObjectID="_1804330780" r:id="rId29"/>
         </w:object>
       </w:r>
     </w:p>
@@ -6751,15 +6747,15 @@
         <w:t>:</w:t>
       </w:r>
     </w:p>
-    <w:bookmarkStart w:name="_MON_1769500546" w:id="15"/>
+    <w:bookmarkStart w:id="15" w:name="_MON_1769500546"/>
     <w:bookmarkEnd w:id="15"/>
     <w:p>
       <w:r>
         <w:object w:dxaOrig="9360" w:dyaOrig="1425" w14:anchorId="346251F9">
-          <v:shape id="_x0000_i1027" style="width:468pt;height:71.25pt" o:ole="" type="#_x0000_t75">
-            <v:imagedata o:title="" r:id="rId30"/>
+          <v:shape id="_x0000_i1027" type="#_x0000_t75" style="width:468pt;height:71.25pt" o:ole="">
+            <v:imagedata r:id="rId30" o:title=""/>
           </v:shape>
-          <o:OLEObject Type="Embed" ProgID="Word.OpenDocumentText.12" ShapeID="_x0000_i1027" DrawAspect="Content" ObjectID="_1802664171" r:id="rId31"/>
+          <o:OLEObject Type="Embed" ProgID="Word.OpenDocumentText.12" ShapeID="_x0000_i1027" DrawAspect="Content" ObjectID="_1804330781" r:id="rId31"/>
         </w:object>
       </w:r>
     </w:p>
@@ -6795,7 +6791,7 @@
       <w:r>
         <w:t xml:space="preserve">data types, please refer to </w:t>
       </w:r>
-      <w:hyperlink w:history="1" r:id="rId32">
+      <w:hyperlink r:id="rId32" w:history="1">
         <w:r>
           <w:rPr>
             <w:rStyle w:val="Hyperlink"/>
@@ -7004,8 +7000,9 @@
       <w:pPr>
         <w:pStyle w:val="Heading2"/>
       </w:pPr>
-      <w:bookmarkStart w:name="_Toc160102958" w:id="16"/>
-      <w:r>
+      <w:bookmarkStart w:id="16" w:name="_Toc160102958"/>
+      <w:r>
+        <w:lastRenderedPageBreak/>
         <w:t xml:space="preserve">BIDS </w:t>
       </w:r>
       <w:r>
@@ -7058,15 +7055,15 @@
         <w:t xml:space="preserve"> is called by running</w:t>
       </w:r>
     </w:p>
-    <w:bookmarkStart w:name="_MON_1769506988" w:id="17"/>
+    <w:bookmarkStart w:id="17" w:name="_MON_1769506988"/>
     <w:bookmarkEnd w:id="17"/>
     <w:p>
       <w:r>
         <w:object w:dxaOrig="9360" w:dyaOrig="285" w14:anchorId="121F5C96">
-          <v:shape id="_x0000_i1028" style="width:468pt;height:14.25pt" o:ole="" type="#_x0000_t75">
-            <v:imagedata o:title="" r:id="rId33"/>
+          <v:shape id="_x0000_i1028" type="#_x0000_t75" style="width:468pt;height:14.2pt" o:ole="">
+            <v:imagedata r:id="rId33" o:title=""/>
           </v:shape>
-          <o:OLEObject Type="Embed" ProgID="Word.OpenDocumentText.12" ShapeID="_x0000_i1028" DrawAspect="Content" ObjectID="_1802664172" r:id="rId34"/>
+          <o:OLEObject Type="Embed" ProgID="Word.OpenDocumentText.12" ShapeID="_x0000_i1028" DrawAspect="Content" ObjectID="_1804330782" r:id="rId34"/>
         </w:object>
       </w:r>
     </w:p>
@@ -7218,7 +7215,6 @@
     </w:p>
     <w:p>
       <w:r>
-        <w:rPr/>
         <w:t>Once you have generated the basic BIDS folder structure, we recommend that you begin sorting your MRS data into the appropriate directories.</w:t>
       </w:r>
     </w:p>
@@ -7226,8 +7222,8 @@
       <w:pPr>
         <w:pStyle w:val="Heading2"/>
       </w:pPr>
-      <w:bookmarkStart w:name="_Toc160102959" w:id="18"/>
-      <w:bookmarkStart w:name="_Ref158894046" w:id="19"/>
+      <w:bookmarkStart w:id="18" w:name="_Toc160102959"/>
+      <w:bookmarkStart w:id="19" w:name="_Ref158894046"/>
       <w:r>
         <w:t>Converting raw data to NIfTI</w:t>
       </w:r>
@@ -7278,14 +7274,14 @@
       <w:r>
         <w:br/>
       </w:r>
-      <w:bookmarkStart w:name="_MON_1771668623" w:id="20"/>
+      <w:bookmarkStart w:id="20" w:name="_MON_1771668623"/>
       <w:bookmarkEnd w:id="20"/>
       <w:r>
         <w:object w:dxaOrig="9360" w:dyaOrig="285" w14:anchorId="6766FC55">
-          <v:shape id="_x0000_i1029" style="width:468pt;height:14.25pt" o:ole="" type="#_x0000_t75">
-            <v:imagedata o:title="" r:id="rId36"/>
+          <v:shape id="_x0000_i1029" type="#_x0000_t75" style="width:468pt;height:14.2pt" o:ole="">
+            <v:imagedata r:id="rId36" o:title=""/>
           </v:shape>
-          <o:OLEObject Type="Embed" ProgID="Word.OpenDocumentText.12" ShapeID="_x0000_i1029" DrawAspect="Content" ObjectID="_1802664173" r:id="rId37"/>
+          <o:OLEObject Type="Embed" ProgID="Word.OpenDocumentText.12" ShapeID="_x0000_i1029" DrawAspect="Content" ObjectID="_1804330783" r:id="rId37"/>
         </w:object>
       </w:r>
     </w:p>
@@ -7317,70 +7313,44 @@
         <w:t>For conventional short-TE data, you should use the following command:</w:t>
       </w:r>
     </w:p>
-    <w:bookmarkStart w:name="_MON_1771668936" w:id="21"/>
+    <w:bookmarkStart w:id="21" w:name="_MON_1771668936"/>
     <w:bookmarkEnd w:id="21"/>
     <w:p>
       <w:r>
         <w:object w:dxaOrig="9360" w:dyaOrig="1710" w14:anchorId="74EB36B9">
-          <v:shape id="_x0000_i1030" style="width:468pt;height:85.5pt" o:ole="" type="#_x0000_t75">
-            <v:imagedata o:title="" r:id="rId38"/>
+          <v:shape id="_x0000_i1030" type="#_x0000_t75" style="width:468pt;height:85.45pt" o:ole="">
+            <v:imagedata r:id="rId38" o:title=""/>
           </v:shape>
-          <o:OLEObject Type="Embed" ProgID="Word.OpenDocumentText.12" ShapeID="_x0000_i1030" DrawAspect="Content" ObjectID="_1802664174" r:id="rId39"/>
+          <o:OLEObject Type="Embed" ProgID="Word.OpenDocumentText.12" ShapeID="_x0000_i1030" DrawAspect="Content" ObjectID="_1804330784" r:id="rId39"/>
         </w:object>
       </w:r>
     </w:p>
     <w:p>
       <w:r>
+        <w:lastRenderedPageBreak/>
         <w:t>For example, the following script creates the files test001.nii.gz and test001.json in the same directory as test001.spar and test001.sdat.</w:t>
       </w:r>
     </w:p>
-    <w:bookmarkStart w:name="_MON_1771669340" w:id="22"/>
+    <w:bookmarkStart w:id="22" w:name="_MON_1771669340"/>
     <w:bookmarkEnd w:id="22"/>
     <w:p>
       <w:r>
         <w:object w:dxaOrig="9360" w:dyaOrig="285" w14:anchorId="7E9F3BFB">
-          <v:shape id="_x0000_i1031" style="width:468pt;height:14.25pt" o:ole="" type="#_x0000_t75">
-            <v:imagedata o:title="" r:id="rId40"/>
+          <v:shape id="_x0000_i1031" type="#_x0000_t75" style="width:468pt;height:14.2pt" o:ole="">
+            <v:imagedata r:id="rId40" o:title=""/>
           </v:shape>
-          <o:OLEObject Type="Embed" ProgID="Word.OpenDocumentText.12" ShapeID="_x0000_i1031" DrawAspect="Content" ObjectID="_1802664175" r:id="rId41"/>
+          <o:OLEObject Type="Embed" ProgID="Word.OpenDocumentText.12" ShapeID="_x0000_i1031" DrawAspect="Content" ObjectID="_1804330785" r:id="rId41"/>
         </w:object>
       </w:r>
     </w:p>
     <w:p>
       <w:r>
-        <w:rPr/>
-        <w:t>Metabolite (_</w:t>
-      </w:r>
-      <w:r>
-        <w:rPr/>
-        <w:t>raw_act.sdat</w:t>
-      </w:r>
-      <w:r>
-        <w:rPr/>
-        <w:t>) and water reference (_</w:t>
-      </w:r>
-      <w:r>
-        <w:rPr/>
-        <w:t>raw_ref.sdat</w:t>
-      </w:r>
-      <w:r>
-        <w:rPr/>
-        <w:t>) data need to be converted separately. Append the suffixes `</w:t>
-      </w:r>
-      <w:r>
-        <w:rPr/>
-        <w:t>svs`</w:t>
-      </w:r>
-      <w:r>
-        <w:rPr/>
-        <w:t xml:space="preserve"> and `</w:t>
-      </w:r>
-      <w:r>
-        <w:rPr/>
+        <w:t>Metabolite (_raw_act.sdat) and water reference (_raw_ref.sdat) data need to be converted separately. Append the suffixes `svs` and `</w:t>
+      </w:r>
+      <w:r>
         <w:t>mrs</w:t>
       </w:r>
       <w:r>
-        <w:rPr/>
         <w:t xml:space="preserve">ref` to the output file names as described in sections </w:t>
       </w:r>
       <w:r>
@@ -7393,14 +7363,12 @@
         <w:fldChar w:fldCharType="separate"/>
       </w:r>
       <w:r>
-        <w:rPr/>
         <w:t>3.3.1</w:t>
       </w:r>
       <w:r>
         <w:fldChar w:fldCharType="end"/>
       </w:r>
       <w:r>
-        <w:rPr/>
         <w:t xml:space="preserve"> and </w:t>
       </w:r>
       <w:r>
@@ -7413,14 +7381,12 @@
         <w:fldChar w:fldCharType="separate"/>
       </w:r>
       <w:r>
-        <w:rPr/>
         <w:t>3.3.2</w:t>
       </w:r>
       <w:r>
         <w:fldChar w:fldCharType="end"/>
       </w:r>
       <w:r>
-        <w:rPr/>
         <w:t>.</w:t>
       </w:r>
     </w:p>
@@ -7437,15 +7403,15 @@
         <w:t>For conventional short-TE data, you should use the following command:</w:t>
       </w:r>
     </w:p>
-    <w:bookmarkStart w:name="_MON_1771669970" w:id="23"/>
+    <w:bookmarkStart w:id="23" w:name="_MON_1771669970"/>
     <w:bookmarkEnd w:id="23"/>
     <w:p>
       <w:r>
         <w:object w:dxaOrig="9360" w:dyaOrig="1425" w14:anchorId="3DCD183A">
-          <v:shape id="_x0000_i1032" style="width:468pt;height:71.25pt" o:ole="" type="#_x0000_t75">
-            <v:imagedata o:title="" r:id="rId42"/>
+          <v:shape id="_x0000_i1032" type="#_x0000_t75" style="width:468pt;height:71.25pt" o:ole="">
+            <v:imagedata r:id="rId42" o:title=""/>
           </v:shape>
-          <o:OLEObject Type="Embed" ProgID="Word.OpenDocumentText.12" ShapeID="_x0000_i1032" DrawAspect="Content" ObjectID="_1802664176" r:id="rId43"/>
+          <o:OLEObject Type="Embed" ProgID="Word.OpenDocumentText.12" ShapeID="_x0000_i1032" DrawAspect="Content" ObjectID="_1804330786" r:id="rId43"/>
         </w:object>
       </w:r>
     </w:p>
@@ -7454,37 +7420,26 @@
         <w:t>For example, the following script creates the files test001.nii.gz and test001.json in the same directory as test001.rda.</w:t>
       </w:r>
     </w:p>
-    <w:bookmarkStart w:name="_MON_1771670018" w:id="24"/>
+    <w:bookmarkStart w:id="24" w:name="_MON_1771670018"/>
     <w:bookmarkEnd w:id="24"/>
     <w:p>
       <w:r>
         <w:object w:dxaOrig="9360" w:dyaOrig="285" w14:anchorId="00272F48">
-          <v:shape id="_x0000_i1033" style="width:468pt;height:14.25pt" o:ole="" type="#_x0000_t75">
-            <v:imagedata o:title="" r:id="rId44"/>
+          <v:shape id="_x0000_i1033" type="#_x0000_t75" style="width:468pt;height:14.2pt" o:ole="">
+            <v:imagedata r:id="rId44" o:title=""/>
           </v:shape>
-          <o:OLEObject Type="Embed" ProgID="Word.OpenDocumentText.12" ShapeID="_x0000_i1033" DrawAspect="Content" ObjectID="_1802664177" r:id="rId45"/>
+          <o:OLEObject Type="Embed" ProgID="Word.OpenDocumentText.12" ShapeID="_x0000_i1033" DrawAspect="Content" ObjectID="_1804330787" r:id="rId45"/>
         </w:object>
       </w:r>
     </w:p>
     <w:p>
       <w:r>
-        <w:rPr/>
-        <w:t>Metabolite and water reference data need to be converted separately. Append the suffixes `</w:t>
-      </w:r>
-      <w:r>
-        <w:rPr/>
-        <w:t>svs`</w:t>
-      </w:r>
-      <w:r>
-        <w:rPr/>
-        <w:t xml:space="preserve"> and `</w:t>
-      </w:r>
-      <w:r>
-        <w:rPr/>
+        <w:t>Metabolite and water reference data need to be converted separately. Append the suffixes `svs` and `</w:t>
+      </w:r>
+      <w:r>
         <w:t>mrs</w:t>
       </w:r>
       <w:r>
-        <w:rPr/>
         <w:t xml:space="preserve">ref` to the output file names as described in sections </w:t>
       </w:r>
       <w:r>
@@ -7497,14 +7452,12 @@
         <w:fldChar w:fldCharType="separate"/>
       </w:r>
       <w:r>
-        <w:rPr/>
         <w:t>3.3.1</w:t>
       </w:r>
       <w:r>
         <w:fldChar w:fldCharType="end"/>
       </w:r>
       <w:r>
-        <w:rPr/>
         <w:t xml:space="preserve"> and </w:t>
       </w:r>
       <w:r>
@@ -7517,14 +7470,12 @@
         <w:fldChar w:fldCharType="separate"/>
       </w:r>
       <w:r>
-        <w:rPr/>
         <w:t>3.3.2</w:t>
       </w:r>
       <w:r>
         <w:fldChar w:fldCharType="end"/>
       </w:r>
       <w:r>
-        <w:rPr/>
         <w:t>.</w:t>
       </w:r>
     </w:p>
@@ -7541,15 +7492,15 @@
         <w:t>The content of TWIX data varies considerably based on the sequence implementation and Siemens software version. First, inspect your data by typing</w:t>
       </w:r>
     </w:p>
-    <w:bookmarkStart w:name="_MON_1771670208" w:id="25"/>
+    <w:bookmarkStart w:id="25" w:name="_MON_1771670208"/>
     <w:bookmarkEnd w:id="25"/>
     <w:p>
       <w:r>
         <w:object w:dxaOrig="9360" w:dyaOrig="855" w14:anchorId="7A4D9832">
-          <v:shape id="_x0000_i1034" style="width:468pt;height:42.75pt" o:ole="" type="#_x0000_t75">
-            <v:imagedata o:title="" r:id="rId46"/>
+          <v:shape id="_x0000_i1034" type="#_x0000_t75" style="width:468pt;height:42.9pt" o:ole="">
+            <v:imagedata r:id="rId46" o:title=""/>
           </v:shape>
-          <o:OLEObject Type="Embed" ProgID="Word.OpenDocumentText.12" ShapeID="_x0000_i1034" DrawAspect="Content" ObjectID="_1802664178" r:id="rId47"/>
+          <o:OLEObject Type="Embed" ProgID="Word.OpenDocumentText.12" ShapeID="_x0000_i1034" DrawAspect="Content" ObjectID="_1804330788" r:id="rId47"/>
         </w:object>
       </w:r>
     </w:p>
@@ -7564,15 +7515,15 @@
         <w:t xml:space="preserve"> and multi-RAID files. You usually only want the actual data (but not noise scans), which should be contained in the RAID file called ‘image’ (typically the second file). If the above command returns something like (note the `image` in the last line):</w:t>
       </w:r>
     </w:p>
-    <w:bookmarkStart w:name="_MON_1771670673" w:id="26"/>
+    <w:bookmarkStart w:id="26" w:name="_MON_1771670673"/>
     <w:bookmarkEnd w:id="26"/>
     <w:p>
       <w:r>
         <w:object w:dxaOrig="9360" w:dyaOrig="1995" w14:anchorId="0DD4BB77">
-          <v:shape id="_x0000_i1035" style="width:468pt;height:99.75pt" o:ole="" type="#_x0000_t75">
-            <v:imagedata o:title="" r:id="rId48"/>
+          <v:shape id="_x0000_i1035" type="#_x0000_t75" style="width:468pt;height:99.65pt" o:ole="">
+            <v:imagedata r:id="rId48" o:title=""/>
           </v:shape>
-          <o:OLEObject Type="Embed" ProgID="Word.OpenDocumentText.12" ShapeID="_x0000_i1035" DrawAspect="Content" ObjectID="_1802664179" r:id="rId49"/>
+          <o:OLEObject Type="Embed" ProgID="Word.OpenDocumentText.12" ShapeID="_x0000_i1035" DrawAspect="Content" ObjectID="_1804330789" r:id="rId49"/>
         </w:object>
       </w:r>
     </w:p>
@@ -7581,15 +7532,15 @@
         <w:t>Then, you can extract the data with</w:t>
       </w:r>
     </w:p>
-    <w:bookmarkStart w:name="_MON_1771670798" w:id="27"/>
+    <w:bookmarkStart w:id="27" w:name="_MON_1771670798"/>
     <w:bookmarkEnd w:id="27"/>
     <w:p>
       <w:r>
         <w:object w:dxaOrig="9360" w:dyaOrig="1140" w14:anchorId="35288B7D">
-          <v:shape id="_x0000_i1036" style="width:468pt;height:57pt" o:ole="" type="#_x0000_t75">
-            <v:imagedata o:title="" r:id="rId50"/>
+          <v:shape id="_x0000_i1036" type="#_x0000_t75" style="width:468pt;height:57.1pt" o:ole="">
+            <v:imagedata r:id="rId50" o:title=""/>
           </v:shape>
-          <o:OLEObject Type="Embed" ProgID="Word.OpenDocumentText.12" ShapeID="_x0000_i1036" DrawAspect="Content" ObjectID="_1802664180" r:id="rId51"/>
+          <o:OLEObject Type="Embed" ProgID="Word.OpenDocumentText.12" ShapeID="_x0000_i1036" DrawAspect="Content" ObjectID="_1804330790" r:id="rId51"/>
         </w:object>
       </w:r>
     </w:p>
@@ -7598,37 +7549,26 @@
         <w:t>For example, the following script creates the files test001.nii.gz and test001.json in the same directory as test001.dat.</w:t>
       </w:r>
     </w:p>
-    <w:bookmarkStart w:name="_MON_1771670959" w:id="28"/>
+    <w:bookmarkStart w:id="28" w:name="_MON_1771670959"/>
     <w:bookmarkEnd w:id="28"/>
     <w:p>
       <w:r>
         <w:object w:dxaOrig="9360" w:dyaOrig="285" w14:anchorId="6F7C0A48">
-          <v:shape id="_x0000_i1037" style="width:468pt;height:14.25pt" o:ole="" type="#_x0000_t75">
-            <v:imagedata o:title="" r:id="rId52"/>
+          <v:shape id="_x0000_i1037" type="#_x0000_t75" style="width:468pt;height:14.2pt" o:ole="">
+            <v:imagedata r:id="rId52" o:title=""/>
           </v:shape>
-          <o:OLEObject Type="Embed" ProgID="Word.OpenDocumentText.12" ShapeID="_x0000_i1037" DrawAspect="Content" ObjectID="_1802664181" r:id="rId53"/>
+          <o:OLEObject Type="Embed" ProgID="Word.OpenDocumentText.12" ShapeID="_x0000_i1037" DrawAspect="Content" ObjectID="_1804330791" r:id="rId53"/>
         </w:object>
       </w:r>
     </w:p>
     <w:p>
       <w:r>
-        <w:rPr/>
-        <w:t>Metabolite and water reference data need to be converted separately. Append the suffixes `</w:t>
-      </w:r>
-      <w:r>
-        <w:rPr/>
-        <w:t>svs`</w:t>
-      </w:r>
-      <w:r>
-        <w:rPr/>
-        <w:t xml:space="preserve"> and `</w:t>
-      </w:r>
-      <w:r>
-        <w:rPr/>
+        <w:t>Metabolite and water reference data need to be converted separately. Append the suffixes `svs` and `</w:t>
+      </w:r>
+      <w:r>
         <w:t>mrs</w:t>
       </w:r>
       <w:r>
-        <w:rPr/>
         <w:t xml:space="preserve">ref` to the output file names as described in sections </w:t>
       </w:r>
       <w:r>
@@ -7641,14 +7581,12 @@
         <w:fldChar w:fldCharType="separate"/>
       </w:r>
       <w:r>
-        <w:rPr/>
         <w:t>3.3.1</w:t>
       </w:r>
       <w:r>
         <w:fldChar w:fldCharType="end"/>
       </w:r>
       <w:r>
-        <w:rPr/>
         <w:t xml:space="preserve"> and </w:t>
       </w:r>
       <w:r>
@@ -7661,14 +7599,12 @@
         <w:fldChar w:fldCharType="separate"/>
       </w:r>
       <w:r>
-        <w:rPr/>
         <w:t>3.3.2</w:t>
       </w:r>
       <w:r>
         <w:fldChar w:fldCharType="end"/>
       </w:r>
       <w:r>
-        <w:rPr/>
         <w:t>.</w:t>
       </w:r>
     </w:p>
@@ -7690,15 +7626,15 @@
         <w:t>For conventional short-TE data, you should use the following command:</w:t>
       </w:r>
     </w:p>
-    <w:bookmarkStart w:name="_MON_1771671606" w:id="29"/>
+    <w:bookmarkStart w:id="29" w:name="_MON_1771671606"/>
     <w:bookmarkEnd w:id="29"/>
     <w:p>
       <w:r>
         <w:object w:dxaOrig="9360" w:dyaOrig="1425" w14:anchorId="04A35E20">
-          <v:shape id="_x0000_i1038" style="width:468pt;height:71.25pt" o:ole="" type="#_x0000_t75">
-            <v:imagedata o:title="" r:id="rId54"/>
+          <v:shape id="_x0000_i1038" type="#_x0000_t75" style="width:468pt;height:71.25pt" o:ole="">
+            <v:imagedata r:id="rId54" o:title=""/>
           </v:shape>
-          <o:OLEObject Type="Embed" ProgID="Word.OpenDocumentText.12" ShapeID="_x0000_i1038" DrawAspect="Content" ObjectID="_1802664182" r:id="rId55"/>
+          <o:OLEObject Type="Embed" ProgID="Word.OpenDocumentText.12" ShapeID="_x0000_i1038" DrawAspect="Content" ObjectID="_1804330792" r:id="rId55"/>
         </w:object>
       </w:r>
     </w:p>
@@ -7707,45 +7643,26 @@
         <w:t>For example, the following script creates the files test001.nii.gz, test001.json, test001_ref.nii.gz, and test001_ref.json in the same directory as test001.7.</w:t>
       </w:r>
     </w:p>
-    <w:bookmarkStart w:name="_MON_1771671781" w:id="30"/>
+    <w:bookmarkStart w:id="30" w:name="_MON_1771671781"/>
     <w:bookmarkEnd w:id="30"/>
     <w:p>
       <w:r>
         <w:object w:dxaOrig="9360" w:dyaOrig="285" w14:anchorId="0A5EAFBF">
-          <v:shape id="_x0000_i1039" style="width:468pt;height:14.25pt" o:ole="" type="#_x0000_t75">
-            <v:imagedata o:title="" r:id="rId56"/>
+          <v:shape id="_x0000_i1039" type="#_x0000_t75" style="width:468pt;height:14.2pt" o:ole="">
+            <v:imagedata r:id="rId56" o:title=""/>
           </v:shape>
-          <o:OLEObject Type="Embed" ProgID="Word.OpenDocumentText.12" ShapeID="_x0000_i1039" DrawAspect="Content" ObjectID="_1802664183" r:id="rId57"/>
+          <o:OLEObject Type="Embed" ProgID="Word.OpenDocumentText.12" ShapeID="_x0000_i1039" DrawAspect="Content" ObjectID="_1804330793" r:id="rId57"/>
         </w:object>
       </w:r>
     </w:p>
     <w:p>
       <w:r>
-        <w:rPr/>
-        <w:t xml:space="preserve">Note that metabolite and water reference </w:t>
-      </w:r>
-      <w:r>
-        <w:rPr/>
-        <w:t>data need</w:t>
-      </w:r>
-      <w:r>
-        <w:rPr/>
-        <w:t xml:space="preserve"> do not need to be extracted or converted separately. However, make sure that you correctly append the suffixes `</w:t>
-      </w:r>
-      <w:r>
-        <w:rPr/>
-        <w:t>svs`</w:t>
-      </w:r>
-      <w:r>
-        <w:rPr/>
-        <w:t xml:space="preserve"> and `</w:t>
-      </w:r>
-      <w:r>
-        <w:rPr/>
+        <w:t>Note that metabolite and water reference data need do not need to be extracted or converted separately. However, make sure that you correctly append the suffixes `svs` and `</w:t>
+      </w:r>
+      <w:r>
         <w:t>mrs</w:t>
       </w:r>
       <w:r>
-        <w:rPr/>
         <w:t xml:space="preserve">ref` to the output file names as described in sections </w:t>
       </w:r>
       <w:r>
@@ -7758,14 +7675,12 @@
         <w:fldChar w:fldCharType="separate"/>
       </w:r>
       <w:r>
-        <w:rPr/>
         <w:t>3.3.1</w:t>
       </w:r>
       <w:r>
         <w:fldChar w:fldCharType="end"/>
       </w:r>
       <w:r>
-        <w:rPr/>
         <w:t xml:space="preserve"> and </w:t>
       </w:r>
       <w:r>
@@ -7778,14 +7693,12 @@
         <w:fldChar w:fldCharType="separate"/>
       </w:r>
       <w:r>
-        <w:rPr/>
         <w:t>3.3.2</w:t>
       </w:r>
       <w:r>
         <w:fldChar w:fldCharType="end"/>
       </w:r>
       <w:r>
-        <w:rPr/>
         <w:t>.</w:t>
       </w:r>
     </w:p>
@@ -7802,15 +7715,15 @@
         <w:t>For conventional short-TE data, you should use the following command:</w:t>
       </w:r>
     </w:p>
-    <w:bookmarkStart w:name="_MON_1771672729" w:id="31"/>
+    <w:bookmarkStart w:id="31" w:name="_MON_1771672729"/>
     <w:bookmarkEnd w:id="31"/>
     <w:p>
       <w:r>
         <w:object w:dxaOrig="9360" w:dyaOrig="1425" w14:anchorId="6D88D5C0">
-          <v:shape id="_x0000_i1040" style="width:468pt;height:71.25pt" o:ole="" type="#_x0000_t75">
-            <v:imagedata o:title="" r:id="rId58"/>
+          <v:shape id="_x0000_i1040" type="#_x0000_t75" style="width:468pt;height:71.25pt" o:ole="">
+            <v:imagedata r:id="rId58" o:title=""/>
           </v:shape>
-          <o:OLEObject Type="Embed" ProgID="Word.OpenDocumentText.12" ShapeID="_x0000_i1040" DrawAspect="Content" ObjectID="_1802664184" r:id="rId59"/>
+          <o:OLEObject Type="Embed" ProgID="Word.OpenDocumentText.12" ShapeID="_x0000_i1040" DrawAspect="Content" ObjectID="_1804330794" r:id="rId59"/>
         </w:object>
       </w:r>
     </w:p>
@@ -7824,37 +7737,27 @@
         <w:t>For example, the following script creates the files test001.nii.gz and test001.json in the same directory as test001.dcm.</w:t>
       </w:r>
     </w:p>
-    <w:bookmarkStart w:name="_MON_1771672857" w:id="32"/>
+    <w:bookmarkStart w:id="32" w:name="_MON_1771672857"/>
     <w:bookmarkEnd w:id="32"/>
     <w:p>
       <w:r>
         <w:object w:dxaOrig="9360" w:dyaOrig="285" w14:anchorId="357D1CC3">
-          <v:shape id="_x0000_i1041" style="width:468pt;height:14.25pt" o:ole="" type="#_x0000_t75">
-            <v:imagedata o:title="" r:id="rId60"/>
+          <v:shape id="_x0000_i1041" type="#_x0000_t75" style="width:468pt;height:14.2pt" o:ole="">
+            <v:imagedata r:id="rId60" o:title=""/>
           </v:shape>
-          <o:OLEObject Type="Embed" ProgID="Word.OpenDocumentText.12" ShapeID="_x0000_i1041" DrawAspect="Content" ObjectID="_1802664185" r:id="rId61"/>
+          <o:OLEObject Type="Embed" ProgID="Word.OpenDocumentText.12" ShapeID="_x0000_i1041" DrawAspect="Content" ObjectID="_1804330795" r:id="rId61"/>
         </w:object>
       </w:r>
     </w:p>
     <w:p>
       <w:r>
-        <w:rPr/>
-        <w:t>Metabolite and water reference data need to be converted separately. Append the suffixes `</w:t>
-      </w:r>
-      <w:r>
-        <w:rPr/>
-        <w:t>svs`</w:t>
-      </w:r>
-      <w:r>
-        <w:rPr/>
-        <w:t xml:space="preserve"> and `</w:t>
-      </w:r>
-      <w:r>
-        <w:rPr/>
+        <w:lastRenderedPageBreak/>
+        <w:t>Metabolite and water reference data need to be converted separately. Append the suffixes `svs` and `</w:t>
+      </w:r>
+      <w:r>
         <w:t>mrs</w:t>
       </w:r>
       <w:r>
-        <w:rPr/>
         <w:t xml:space="preserve">ref` to the output file names as described in sections </w:t>
       </w:r>
       <w:r>
@@ -7867,14 +7770,12 @@
         <w:fldChar w:fldCharType="separate"/>
       </w:r>
       <w:r>
-        <w:rPr/>
         <w:t>3.3.1</w:t>
       </w:r>
       <w:r>
         <w:fldChar w:fldCharType="end"/>
       </w:r>
       <w:r>
-        <w:rPr/>
         <w:t xml:space="preserve"> and </w:t>
       </w:r>
       <w:r>
@@ -7887,14 +7788,12 @@
         <w:fldChar w:fldCharType="separate"/>
       </w:r>
       <w:r>
-        <w:rPr/>
         <w:t>3.3.2</w:t>
       </w:r>
       <w:r>
         <w:fldChar w:fldCharType="end"/>
       </w:r>
       <w:r>
-        <w:rPr/>
         <w:t>.</w:t>
       </w:r>
     </w:p>
@@ -7911,15 +7810,15 @@
         <w:t>For conventional short-TE data, you should use the following command:</w:t>
       </w:r>
     </w:p>
-    <w:bookmarkStart w:name="_MON_1771672955" w:id="33"/>
+    <w:bookmarkStart w:id="33" w:name="_MON_1771672955"/>
     <w:bookmarkEnd w:id="33"/>
     <w:p>
       <w:r>
         <w:object w:dxaOrig="9360" w:dyaOrig="1425" w14:anchorId="1BC541FA">
-          <v:shape id="_x0000_i1042" style="width:468pt;height:71.25pt" o:ole="" type="#_x0000_t75">
-            <v:imagedata o:title="" r:id="rId62"/>
+          <v:shape id="_x0000_i1042" type="#_x0000_t75" style="width:468pt;height:71.25pt" o:ole="">
+            <v:imagedata r:id="rId62" o:title=""/>
           </v:shape>
-          <o:OLEObject Type="Embed" ProgID="Word.OpenDocumentText.12" ShapeID="_x0000_i1042" DrawAspect="Content" ObjectID="_1802664186" r:id="rId63"/>
+          <o:OLEObject Type="Embed" ProgID="Word.OpenDocumentText.12" ShapeID="_x0000_i1042" DrawAspect="Content" ObjectID="_1804330796" r:id="rId63"/>
         </w:object>
       </w:r>
     </w:p>
@@ -7933,37 +7832,26 @@
         <w:t>For example, the following script creates the files test001.nii.gz and test001.json in the same directory as test001.dcm.</w:t>
       </w:r>
     </w:p>
-    <w:bookmarkStart w:name="_MON_1771673002" w:id="34"/>
+    <w:bookmarkStart w:id="34" w:name="_MON_1771673002"/>
     <w:bookmarkEnd w:id="34"/>
     <w:p>
       <w:r>
         <w:object w:dxaOrig="9360" w:dyaOrig="285" w14:anchorId="7980E530">
-          <v:shape id="_x0000_i1043" style="width:468pt;height:14.25pt" o:ole="" type="#_x0000_t75">
-            <v:imagedata o:title="" r:id="rId64"/>
+          <v:shape id="_x0000_i1043" type="#_x0000_t75" style="width:468pt;height:14.2pt" o:ole="">
+            <v:imagedata r:id="rId64" o:title=""/>
           </v:shape>
-          <o:OLEObject Type="Embed" ProgID="Word.OpenDocumentText.12" ShapeID="_x0000_i1043" DrawAspect="Content" ObjectID="_1802664187" r:id="rId65"/>
+          <o:OLEObject Type="Embed" ProgID="Word.OpenDocumentText.12" ShapeID="_x0000_i1043" DrawAspect="Content" ObjectID="_1804330797" r:id="rId65"/>
         </w:object>
       </w:r>
     </w:p>
     <w:p>
       <w:r>
-        <w:rPr/>
-        <w:t>Metabolite and water reference data need to be converted separately. Append the suffixes `</w:t>
-      </w:r>
-      <w:r>
-        <w:rPr/>
-        <w:t>svs`</w:t>
-      </w:r>
-      <w:r>
-        <w:rPr/>
-        <w:t xml:space="preserve"> and `</w:t>
-      </w:r>
-      <w:r>
-        <w:rPr/>
+        <w:t>Metabolite and water reference data need to be converted separately. Append the suffixes `svs` and `</w:t>
+      </w:r>
+      <w:r>
         <w:t>mrs</w:t>
       </w:r>
       <w:r>
-        <w:rPr/>
         <w:t xml:space="preserve">ref` to the output file names as described in sections </w:t>
       </w:r>
       <w:r>
@@ -7976,14 +7864,12 @@
         <w:fldChar w:fldCharType="separate"/>
       </w:r>
       <w:r>
-        <w:rPr/>
         <w:t>3.3.1</w:t>
       </w:r>
       <w:r>
         <w:fldChar w:fldCharType="end"/>
       </w:r>
       <w:r>
-        <w:rPr/>
         <w:t xml:space="preserve"> and </w:t>
       </w:r>
       <w:r>
@@ -7996,14 +7882,12 @@
         <w:fldChar w:fldCharType="separate"/>
       </w:r>
       <w:r>
-        <w:rPr/>
         <w:t>3.3.2</w:t>
       </w:r>
       <w:r>
         <w:fldChar w:fldCharType="end"/>
       </w:r>
       <w:r>
-        <w:rPr/>
         <w:t>.</w:t>
       </w:r>
     </w:p>
@@ -8018,93 +7902,48 @@
     </w:p>
     <w:p>
       <w:r>
-        <w:rPr/>
         <w:t xml:space="preserve">In BIDS, each </w:t>
       </w:r>
       <w:r>
-        <w:rPr/>
         <w:t xml:space="preserve">dataset </w:t>
       </w:r>
       <w:r>
-        <w:rPr/>
         <w:t>is uniquely identifiable by its filename</w:t>
       </w:r>
       <w:r>
-        <w:rPr/>
         <w:t>, which is assembled from multiple identifiers (subject, session, modality, contrast, run, etc.)</w:t>
       </w:r>
       <w:r>
-        <w:rPr/>
         <w:t xml:space="preserve">. There are no duplicate filenames across the </w:t>
       </w:r>
       <w:r>
-        <w:rPr/>
         <w:t xml:space="preserve">entire </w:t>
       </w:r>
       <w:r>
-        <w:rPr/>
         <w:t>proje</w:t>
       </w:r>
       <w:r>
-        <w:rPr/>
         <w:t xml:space="preserve">ct. </w:t>
       </w:r>
     </w:p>
     <w:p>
       <w:r>
-        <w:rPr/>
-        <w:t xml:space="preserve">In the sections below, it is assumed that you have converted your MRS data into the </w:t>
-      </w:r>
-      <w:r>
-        <w:rPr/>
-        <w:t>NIfTI</w:t>
-      </w:r>
-      <w:r>
-        <w:rPr/>
-        <w:t>-MRS format</w:t>
-      </w:r>
-      <w:r>
-        <w:rPr/>
-        <w:t>. If you do not want to do that, please still follow the file name conventions described below (</w:t>
-      </w:r>
-      <w:r>
-        <w:rPr/>
-        <w:t>i.e.</w:t>
-      </w:r>
-      <w:r>
-        <w:rPr/>
-        <w:t xml:space="preserve"> use the same file names, but with their native file extensions).</w:t>
-      </w:r>
-    </w:p>
-    <w:p>
-      <w:r>
-        <w:rPr/>
-        <w:t xml:space="preserve">We cannot provide automated scripts to help with this conversion as it is impossible to </w:t>
-      </w:r>
-      <w:r>
-        <w:rPr/>
-        <w:t>anticipate</w:t>
-      </w:r>
-      <w:r>
-        <w:rPr/>
-        <w:t xml:space="preserve"> the naming conventions researchers choose to export their data from the scanner, or to comprehensively cover all </w:t>
-      </w:r>
-      <w:r>
-        <w:rPr/>
-        <w:t>possible acquisition</w:t>
-      </w:r>
-      <w:r>
-        <w:rPr/>
-        <w:t xml:space="preserve"> protocols</w:t>
-      </w:r>
-      <w:r>
-        <w:rPr/>
+        <w:t>In the sections below, it is assumed that you have converted your MRS data into the NIfTI-MRS format</w:t>
+      </w:r>
+      <w:r>
+        <w:t>. If you do not want to do that, please still follow the file name conventions described below (i.e. use the same file names, but with their native file extensions).</w:t>
+      </w:r>
+    </w:p>
+    <w:p>
+      <w:r>
+        <w:t>We cannot provide automated scripts to help with this conversion as it is impossible to anticipate the naming conventions researchers choose to export their data from the scanner, or to comprehensively cover all possible acquisition protocols</w:t>
+      </w:r>
+      <w:r>
         <w:t xml:space="preserve"> (which require labels for sequence, region of interest, number of runs, etc. (see below). </w:t>
       </w:r>
     </w:p>
     <w:p>
       <w:r>
-        <w:rPr/>
         <w:t>If you struggle to automate your file re-naming, please reach out to us.</w:t>
       </w:r>
     </w:p>
@@ -8112,8 +7951,8 @@
       <w:pPr>
         <w:pStyle w:val="Heading3"/>
       </w:pPr>
-      <w:bookmarkStart w:name="_Ref158894780" w:id="35"/>
-      <w:bookmarkStart w:name="_Toc160102960" w:id="36"/>
+      <w:bookmarkStart w:id="35" w:name="_Ref158894780"/>
+      <w:bookmarkStart w:id="36" w:name="_Toc160102960"/>
       <w:r>
         <w:t>Metabolite data</w:t>
       </w:r>
@@ -8151,7 +7990,7 @@
       <w:r>
         <w:t xml:space="preserve">several key-value pairs, which are referred to as entities in BIDS-speak. You can find out more about them at </w:t>
       </w:r>
-      <w:hyperlink w:history="1" r:id="rId66">
+      <w:hyperlink r:id="rId66" w:history="1">
         <w:r>
           <w:rPr>
             <w:rStyle w:val="Hyperlink"/>
@@ -8163,15 +8002,15 @@
         <w:t xml:space="preserve">. </w:t>
       </w:r>
     </w:p>
-    <w:bookmarkStart w:name="_MON_1769511583" w:id="37"/>
+    <w:bookmarkStart w:id="37" w:name="_MON_1769511583"/>
     <w:bookmarkEnd w:id="37"/>
     <w:p>
       <w:r>
         <w:object w:dxaOrig="9360" w:dyaOrig="1425" w14:anchorId="096DFF05">
-          <v:shape id="_x0000_i1044" style="width:468pt;height:71.25pt" o:ole="" type="#_x0000_t75">
-            <v:imagedata o:title="" r:id="rId67"/>
+          <v:shape id="_x0000_i1044" type="#_x0000_t75" style="width:468pt;height:71.25pt" o:ole="">
+            <v:imagedata r:id="rId67" o:title=""/>
           </v:shape>
-          <o:OLEObject Type="Embed" ProgID="Word.OpenDocumentText.12" ShapeID="_x0000_i1044" DrawAspect="Content" ObjectID="_1802664188" r:id="rId68"/>
+          <o:OLEObject Type="Embed" ProgID="Word.OpenDocumentText.12" ShapeID="_x0000_i1044" DrawAspect="Content" ObjectID="_1804330798" r:id="rId68"/>
         </w:object>
       </w:r>
     </w:p>
@@ -8180,6 +8019,7 @@
         <w:rPr>
           <w:u w:val="single"/>
         </w:rPr>
+        <w:lastRenderedPageBreak/>
         <w:t>Subject</w:t>
       </w:r>
       <w:r>
@@ -8195,56 +8035,39 @@
         <w:t>:</w:t>
       </w:r>
       <w:r>
-        <w:rPr/>
         <w:t xml:space="preserve"> Use the </w:t>
       </w:r>
       <w:r>
-        <w:rPr/>
         <w:t xml:space="preserve">correct running </w:t>
       </w:r>
       <w:r>
-        <w:rPr/>
         <w:t xml:space="preserve">subject </w:t>
       </w:r>
       <w:r>
-        <w:rPr/>
         <w:t>ID</w:t>
       </w:r>
       <w:r>
-        <w:rPr/>
         <w:t xml:space="preserve">, </w:t>
       </w:r>
       <w:r>
-        <w:rPr/>
         <w:t>e.g.,</w:t>
       </w:r>
       <w:r>
-        <w:rPr/>
         <w:t xml:space="preserve"> </w:t>
       </w:r>
       <w:r>
         <w:rPr>
           <w:rFonts w:ascii="Courier New" w:hAnsi="Courier New" w:cs="Courier New"/>
-          <w:b w:val="1"/>
-          <w:bCs w:val="1"/>
+          <w:b/>
+          <w:bCs/>
         </w:rPr>
         <w:t>sub-001</w:t>
       </w:r>
       <w:r>
-        <w:rPr/>
         <w:t>.</w:t>
       </w:r>
       <w:r>
-        <w:rPr/>
-        <w:t xml:space="preserve"> These labels can be consecutive numbers (001, 002, etc.), but they do not have to be – you can choose any label you like (for example, to </w:t>
-      </w:r>
-      <w:r>
-        <w:rPr/>
-        <w:t>identify</w:t>
-      </w:r>
-      <w:r>
-        <w:rPr/>
-        <w:t xml:space="preserve"> participants from different projects).</w:t>
+        <w:t xml:space="preserve"> These labels can be consecutive numbers (001, 002, etc.), but they do not have to be – you can choose any label you like (for example, to identify participants from different projects).</w:t>
       </w:r>
     </w:p>
     <w:p>
@@ -8333,7 +8156,7 @@
       <w:r>
         <w:t xml:space="preserve">See </w:t>
       </w:r>
-      <w:hyperlink w:history="1" w:anchor="mrs-sequences" r:id="rId69">
+      <w:hyperlink r:id="rId69" w:anchor="mrs-sequences" w:history="1">
         <w:r>
           <w:rPr>
             <w:rStyle w:val="Hyperlink"/>
@@ -8579,20 +8402,20 @@
         <w:t>a single-session of short-TE (30 ms) PRESS (no-test-retest) in the PCC would look like</w:t>
       </w:r>
     </w:p>
-    <w:bookmarkStart w:name="_MON_1769513282" w:id="38"/>
+    <w:bookmarkStart w:id="38" w:name="_MON_1769513282"/>
     <w:bookmarkEnd w:id="38"/>
     <w:p>
       <w:r>
         <w:object w:dxaOrig="9360" w:dyaOrig="1140" w14:anchorId="6E7C7B4B">
-          <v:shape id="_x0000_i1045" style="width:468pt;height:57pt" o:ole="" type="#_x0000_t75">
-            <v:imagedata o:title="" r:id="rId70"/>
+          <v:shape id="_x0000_i1045" type="#_x0000_t75" style="width:468pt;height:57.1pt" o:ole="">
+            <v:imagedata r:id="rId70" o:title=""/>
           </v:shape>
-          <o:OLEObject Type="Embed" ProgID="Word.OpenDocumentText.12" ShapeID="_x0000_i1045" DrawAspect="Content" ObjectID="_1802664189" r:id="rId71"/>
+          <o:OLEObject Type="Embed" ProgID="Word.OpenDocumentText.12" ShapeID="_x0000_i1045" DrawAspect="Content" ObjectID="_1804330799" r:id="rId71"/>
         </w:object>
       </w:r>
       <w:r>
         <w:rPr>
-          <w:rFonts w:ascii="Consolas" w:hAnsi="Consolas" w:eastAsia="Times New Roman" w:cs="Times New Roman"/>
+          <w:rFonts w:ascii="Consolas" w:eastAsia="Times New Roman" w:hAnsi="Consolas" w:cs="Times New Roman"/>
           <w:color w:val="CCCCCC"/>
           <w:sz w:val="14"/>
           <w:szCs w:val="14"/>
@@ -8610,6 +8433,7 @@
     </w:p>
     <w:p>
       <w:r>
+        <w:lastRenderedPageBreak/>
         <w:t xml:space="preserve">For a second </w:t>
       </w:r>
       <w:r>
@@ -8645,14 +8469,14 @@
       <w:r>
         <w:t>PCC would look like</w:t>
       </w:r>
-      <w:bookmarkStart w:name="_MON_1769513427" w:id="39"/>
+      <w:bookmarkStart w:id="39" w:name="_MON_1769513427"/>
       <w:bookmarkEnd w:id="39"/>
       <w:r>
         <w:object w:dxaOrig="9360" w:dyaOrig="11115" w14:anchorId="44D5A614">
-          <v:shape id="_x0000_i1046" style="width:468pt;height:555.75pt" o:ole="" type="#_x0000_t75">
-            <v:imagedata o:title="" r:id="rId72"/>
+          <v:shape id="_x0000_i1046" type="#_x0000_t75" style="width:468pt;height:555.65pt" o:ole="">
+            <v:imagedata r:id="rId72" o:title=""/>
           </v:shape>
-          <o:OLEObject Type="Embed" ProgID="Word.OpenDocumentText.12" ShapeID="_x0000_i1046" DrawAspect="Content" ObjectID="_1802664190" r:id="rId73"/>
+          <o:OLEObject Type="Embed" ProgID="Word.OpenDocumentText.12" ShapeID="_x0000_i1046" DrawAspect="Content" ObjectID="_1804330800" r:id="rId73"/>
         </w:object>
       </w:r>
     </w:p>
@@ -8661,9 +8485,10 @@
       <w:pPr>
         <w:pStyle w:val="Heading3"/>
       </w:pPr>
-      <w:bookmarkStart w:name="_Ref158894052" w:id="40"/>
-      <w:bookmarkStart w:name="_Toc160102961" w:id="41"/>
-      <w:r>
+      <w:bookmarkStart w:id="40" w:name="_Ref158894052"/>
+      <w:bookmarkStart w:id="41" w:name="_Toc160102961"/>
+      <w:r>
+        <w:lastRenderedPageBreak/>
         <w:t>Water reference data</w:t>
       </w:r>
       <w:bookmarkEnd w:id="40"/>
@@ -8671,128 +8496,94 @@
     </w:p>
     <w:p>
       <w:r>
-        <w:rPr/>
-        <w:t>Osprey supports two types of water data: (</w:t>
-      </w:r>
-      <w:r>
-        <w:rPr/>
-        <w:t>i</w:t>
-      </w:r>
-      <w:r>
-        <w:rPr/>
-        <w:t xml:space="preserve">) </w:t>
-      </w:r>
-      <w:r>
-        <w:rPr>
-          <w:i w:val="1"/>
-          <w:iCs w:val="1"/>
+        <w:t xml:space="preserve">Osprey supports two types of water data: (i) </w:t>
+      </w:r>
+      <w:r>
+        <w:rPr>
+          <w:i/>
+          <w:iCs/>
         </w:rPr>
         <w:t>lineshape</w:t>
       </w:r>
       <w:r>
-        <w:rPr/>
         <w:t xml:space="preserve"> </w:t>
       </w:r>
       <w:r>
         <w:rPr>
-          <w:i w:val="1"/>
-          <w:iCs w:val="1"/>
+          <w:i/>
+          <w:iCs/>
         </w:rPr>
         <w:t>reference data:</w:t>
       </w:r>
       <w:r>
-        <w:rPr/>
+        <w:t xml:space="preserve"> acquired at the same TE as the metabolite acquisition</w:t>
+      </w:r>
+      <w:r>
+        <w:t xml:space="preserve">; (ii) </w:t>
+      </w:r>
+      <w:r>
+        <w:rPr>
+          <w:i/>
+          <w:iCs/>
+        </w:rPr>
+        <w:t xml:space="preserve">concentration reference </w:t>
+      </w:r>
+      <w:r>
+        <w:rPr>
+          <w:i/>
+          <w:iCs/>
+        </w:rPr>
+        <w:t>data:</w:t>
+      </w:r>
+      <w:r>
         <w:t xml:space="preserve"> </w:t>
       </w:r>
       <w:r>
-        <w:rPr/>
-        <w:t>acquired</w:t>
-      </w:r>
-      <w:r>
-        <w:rPr/>
-        <w:t xml:space="preserve"> at the same TE as the metabolite acquisition</w:t>
-      </w:r>
-      <w:r>
-        <w:rPr/>
-        <w:t xml:space="preserve">; (ii) </w:t>
-      </w:r>
-      <w:r>
-        <w:rPr>
-          <w:i w:val="1"/>
-          <w:iCs w:val="1"/>
-        </w:rPr>
-        <w:t xml:space="preserve">concentration reference </w:t>
-      </w:r>
-      <w:r>
-        <w:rPr>
-          <w:i w:val="1"/>
-          <w:iCs w:val="1"/>
-        </w:rPr>
-        <w:t>data:</w:t>
-      </w:r>
-      <w:r>
-        <w:rPr/>
+        <w:t>acquired at a shorter TE than the metabolite acquisition</w:t>
+      </w:r>
+      <w:r>
+        <w:t xml:space="preserve">. The </w:t>
+      </w:r>
+      <w:r>
+        <w:rPr>
+          <w:i/>
+          <w:iCs/>
+        </w:rPr>
+        <w:t xml:space="preserve">lineshape </w:t>
+      </w:r>
+      <w:r>
+        <w:rPr>
+          <w:i/>
+          <w:iCs/>
+        </w:rPr>
+        <w:t>reference data</w:t>
+      </w:r>
+      <w:r>
         <w:t xml:space="preserve"> </w:t>
       </w:r>
       <w:r>
-        <w:rPr/>
-        <w:t>acquired</w:t>
-      </w:r>
-      <w:r>
-        <w:rPr/>
-        <w:t xml:space="preserve"> at a shorter TE than the metabolite acquisition</w:t>
-      </w:r>
-      <w:r>
-        <w:rPr/>
-        <w:t xml:space="preserve">. The </w:t>
-      </w:r>
-      <w:r>
-        <w:rPr>
-          <w:i w:val="1"/>
-          <w:iCs w:val="1"/>
-        </w:rPr>
-        <w:t xml:space="preserve">lineshape </w:t>
-      </w:r>
-      <w:r>
-        <w:rPr>
-          <w:i w:val="1"/>
-          <w:iCs w:val="1"/>
-        </w:rPr>
-        <w:t>reference data</w:t>
-      </w:r>
-      <w:r>
-        <w:rPr/>
+        <w:t xml:space="preserve">are </w:t>
+      </w:r>
+      <w:r>
+        <w:t>used to correct</w:t>
+      </w:r>
+      <w:r>
         <w:t xml:space="preserve"> </w:t>
       </w:r>
       <w:r>
-        <w:rPr/>
-        <w:t xml:space="preserve">are </w:t>
-      </w:r>
-      <w:r>
-        <w:rPr/>
-        <w:t>used to correct</w:t>
-      </w:r>
-      <w:r>
-        <w:rPr/>
-        <w:t xml:space="preserve"> </w:t>
-      </w:r>
-      <w:r>
-        <w:rPr/>
         <w:t xml:space="preserve">eddy currents and to perform tissue-and-relaxation-corrected quantification. If </w:t>
       </w:r>
       <w:r>
         <w:rPr>
-          <w:i w:val="1"/>
-          <w:iCs w:val="1"/>
+          <w:i/>
+          <w:iCs/>
         </w:rPr>
         <w:t>concentration reference data</w:t>
       </w:r>
       <w:r>
-        <w:rPr/>
         <w:t xml:space="preserve"> are additionally provided, they are used to perform the </w:t>
       </w:r>
       <w:r>
-        <w:rPr/>
         <w:t>quantification, since they will have lower T</w:t>
       </w:r>
       <w:r>
@@ -8802,11 +8593,9 @@
         <w:t>2</w:t>
       </w:r>
       <w:r>
-        <w:rPr/>
         <w:t xml:space="preserve"> weighting at medium to long echo times</w:t>
       </w:r>
       <w:r>
-        <w:rPr/>
         <w:t>.</w:t>
       </w:r>
     </w:p>
@@ -8880,15 +8669,15 @@
         <w:t xml:space="preserve">simply name it </w:t>
       </w:r>
     </w:p>
-    <w:bookmarkStart w:name="_MON_1769514432" w:id="42"/>
+    <w:bookmarkStart w:id="42" w:name="_MON_1769514432"/>
     <w:bookmarkEnd w:id="42"/>
     <w:p>
       <w:r>
         <w:object w:dxaOrig="9360" w:dyaOrig="1995" w14:anchorId="36521292">
-          <v:shape id="_x0000_i1047" style="width:468pt;height:99.75pt" o:ole="" type="#_x0000_t75">
-            <v:imagedata o:title="" r:id="rId74"/>
+          <v:shape id="_x0000_i1047" type="#_x0000_t75" style="width:468pt;height:99.65pt" o:ole="">
+            <v:imagedata r:id="rId74" o:title=""/>
           </v:shape>
-          <o:OLEObject Type="Embed" ProgID="Word.OpenDocumentText.12" ShapeID="_x0000_i1047" DrawAspect="Content" ObjectID="_1802664191" r:id="rId75"/>
+          <o:OLEObject Type="Embed" ProgID="Word.OpenDocumentText.12" ShapeID="_x0000_i1047" DrawAspect="Content" ObjectID="_1804330801" r:id="rId75"/>
         </w:object>
       </w:r>
     </w:p>
@@ -8933,15 +8722,15 @@
         <w:t xml:space="preserve"> to the acquisition label:</w:t>
       </w:r>
     </w:p>
-    <w:bookmarkStart w:name="_MON_1769514539" w:id="43"/>
+    <w:bookmarkStart w:id="43" w:name="_MON_1769514539"/>
     <w:bookmarkEnd w:id="43"/>
     <w:p>
       <w:r>
         <w:object w:dxaOrig="9360" w:dyaOrig="2565" w14:anchorId="04E831BF">
-          <v:shape id="_x0000_i1048" style="width:468pt;height:128.25pt" o:ole="" type="#_x0000_t75">
-            <v:imagedata o:title="" r:id="rId76"/>
+          <v:shape id="_x0000_i1048" type="#_x0000_t75" style="width:468pt;height:128.35pt" o:ole="">
+            <v:imagedata r:id="rId76" o:title=""/>
           </v:shape>
-          <o:OLEObject Type="Embed" ProgID="Word.OpenDocumentText.12" ShapeID="_x0000_i1048" DrawAspect="Content" ObjectID="_1802664192" r:id="rId77"/>
+          <o:OLEObject Type="Embed" ProgID="Word.OpenDocumentText.12" ShapeID="_x0000_i1048" DrawAspect="Content" ObjectID="_1804330802" r:id="rId77"/>
         </w:object>
       </w:r>
     </w:p>
@@ -8949,8 +8738,8 @@
       <w:pPr>
         <w:pStyle w:val="Heading3"/>
       </w:pPr>
-      <w:bookmarkStart w:name="_Ref158894056" w:id="44"/>
-      <w:bookmarkStart w:name="_Toc160102962" w:id="45"/>
+      <w:bookmarkStart w:id="44" w:name="_Ref158894056"/>
+      <w:bookmarkStart w:id="45" w:name="_Toc160102962"/>
       <w:r>
         <w:t>Structural (T</w:t>
       </w:r>
@@ -8968,68 +8757,56 @@
     </w:p>
     <w:p>
       <w:r>
-        <w:rPr/>
         <w:t xml:space="preserve">Osprey supports automated co-registering and segmenting structural images to determine GM, WM, CSF fractions inside the voxel. To achieve this, </w:t>
       </w:r>
       <w:r>
-        <w:rPr/>
         <w:t>the structural image must be the one that the MRS voxel was planned on, or otherwise be in the same coordinate system</w:t>
       </w:r>
       <w:r>
-        <w:rPr/>
         <w:t>.</w:t>
       </w:r>
       <w:r>
-        <w:rPr/>
         <w:t xml:space="preserve"> The image </w:t>
       </w:r>
       <w:r>
         <w:rPr>
-          <w:b w:val="1"/>
-          <w:bCs w:val="1"/>
+          <w:b/>
+          <w:bCs/>
         </w:rPr>
         <w:t>must</w:t>
       </w:r>
       <w:r>
-        <w:rPr/>
         <w:t xml:space="preserve"> be available in NIfTI format (.nii</w:t>
       </w:r>
       <w:r>
-        <w:rPr/>
         <w:t xml:space="preserve"> or .nii.gz</w:t>
       </w:r>
       <w:r>
-        <w:rPr/>
         <w:t>).</w:t>
       </w:r>
       <w:r>
-        <w:rPr/>
         <w:t xml:space="preserve"> If your data is presently in DICOM format, please convert to NIfTI/JSON using</w:t>
       </w:r>
       <w:r>
-        <w:rPr/>
         <w:t xml:space="preserve"> the command line tool</w:t>
       </w:r>
       <w:r>
-        <w:rPr/>
         <w:t xml:space="preserve"> </w:t>
       </w:r>
       <w:r>
         <w:rPr>
-          <w:i w:val="1"/>
-          <w:iCs w:val="1"/>
+          <w:i/>
+          <w:iCs/>
         </w:rPr>
         <w:t>dcm2niix</w:t>
       </w:r>
       <w:r>
-        <w:rPr/>
         <w:t xml:space="preserve"> </w:t>
       </w:r>
       <w:r>
-        <w:rPr/>
         <w:t xml:space="preserve">(available for free from </w:t>
       </w:r>
-      <w:hyperlink r:id="R6a37b78699974b82">
+      <w:hyperlink r:id="rId78">
         <w:r>
           <w:rPr>
             <w:rStyle w:val="Hyperlink"/>
@@ -9038,30 +8815,20 @@
         </w:r>
       </w:hyperlink>
       <w:r>
-        <w:rPr/>
         <w:t>)</w:t>
       </w:r>
       <w:r>
-        <w:rPr/>
         <w:t>.</w:t>
       </w:r>
     </w:p>
     <w:p>
       <w:r>
-        <w:rPr/>
-        <w:t xml:space="preserve">On Siemens systems, it is recommended that you export the distortion-corrected DICOM images (even though the non-distortion-corrected images are </w:t>
-      </w:r>
-      <w:r>
-        <w:rPr/>
-        <w:t>required</w:t>
-      </w:r>
-      <w:r>
-        <w:rPr/>
-        <w:t xml:space="preserve"> for voxel planning).</w:t>
-      </w:r>
-    </w:p>
-    <w:p>
-      <w:r>
+        <w:t>On Siemens systems, it is recommended that you export the distortion-corrected DICOM images (even though the non-distortion-corrected images are required for voxel planning).</w:t>
+      </w:r>
+    </w:p>
+    <w:p>
+      <w:r>
+        <w:lastRenderedPageBreak/>
         <w:t xml:space="preserve">Structural data are provided in the </w:t>
       </w:r>
       <w:r>
@@ -9078,15 +8845,15 @@
         <w:t xml:space="preserve"> </w:t>
       </w:r>
     </w:p>
-    <w:bookmarkStart w:name="_MON_1769514935" w:id="46"/>
+    <w:bookmarkStart w:id="46" w:name="_MON_1769514935"/>
     <w:bookmarkEnd w:id="46"/>
     <w:p>
       <w:r>
         <w:object w:dxaOrig="9360" w:dyaOrig="1425" w14:anchorId="37B07FC0">
-          <v:shape id="_x0000_i1049" style="width:468pt;height:71.25pt" o:ole="" type="#_x0000_t75">
-            <v:imagedata o:title="" r:id="rId79"/>
+          <v:shape id="_x0000_i1049" type="#_x0000_t75" style="width:468pt;height:71.25pt" o:ole="">
+            <v:imagedata r:id="rId79" o:title=""/>
           </v:shape>
-          <o:OLEObject Type="Embed" ProgID="Word.OpenDocumentText.12" ShapeID="_x0000_i1049" DrawAspect="Content" ObjectID="_1802664193" r:id="rId80"/>
+          <o:OLEObject Type="Embed" ProgID="Word.OpenDocumentText.12" ShapeID="_x0000_i1049" DrawAspect="Content" ObjectID="_1804330803" r:id="rId80"/>
         </w:object>
       </w:r>
     </w:p>
@@ -9108,9 +8875,10 @@
       <w:pPr>
         <w:pStyle w:val="Heading1"/>
       </w:pPr>
-      <w:bookmarkStart w:name="_Ref158887439" w:id="47"/>
-      <w:bookmarkStart w:name="_Toc160102963" w:id="48"/>
-      <w:r>
+      <w:bookmarkStart w:id="47" w:name="_Ref158887439"/>
+      <w:bookmarkStart w:id="48" w:name="_Toc160102963"/>
+      <w:r>
+        <w:lastRenderedPageBreak/>
         <w:t xml:space="preserve">Setting up the Osprey </w:t>
       </w:r>
       <w:bookmarkEnd w:id="47"/>
@@ -9213,7 +8981,7 @@
       <w:pPr>
         <w:pStyle w:val="Heading2"/>
       </w:pPr>
-      <w:bookmarkStart w:name="_Toc160102964" w:id="49"/>
+      <w:bookmarkStart w:id="49" w:name="_Toc160102964"/>
       <w:r>
         <w:t>Osprey job file template</w:t>
       </w:r>
@@ -9274,7 +9042,7 @@
       <w:pPr>
         <w:pStyle w:val="Heading3"/>
       </w:pPr>
-      <w:bookmarkStart w:name="_Toc160102965" w:id="50"/>
+      <w:bookmarkStart w:id="50" w:name="_Toc160102965"/>
       <w:r>
         <w:t>Data handling and modeling options</w:t>
       </w:r>
@@ -9535,8 +9303,8 @@
       <w:pPr>
         <w:pStyle w:val="Heading4"/>
       </w:pPr>
-      <w:bookmarkStart w:name="_Ref189577259" w:id="51"/>
-      <w:bookmarkStart w:name="_Toc160102966" w:id="52"/>
+      <w:bookmarkStart w:id="51" w:name="_Ref189577259"/>
+      <w:bookmarkStart w:id="52" w:name="_Toc160102966"/>
       <w:r>
         <w:t>Path to LCModel executable (</w:t>
       </w:r>
@@ -9553,19 +9321,10 @@
       <w:bookmarkEnd w:id="51"/>
     </w:p>
     <w:p>
-      <w:pPr>
-        <w:numPr>
-          <w:ilvl w:val="0"/>
-          <w:numId w:val="0"/>
-        </w:numPr>
-        <w:ind/>
-      </w:pPr>
-      <w:r>
-        <w:rPr/>
+      <w:r>
         <w:t>This field is, by default, not used. If the pre-compiled LCModel binaries that come with Osprey do not work on your system</w:t>
       </w:r>
       <w:r>
-        <w:rPr/>
         <w:t xml:space="preserve"> (see Section </w:t>
       </w:r>
       <w:r>
@@ -9578,90 +9337,64 @@
         <w:fldChar w:fldCharType="separate"/>
       </w:r>
       <w:r>
-        <w:rPr/>
         <w:t>2.3</w:t>
       </w:r>
       <w:r>
         <w:fldChar w:fldCharType="end"/>
       </w:r>
       <w:r>
-        <w:rPr/>
         <w:t xml:space="preserve"> </w:t>
       </w:r>
       <w:r>
         <w:rPr>
-          <w:i w:val="1"/>
-          <w:iCs w:val="1"/>
+          <w:i/>
+          <w:iCs/>
         </w:rPr>
         <w:t>Testing the LCModel binary</w:t>
       </w:r>
       <w:r>
-        <w:rPr/>
         <w:t>)</w:t>
       </w:r>
       <w:r>
-        <w:rPr/>
         <w:t xml:space="preserve">, you can compile the LCModel executable yourself and insert the path to it here. (Recommended location: </w:t>
       </w:r>
       <w:r>
         <w:rPr>
-          <w:i w:val="1"/>
-          <w:iCs w:val="1"/>
+          <w:i/>
+          <w:iCs/>
         </w:rPr>
         <w:t>osprey/libraries/LCModel/custom</w:t>
       </w:r>
       <w:r>
-        <w:rPr/>
         <w:t>)</w:t>
       </w:r>
       <w:r>
-        <w:rPr/>
         <w:t>.</w:t>
       </w:r>
     </w:p>
     <w:p>
       <w:pPr>
         <w:pStyle w:val="Heading4"/>
-        <w:ind/>
-        <w:rPr/>
-      </w:pPr>
-      <w:r>
-        <w:rPr/>
+      </w:pPr>
+      <w:r>
+        <w:lastRenderedPageBreak/>
         <w:t>Optional T1 defacing (</w:t>
       </w:r>
       <w:r>
         <w:rPr>
           <w:rFonts w:ascii="Courier New" w:hAnsi="Courier New" w:cs="Courier New"/>
-          <w:b w:val="1"/>
-          <w:bCs w:val="1"/>
+          <w:b/>
+          <w:bCs/>
         </w:rPr>
         <w:t>opts.img.deface</w:t>
       </w:r>
       <w:r>
-        <w:rPr/>
         <w:t>)</w:t>
       </w:r>
     </w:p>
     <w:p>
-      <w:pPr>
-        <w:pStyle w:val="Normal"/>
-        <w:suppressLineNumbers w:val="0"/>
-        <w:bidi w:val="0"/>
-        <w:spacing w:before="0" w:beforeAutospacing="off" w:after="160" w:afterAutospacing="off" w:line="259" w:lineRule="auto"/>
-        <w:ind w:left="0" w:right="0"/>
-        <w:jc w:val="left"/>
-      </w:pPr>
-      <w:r>
-        <w:rPr/>
-        <w:t xml:space="preserve">Osprey can automatically deface your T1 images. This is by default set to ‘no’ (0), as we expect that (at least in the first project stages) no images will be transferred. If you </w:t>
-      </w:r>
-      <w:r>
-        <w:rPr/>
-        <w:t>are authorized to</w:t>
-      </w:r>
-      <w:r>
-        <w:rPr/>
-        <w:t xml:space="preserve"> transfer structural images, you can set this to 1 for an additional layer of de-identification.</w:t>
+      <w:r>
+        <w:t>Osprey can automatically deface your T1 images. This is by default set to ‘no’ (0), as we expect that (at least in the first project stages) no images will be transferred. If you are authorized to transfer structural images, you can set this to 1 for an additional layer of de-identification.</w:t>
       </w:r>
     </w:p>
     <w:p>
@@ -9855,8 +9588,6 @@
       </w:pPr>
       <w:r>
         <w:tab/>
-      </w:r>
-      <w:r>
         <w:t xml:space="preserve">    </w:t>
       </w:r>
       <w:r>
@@ -9929,8 +9660,6 @@
       </w:pPr>
       <w:r>
         <w:tab/>
-      </w:r>
-      <w:r>
         <w:t xml:space="preserve">    </w:t>
       </w:r>
       <w:r>
@@ -10003,8 +9732,6 @@
       </w:pPr>
       <w:r>
         <w:tab/>
-      </w:r>
-      <w:r>
         <w:t xml:space="preserve">    </w:t>
       </w:r>
       <w:r>
@@ -10077,8 +9804,6 @@
       </w:pPr>
       <w:r>
         <w:tab/>
-      </w:r>
-      <w:r>
         <w:t xml:space="preserve">    </w:t>
       </w:r>
       <w:r>
@@ -10151,8 +9876,6 @@
       </w:pPr>
       <w:r>
         <w:tab/>
-      </w:r>
-      <w:r>
         <w:t xml:space="preserve">    </w:t>
       </w:r>
       <w:r>
@@ -10225,8 +9948,6 @@
       </w:pPr>
       <w:r>
         <w:tab/>
-      </w:r>
-      <w:r>
         <w:t xml:space="preserve">    </w:t>
       </w:r>
       <w:r>
@@ -10299,8 +10020,6 @@
       </w:pPr>
       <w:r>
         <w:tab/>
-      </w:r>
-      <w:r>
         <w:t xml:space="preserve">    </w:t>
       </w:r>
       <w:r>
@@ -10373,8 +10092,6 @@
       </w:pPr>
       <w:r>
         <w:tab/>
-      </w:r>
-      <w:r>
         <w:t xml:space="preserve">   };</w:t>
       </w:r>
       <w:r>
@@ -10439,7 +10156,7 @@
       <w:pPr>
         <w:pStyle w:val="Heading2"/>
       </w:pPr>
-      <w:bookmarkStart w:name="_Toc160102967" w:id="53"/>
+      <w:bookmarkStart w:id="53" w:name="_Toc160102967"/>
       <w:r>
         <w:t>Lineshape</w:t>
       </w:r>
@@ -10668,7 +10385,7 @@
       <w:pPr>
         <w:pStyle w:val="Code"/>
       </w:pPr>
-      <w:bookmarkStart w:name="_Hlk189576334" w:id="54"/>
+      <w:bookmarkStart w:id="54" w:name="_Hlk189576334"/>
       <w:r>
         <w:rPr>
           <w:color w:val="7030A0"/>
@@ -10958,6 +10675,7 @@
         <w:rPr>
           <w:color w:val="7030A0"/>
         </w:rPr>
+        <w:lastRenderedPageBreak/>
         <w:t xml:space="preserve">             </w:t>
       </w:r>
       <w:r>
@@ -11195,7 +10913,7 @@
       <w:pPr>
         <w:pStyle w:val="Heading2"/>
       </w:pPr>
-      <w:bookmarkStart w:name="_Toc160102968" w:id="55"/>
+      <w:bookmarkStart w:id="55" w:name="_Toc160102968"/>
       <w:r>
         <w:t>Short-TE water data paths (</w:t>
       </w:r>
@@ -12129,6 +11847,7 @@
         <w:rPr>
           <w:color w:val="538135" w:themeColor="accent6" w:themeShade="BF"/>
         </w:rPr>
+        <w:lastRenderedPageBreak/>
         <w:t>% (OPTIONAL)</w:t>
       </w:r>
     </w:p>
@@ -12761,9 +12480,10 @@
       <w:pPr>
         <w:pStyle w:val="Heading2"/>
       </w:pPr>
-      <w:bookmarkStart w:name="_Toc160102969" w:id="56"/>
-      <w:bookmarkStart w:name="_Ref158887494" w:id="57"/>
-      <w:r>
+      <w:bookmarkStart w:id="56" w:name="_Toc160102969"/>
+      <w:bookmarkStart w:id="57" w:name="_Ref158887494"/>
+      <w:r>
+        <w:lastRenderedPageBreak/>
         <w:t>LCModel basis set</w:t>
       </w:r>
       <w:bookmarkEnd w:id="56"/>
@@ -12777,7 +12497,7 @@
       <w:pPr>
         <w:pStyle w:val="Heading2"/>
       </w:pPr>
-      <w:bookmarkStart w:name="_Toc160102970" w:id="58"/>
+      <w:bookmarkStart w:id="58" w:name="_Toc160102970"/>
       <w:r>
         <w:t>LCModel control file</w:t>
       </w:r>
@@ -12812,8 +12532,9 @@
       <w:pPr>
         <w:pStyle w:val="Heading1"/>
       </w:pPr>
-      <w:bookmarkStart w:name="_Toc160102971" w:id="59"/>
-      <w:r>
+      <w:bookmarkStart w:id="59" w:name="_Toc160102971"/>
+      <w:r>
+        <w:lastRenderedPageBreak/>
         <w:t>Running the analysis</w:t>
       </w:r>
       <w:bookmarkEnd w:id="57"/>
@@ -12823,7 +12544,7 @@
       <w:pPr>
         <w:pStyle w:val="Heading2"/>
       </w:pPr>
-      <w:bookmarkStart w:name="_Toc160102972" w:id="60"/>
+      <w:bookmarkStart w:id="60" w:name="_Toc160102972"/>
       <w:r>
         <w:t>Command line vs. executable</w:t>
       </w:r>
@@ -12907,8 +12628,8 @@
       <w:pPr>
         <w:pStyle w:val="Heading3"/>
       </w:pPr>
-      <w:bookmarkStart w:name="_Ref158885767" w:id="61"/>
-      <w:bookmarkStart w:name="_Toc160102973" w:id="62"/>
+      <w:bookmarkStart w:id="61" w:name="_Ref158885767"/>
+      <w:bookmarkStart w:id="62" w:name="_Toc160102973"/>
       <w:r>
         <w:t>Running Osprey from the MATLAB window</w:t>
       </w:r>
@@ -12937,8 +12658,8 @@
       <w:pPr>
         <w:pStyle w:val="Heading3"/>
       </w:pPr>
-      <w:bookmarkStart w:name="_Ref158110714" w:id="63"/>
-      <w:bookmarkStart w:name="_Toc160102974" w:id="64"/>
+      <w:bookmarkStart w:id="63" w:name="_Ref158110714"/>
+      <w:bookmarkStart w:id="64" w:name="_Toc160102974"/>
       <w:r>
         <w:t>Running the compiled Osprey executable</w:t>
       </w:r>
@@ -12958,7 +12679,7 @@
       <w:pPr>
         <w:pStyle w:val="Heading2"/>
       </w:pPr>
-      <w:bookmarkStart w:name="_Toc160102975" w:id="65"/>
+      <w:bookmarkStart w:id="65" w:name="_Toc160102975"/>
       <w:r>
         <w:t>OspreyJob</w:t>
       </w:r>
@@ -13027,7 +12748,7 @@
       <w:pPr>
         <w:pStyle w:val="Heading2"/>
       </w:pPr>
-      <w:bookmarkStart w:name="_Toc160102976" w:id="66"/>
+      <w:bookmarkStart w:id="66" w:name="_Toc160102976"/>
       <w:r>
         <w:t>OspreyLoad</w:t>
       </w:r>
@@ -13053,51 +12774,184 @@
     </w:p>
     <w:p>
       <w:r>
-        <w:rPr/>
+        <w:t xml:space="preserve">OspreyLoad </w:t>
+      </w:r>
+      <w:r>
+        <w:t>ingests all the necessary raw data from the MRS files listed in the job file</w:t>
+      </w:r>
+      <w:r>
+        <w:t>.</w:t>
+      </w:r>
+      <w:r>
+        <w:t xml:space="preserve"> For coil-uncombined data, it also already performs the coil combination, with each channel weighted by </w:t>
+      </w:r>
+      <w:r>
+        <w:t xml:space="preserve">its </w:t>
+      </w:r>
+      <w:r>
+        <w:t xml:space="preserve">signal/noise^2 (as described in Hall et al. NeuroImage 2014). </w:t>
+      </w:r>
+      <w:r>
+        <w:t>If water reference data are provided, the weights will be derived from them.</w:t>
+      </w:r>
+    </w:p>
+    <w:p>
+      <w:pPr>
+        <w:pStyle w:val="Heading2"/>
+      </w:pPr>
+      <w:bookmarkStart w:id="67" w:name="_Toc160102977"/>
+      <w:r>
+        <w:t>OspreyProcess</w:t>
+      </w:r>
+      <w:bookmarkEnd w:id="67"/>
+    </w:p>
+    <w:p>
+      <w:pPr>
+        <w:rPr>
+          <w:rFonts w:ascii="Courier New" w:hAnsi="Courier New" w:cs="Courier New"/>
+          <w:b/>
+        </w:rPr>
+      </w:pPr>
+      <w:r>
+        <w:t xml:space="preserve">Run the command </w:t>
+      </w:r>
+      <w:r>
+        <w:rPr>
+          <w:rFonts w:ascii="Courier New" w:hAnsi="Courier New" w:cs="Courier New"/>
+          <w:b/>
+        </w:rPr>
+        <w:t>MRSCont = OspreyProcess(MRSCont);</w:t>
+      </w:r>
+    </w:p>
+    <w:p>
+      <w:r>
         <w:t>Osprey</w:t>
       </w:r>
       <w:r>
-        <w:rPr/>
-        <w:t>Load</w:t>
-      </w:r>
-      <w:r>
-        <w:rPr/>
+        <w:t>Process</w:t>
+      </w:r>
+      <w:r>
         <w:t xml:space="preserve"> </w:t>
       </w:r>
       <w:r>
-        <w:rPr/>
-        <w:t>ingests all the necessary raw data from the MRS files listed in the job file</w:t>
-      </w:r>
-      <w:r>
-        <w:rPr/>
+        <w:t>applies various pre-processing steps to the raw data, like frequency/phase alignment, eddy-current correction, etc. The steps it takes depend o</w:t>
+      </w:r>
+      <w:r>
+        <w:t xml:space="preserve">n </w:t>
+      </w:r>
+      <w:r>
+        <w:t>the ‘rawness’ of your input data format.</w:t>
+      </w:r>
+      <w:r>
+        <w:t xml:space="preserve"> </w:t>
+      </w:r>
+      <w:r>
+        <w:t>Depending on the complexity of the pre-processing route and the quality of the data, t</w:t>
+      </w:r>
+      <w:r>
+        <w:t xml:space="preserve">his </w:t>
+      </w:r>
+      <w:r>
+        <w:t xml:space="preserve">can </w:t>
+      </w:r>
+      <w:r>
+        <w:t xml:space="preserve">take </w:t>
+      </w:r>
+      <w:r>
+        <w:t xml:space="preserve">between </w:t>
+      </w:r>
+      <w:r>
+        <w:t xml:space="preserve">approximately </w:t>
+      </w:r>
+      <w:r>
+        <w:t xml:space="preserve">10 </w:t>
+      </w:r>
+      <w:r>
+        <w:t xml:space="preserve">seconds </w:t>
+      </w:r>
+      <w:r>
+        <w:t xml:space="preserve">and 1-2 minutes </w:t>
+      </w:r>
+      <w:r>
+        <w:t>per spectrum.</w:t>
+      </w:r>
+    </w:p>
+    <w:p>
+      <w:pPr>
+        <w:pStyle w:val="Heading2"/>
+      </w:pPr>
+      <w:bookmarkStart w:id="68" w:name="_Toc160102978"/>
+      <w:r>
+        <w:lastRenderedPageBreak/>
+        <w:t>OspreyFit</w:t>
+      </w:r>
+      <w:bookmarkEnd w:id="68"/>
+    </w:p>
+    <w:p>
+      <w:pPr>
+        <w:rPr>
+          <w:rFonts w:ascii="Courier New" w:hAnsi="Courier New" w:cs="Courier New"/>
+          <w:b/>
+        </w:rPr>
+      </w:pPr>
+      <w:r>
+        <w:t xml:space="preserve">Run the command </w:t>
+      </w:r>
+      <w:r>
+        <w:rPr>
+          <w:rFonts w:ascii="Courier New" w:hAnsi="Courier New" w:cs="Courier New"/>
+          <w:b/>
+        </w:rPr>
+        <w:t>MRSCont = OspreyFit(MRSCont);</w:t>
+      </w:r>
+    </w:p>
+    <w:p>
+      <w:r>
+        <w:t>Osprey</w:t>
+      </w:r>
+      <w:r>
+        <w:t>Fit</w:t>
+      </w:r>
+      <w:r>
+        <w:t xml:space="preserve"> </w:t>
+      </w:r>
+      <w:r>
+        <w:t xml:space="preserve">converts the processed data into LCModel format, calls the external LCModel executable to carry out the fitting, and imports the </w:t>
+      </w:r>
+      <w:r>
+        <w:t xml:space="preserve">quantitative </w:t>
+      </w:r>
+      <w:r>
+        <w:t>outputs</w:t>
+      </w:r>
+      <w:r>
+        <w:t xml:space="preserve"> and visualizations</w:t>
+      </w:r>
+      <w:r>
+        <w:t xml:space="preserve">. This should take approximately 5 seconds per </w:t>
+      </w:r>
+      <w:r>
+        <w:t>spectrum</w:t>
+      </w:r>
+      <w:r>
+        <w:t>, depending</w:t>
+      </w:r>
+      <w:r>
+        <w:t xml:space="preserve"> on the data quality</w:t>
+      </w:r>
+      <w:r>
         <w:t>.</w:t>
       </w:r>
-      <w:r>
-        <w:rPr/>
-        <w:t xml:space="preserve"> For coil-uncombined data, it also already performs the coil combination, with each channel weighted by </w:t>
-      </w:r>
-      <w:r>
-        <w:rPr/>
-        <w:t xml:space="preserve">its </w:t>
-      </w:r>
-      <w:r>
-        <w:rPr/>
-        <w:t xml:space="preserve">signal/noise^2 (as described in Hall et al. NeuroImage 2014). </w:t>
-      </w:r>
-      <w:r>
-        <w:rPr/>
-        <w:t>If water reference data are provided, the weights will be derived from them.</w:t>
-      </w:r>
     </w:p>
     <w:p>
       <w:pPr>
         <w:pStyle w:val="Heading2"/>
       </w:pPr>
-      <w:bookmarkStart w:name="_Toc160102977" w:id="67"/>
-      <w:r>
-        <w:t>OspreyProcess</w:t>
-      </w:r>
-      <w:bookmarkEnd w:id="67"/>
+      <w:bookmarkStart w:id="69" w:name="_Toc160102979"/>
+      <w:r>
+        <w:t>OspreyCoreg</w:t>
+      </w:r>
+      <w:bookmarkEnd w:id="69"/>
     </w:p>
     <w:p>
       <w:pPr>
@@ -13114,7 +12968,7 @@
           <w:rFonts w:ascii="Courier New" w:hAnsi="Courier New" w:cs="Courier New"/>
           <w:b/>
         </w:rPr>
-        <w:t>MRSCont = OspreyProcess(MRSCont);</w:t>
+        <w:t>MRSCont = OspreyCoreg(MRSCont);</w:t>
       </w:r>
     </w:p>
     <w:p>
@@ -13122,346 +12976,199 @@
         <w:t>Osprey</w:t>
       </w:r>
       <w:r>
-        <w:t>Process</w:t>
+        <w:t>Coreg</w:t>
+      </w:r>
+      <w:r>
+        <w:t xml:space="preserve"> parse</w:t>
+      </w:r>
+      <w:r>
+        <w:t>s</w:t>
+      </w:r>
+      <w:r>
+        <w:t xml:space="preserve"> the voxel geometry information and create</w:t>
+      </w:r>
+      <w:r>
+        <w:t>s</w:t>
       </w:r>
       <w:r>
         <w:t xml:space="preserve"> </w:t>
       </w:r>
       <w:r>
-        <w:t>applies various pre-processing steps to the raw data, like frequency/phase alignment, eddy-current correction, etc. The steps it takes depend o</w:t>
-      </w:r>
-      <w:r>
-        <w:t xml:space="preserve">n </w:t>
-      </w:r>
-      <w:r>
-        <w:t>the ‘rawness’ of your input data format.</w:t>
-      </w:r>
-      <w:r>
-        <w:t xml:space="preserve"> </w:t>
-      </w:r>
-      <w:r>
-        <w:t>Depending on the complexity of the pre-processing route and the quality of the data, t</w:t>
-      </w:r>
-      <w:r>
-        <w:t xml:space="preserve">his </w:t>
-      </w:r>
-      <w:r>
-        <w:t xml:space="preserve">can </w:t>
-      </w:r>
-      <w:r>
-        <w:t xml:space="preserve">take </w:t>
-      </w:r>
-      <w:r>
-        <w:t xml:space="preserve">between </w:t>
-      </w:r>
-      <w:r>
-        <w:t xml:space="preserve">approximately </w:t>
-      </w:r>
-      <w:r>
-        <w:t xml:space="preserve">10 </w:t>
-      </w:r>
-      <w:r>
-        <w:t xml:space="preserve">seconds </w:t>
-      </w:r>
-      <w:r>
-        <w:t xml:space="preserve">and 1-2 minutes </w:t>
-      </w:r>
-      <w:r>
-        <w:t>per spectrum.</w:t>
+        <w:t xml:space="preserve">a binary </w:t>
+      </w:r>
+      <w:r>
+        <w:t>voxel mas</w:t>
+      </w:r>
+      <w:r>
+        <w:t>k.</w:t>
+      </w:r>
+      <w:r>
+        <w:t xml:space="preserve"> This should only take approximately 10 seconds per </w:t>
+      </w:r>
+      <w:r>
+        <w:t>voxel</w:t>
+      </w:r>
+      <w:r>
+        <w:t>.</w:t>
+      </w:r>
+    </w:p>
+    <w:p>
+      <w:r>
+        <w:t xml:space="preserve">You can only run the voxel co-registration routine if you have structural images available and specified in the job file (see Section </w:t>
+      </w:r>
+      <w:r>
+        <w:fldChar w:fldCharType="begin"/>
+      </w:r>
+      <w:r>
+        <w:instrText xml:space="preserve"> REF _Ref158894056 \r \h </w:instrText>
+      </w:r>
+      <w:r>
+        <w:fldChar w:fldCharType="separate"/>
+      </w:r>
+      <w:r>
+        <w:t>2.2.3</w:t>
+      </w:r>
+      <w:r>
+        <w:fldChar w:fldCharType="end"/>
+      </w:r>
+      <w:r>
+        <w:t>).</w:t>
+      </w:r>
+      <w:r>
+        <w:t xml:space="preserve"> If you do not have structural images</w:t>
+      </w:r>
+      <w:r>
+        <w:t xml:space="preserve">, skip to Section </w:t>
+      </w:r>
+      <w:r>
+        <w:fldChar w:fldCharType="begin"/>
+      </w:r>
+      <w:r>
+        <w:instrText xml:space="preserve"> REF _Ref159919293 \r \h </w:instrText>
+      </w:r>
+      <w:r>
+        <w:fldChar w:fldCharType="separate"/>
+      </w:r>
+      <w:r>
+        <w:t>4.8</w:t>
+      </w:r>
+      <w:r>
+        <w:fldChar w:fldCharType="end"/>
+      </w:r>
+      <w:r>
+        <w:t>.</w:t>
       </w:r>
     </w:p>
     <w:p>
       <w:pPr>
         <w:pStyle w:val="Heading2"/>
       </w:pPr>
-      <w:bookmarkStart w:name="_Toc160102978" w:id="68"/>
-      <w:r>
-        <w:t>OspreyFit</w:t>
-      </w:r>
-      <w:bookmarkEnd w:id="68"/>
-    </w:p>
-    <w:p>
-      <w:pPr>
+      <w:bookmarkStart w:id="70" w:name="_Toc160102980"/>
+      <w:r>
+        <w:t>OspreySeg</w:t>
+      </w:r>
+      <w:bookmarkEnd w:id="70"/>
+    </w:p>
+    <w:p>
+      <w:r>
+        <w:t xml:space="preserve">Run the command </w:t>
+      </w:r>
+      <w:r>
         <w:rPr>
           <w:rFonts w:ascii="Courier New" w:hAnsi="Courier New" w:cs="Courier New"/>
           <w:b/>
         </w:rPr>
-      </w:pPr>
-      <w:r>
-        <w:t xml:space="preserve">Run the command </w:t>
-      </w:r>
-      <w:r>
-        <w:rPr>
-          <w:rFonts w:ascii="Courier New" w:hAnsi="Courier New" w:cs="Courier New"/>
-          <w:b/>
-        </w:rPr>
-        <w:t>MRSCont = OspreyFit(MRSCont);</w:t>
-      </w:r>
-    </w:p>
-    <w:p>
-      <w:r>
-        <w:t>Osprey</w:t>
-      </w:r>
-      <w:r>
-        <w:t>Fit</w:t>
-      </w:r>
-      <w:r>
-        <w:t xml:space="preserve"> </w:t>
-      </w:r>
-      <w:r>
-        <w:t xml:space="preserve">converts the processed data into LCModel format, calls the external LCModel executable to carry out the fitting, and imports the </w:t>
-      </w:r>
-      <w:r>
-        <w:t xml:space="preserve">quantitative </w:t>
-      </w:r>
-      <w:r>
-        <w:t>outputs</w:t>
-      </w:r>
-      <w:r>
-        <w:t xml:space="preserve"> and visualizations</w:t>
-      </w:r>
-      <w:r>
-        <w:t xml:space="preserve">. This should take approximately 5 seconds per </w:t>
-      </w:r>
-      <w:r>
-        <w:t>spectrum</w:t>
-      </w:r>
-      <w:r>
-        <w:t>, depending</w:t>
-      </w:r>
-      <w:r>
-        <w:t xml:space="preserve"> on the data quality</w:t>
+        <w:t>MRSCont = OspreySeg(MRSCont);</w:t>
+      </w:r>
+    </w:p>
+    <w:p>
+      <w:r>
+        <w:t xml:space="preserve">OspreySeg </w:t>
+      </w:r>
+      <w:r>
+        <w:t>call</w:t>
+      </w:r>
+      <w:r>
+        <w:t>s</w:t>
+      </w:r>
+      <w:r>
+        <w:t xml:space="preserve"> the SPM12 segmentation functions and calculate</w:t>
+      </w:r>
+      <w:r>
+        <w:t>s</w:t>
+      </w:r>
+      <w:r>
+        <w:t xml:space="preserve"> the fractions of grey matter, white matter, and cerebrospinal fluid </w:t>
+      </w:r>
+      <w:r>
+        <w:t>in the MRS voxel</w:t>
+      </w:r>
+      <w:r>
+        <w:t xml:space="preserve">. If you have previously segmented the images, this step will only take a few seconds. However, if Osprey has to initiate the segmentation first, it can take up to several minutes per </w:t>
+      </w:r>
+      <w:r>
+        <w:t>structural image</w:t>
       </w:r>
       <w:r>
         <w:t>.</w:t>
       </w:r>
     </w:p>
     <w:p>
+      <w:r>
+        <w:t xml:space="preserve">You can only run the </w:t>
+      </w:r>
+      <w:r>
+        <w:t xml:space="preserve">segmentation </w:t>
+      </w:r>
+      <w:r>
+        <w:t xml:space="preserve">routine if you have structural images available and specified in the job file (see Section </w:t>
+      </w:r>
+      <w:r>
+        <w:fldChar w:fldCharType="begin"/>
+      </w:r>
+      <w:r>
+        <w:instrText xml:space="preserve"> REF _Ref158894056 \r \h </w:instrText>
+      </w:r>
+      <w:r>
+        <w:fldChar w:fldCharType="separate"/>
+      </w:r>
+      <w:r>
+        <w:t>2.2.3</w:t>
+      </w:r>
+      <w:r>
+        <w:fldChar w:fldCharType="end"/>
+      </w:r>
+      <w:r>
+        <w:t>).</w:t>
+      </w:r>
+      <w:r>
+        <w:t xml:space="preserve"> If you do not have structural images, skip to Section </w:t>
+      </w:r>
+      <w:r>
+        <w:fldChar w:fldCharType="begin"/>
+      </w:r>
+      <w:r>
+        <w:instrText xml:space="preserve"> REF _Ref159919293 \r \h </w:instrText>
+      </w:r>
+      <w:r>
+        <w:fldChar w:fldCharType="separate"/>
+      </w:r>
+      <w:r>
+        <w:t>4.8</w:t>
+      </w:r>
+      <w:r>
+        <w:fldChar w:fldCharType="end"/>
+      </w:r>
+      <w:r>
+        <w:t>.</w:t>
+      </w:r>
+    </w:p>
+    <w:p>
       <w:pPr>
         <w:pStyle w:val="Heading2"/>
       </w:pPr>
-      <w:bookmarkStart w:name="_Toc160102979" w:id="69"/>
-      <w:r>
-        <w:t>OspreyCoreg</w:t>
-      </w:r>
-      <w:bookmarkEnd w:id="69"/>
-    </w:p>
-    <w:p>
-      <w:pPr>
-        <w:rPr>
-          <w:rFonts w:ascii="Courier New" w:hAnsi="Courier New" w:cs="Courier New"/>
-          <w:b/>
-        </w:rPr>
-      </w:pPr>
-      <w:r>
-        <w:t xml:space="preserve">Run the command </w:t>
-      </w:r>
-      <w:r>
-        <w:rPr>
-          <w:rFonts w:ascii="Courier New" w:hAnsi="Courier New" w:cs="Courier New"/>
-          <w:b/>
-        </w:rPr>
-        <w:t>MRSCont = OspreyCoreg(MRSCont);</w:t>
-      </w:r>
-    </w:p>
-    <w:p>
-      <w:r>
-        <w:t>Osprey</w:t>
-      </w:r>
-      <w:r>
-        <w:t>Coreg</w:t>
-      </w:r>
-      <w:r>
-        <w:t xml:space="preserve"> parse</w:t>
-      </w:r>
-      <w:r>
-        <w:t>s</w:t>
-      </w:r>
-      <w:r>
-        <w:t xml:space="preserve"> the voxel geometry information and create</w:t>
-      </w:r>
-      <w:r>
-        <w:t>s</w:t>
-      </w:r>
-      <w:r>
-        <w:t xml:space="preserve"> </w:t>
-      </w:r>
-      <w:r>
-        <w:t xml:space="preserve">a binary </w:t>
-      </w:r>
-      <w:r>
-        <w:t>voxel mas</w:t>
-      </w:r>
-      <w:r>
-        <w:t>k.</w:t>
-      </w:r>
-      <w:r>
-        <w:t xml:space="preserve"> This should only take approximately 10 seconds per </w:t>
-      </w:r>
-      <w:r>
-        <w:t>voxel</w:t>
-      </w:r>
-      <w:r>
-        <w:t>.</w:t>
-      </w:r>
-    </w:p>
-    <w:p>
-      <w:r>
-        <w:t xml:space="preserve">You can only run the voxel co-registration routine if you have structural images available and specified in the job file (see Section </w:t>
-      </w:r>
-      <w:r>
-        <w:fldChar w:fldCharType="begin"/>
-      </w:r>
-      <w:r>
-        <w:instrText xml:space="preserve"> REF _Ref158894056 \r \h </w:instrText>
-      </w:r>
-      <w:r>
-        <w:fldChar w:fldCharType="separate"/>
-      </w:r>
-      <w:r>
-        <w:t>2.2.3</w:t>
-      </w:r>
-      <w:r>
-        <w:fldChar w:fldCharType="end"/>
-      </w:r>
-      <w:r>
-        <w:t>).</w:t>
-      </w:r>
-      <w:r>
-        <w:t xml:space="preserve"> If you do not have structural images</w:t>
-      </w:r>
-      <w:r>
-        <w:t xml:space="preserve">, skip to Section </w:t>
-      </w:r>
-      <w:r>
-        <w:fldChar w:fldCharType="begin"/>
-      </w:r>
-      <w:r>
-        <w:instrText xml:space="preserve"> REF _Ref159919293 \r \h </w:instrText>
-      </w:r>
-      <w:r>
-        <w:fldChar w:fldCharType="separate"/>
-      </w:r>
-      <w:r>
-        <w:t>4.8</w:t>
-      </w:r>
-      <w:r>
-        <w:fldChar w:fldCharType="end"/>
-      </w:r>
-      <w:r>
-        <w:t>.</w:t>
-      </w:r>
-    </w:p>
-    <w:p>
-      <w:pPr>
-        <w:pStyle w:val="Heading2"/>
-      </w:pPr>
-      <w:bookmarkStart w:name="_Toc160102980" w:id="70"/>
-      <w:r>
-        <w:t>OspreySeg</w:t>
-      </w:r>
-      <w:bookmarkEnd w:id="70"/>
-    </w:p>
-    <w:p>
-      <w:r>
-        <w:t xml:space="preserve">Run the command </w:t>
-      </w:r>
-      <w:r>
-        <w:rPr>
-          <w:rFonts w:ascii="Courier New" w:hAnsi="Courier New" w:cs="Courier New"/>
-          <w:b/>
-        </w:rPr>
-        <w:t>MRSCont = OspreySeg(MRSCont);</w:t>
-      </w:r>
-    </w:p>
-    <w:p>
-      <w:r>
-        <w:t xml:space="preserve">OspreySeg </w:t>
-      </w:r>
-      <w:r>
-        <w:t>call</w:t>
-      </w:r>
-      <w:r>
-        <w:t>s</w:t>
-      </w:r>
-      <w:r>
-        <w:t xml:space="preserve"> the SPM12 segmentation functions and calculate</w:t>
-      </w:r>
-      <w:r>
-        <w:t>s</w:t>
-      </w:r>
-      <w:r>
-        <w:t xml:space="preserve"> the fractions of grey matter, white matter, and cerebrospinal fluid </w:t>
-      </w:r>
-      <w:r>
-        <w:t>in the MRS voxel</w:t>
-      </w:r>
-      <w:r>
-        <w:t xml:space="preserve">. If you have previously segmented the images, this step will only take a few seconds. However, if Osprey has to initiate the segmentation first, it can take up to several minutes per </w:t>
-      </w:r>
-      <w:r>
-        <w:t>structural image</w:t>
-      </w:r>
-      <w:r>
-        <w:t>.</w:t>
-      </w:r>
-    </w:p>
-    <w:p>
-      <w:r>
-        <w:t xml:space="preserve">You can only run the </w:t>
-      </w:r>
-      <w:r>
-        <w:t xml:space="preserve">segmentation </w:t>
-      </w:r>
-      <w:r>
-        <w:t xml:space="preserve">routine if you have structural images available and specified in the job file (see Section </w:t>
-      </w:r>
-      <w:r>
-        <w:fldChar w:fldCharType="begin"/>
-      </w:r>
-      <w:r>
-        <w:instrText xml:space="preserve"> REF _Ref158894056 \r \h </w:instrText>
-      </w:r>
-      <w:r>
-        <w:fldChar w:fldCharType="separate"/>
-      </w:r>
-      <w:r>
-        <w:t>2.2.3</w:t>
-      </w:r>
-      <w:r>
-        <w:fldChar w:fldCharType="end"/>
-      </w:r>
-      <w:r>
-        <w:t>).</w:t>
-      </w:r>
-      <w:r>
-        <w:t xml:space="preserve"> If you do not have structural images, skip to Section </w:t>
-      </w:r>
-      <w:r>
-        <w:fldChar w:fldCharType="begin"/>
-      </w:r>
-      <w:r>
-        <w:instrText xml:space="preserve"> REF _Ref159919293 \r \h </w:instrText>
-      </w:r>
-      <w:r>
-        <w:fldChar w:fldCharType="separate"/>
-      </w:r>
-      <w:r>
-        <w:t>4.8</w:t>
-      </w:r>
-      <w:r>
-        <w:fldChar w:fldCharType="end"/>
-      </w:r>
-      <w:r>
-        <w:t>.</w:t>
-      </w:r>
-    </w:p>
-    <w:p>
-      <w:pPr>
-        <w:pStyle w:val="Heading2"/>
-      </w:pPr>
-      <w:bookmarkStart w:name="_Ref159919293" w:id="71"/>
-      <w:bookmarkStart w:name="_Toc160102981" w:id="72"/>
+      <w:bookmarkStart w:id="71" w:name="_Ref159919293"/>
+      <w:bookmarkStart w:id="72" w:name="_Toc160102981"/>
       <w:r>
         <w:t>Osprey</w:t>
       </w:r>
@@ -13485,48 +13192,36 @@
     </w:p>
     <w:p>
       <w:r>
-        <w:rPr/>
-        <w:t xml:space="preserve">OspreyQuantify calculates </w:t>
-      </w:r>
-      <w:r>
-        <w:rPr/>
-        <w:t>several quantitative metabolite estimates, such as tCr ratios and water-scaled estimates with different degrees of sophistication</w:t>
-      </w:r>
-      <w:r>
-        <w:rPr/>
+        <w:t>OspreyQuantify calculates several quantitative metabolite estimates, such as tCr ratios and water-scaled estimates with different degrees of sophistication</w:t>
+      </w:r>
+      <w:r>
         <w:t>.</w:t>
       </w:r>
       <w:r>
-        <w:rPr/>
         <w:t xml:space="preserve"> </w:t>
       </w:r>
       <w:r>
-        <w:rPr/>
         <w:t xml:space="preserve">It also </w:t>
       </w:r>
       <w:r>
-        <w:rPr/>
         <w:t>creates the result tables that you will collect in the next step</w:t>
       </w:r>
       <w:r>
-        <w:rPr/>
         <w:t xml:space="preserve">. Please refer to the Osprey manuscript for details </w:t>
       </w:r>
       <w:r>
-        <w:rPr/>
         <w:t xml:space="preserve">of the quantification procedures. </w:t>
       </w:r>
       <w:r>
-        <w:rPr/>
         <w:t xml:space="preserve">This should take less than a second per dataset. </w:t>
       </w:r>
     </w:p>
-    <w:bookmarkStart w:name="_Ref158887502" w:id="73"/>
-    <w:bookmarkStart w:name="_Toc160102982" w:id="74"/>
     <w:p>
       <w:pPr>
         <w:pStyle w:val="Heading2"/>
       </w:pPr>
+      <w:bookmarkStart w:id="73" w:name="_Ref158887502"/>
+      <w:bookmarkStart w:id="74" w:name="_Toc160102982"/>
       <w:r>
         <w:t>OspreyOverview</w:t>
       </w:r>
@@ -13581,7 +13276,7 @@
     <w:p>
       <w:pPr>
         <w:rPr>
-          <w:rFonts w:ascii="Calibri" w:hAnsi="Calibri" w:eastAsiaTheme="majorEastAsia" w:cstheme="majorBidi"/>
+          <w:rFonts w:ascii="Calibri" w:eastAsiaTheme="majorEastAsia" w:hAnsi="Calibri" w:cstheme="majorBidi"/>
           <w:b/>
           <w:sz w:val="40"/>
           <w:szCs w:val="32"/>
@@ -13596,6 +13291,7 @@
         <w:pStyle w:val="Heading1"/>
       </w:pPr>
       <w:r>
+        <w:lastRenderedPageBreak/>
         <w:t>Collecting the output data</w:t>
       </w:r>
       <w:bookmarkEnd w:id="73"/>
@@ -13619,7 +13315,7 @@
       <w:pPr>
         <w:pStyle w:val="Heading2"/>
       </w:pPr>
-      <w:bookmarkStart w:name="_Toc160102983" w:id="75"/>
+      <w:bookmarkStart w:id="75" w:name="_Toc160102983"/>
       <w:r>
         <w:t>Inspecting your data</w:t>
       </w:r>
@@ -13757,100 +13453,66 @@
         <w:t xml:space="preserve"> tab:</w:t>
       </w:r>
       <w:r>
-        <w:rPr/>
+        <w:t xml:space="preserve"> You can see an overlay of the voxel mask on top of the anatomical image in three directions. </w:t>
+      </w:r>
+      <w:r>
+        <w:t xml:space="preserve">You can also now see four images showing the voxel mask next to the contributions from grey matter, white matter, and CSF, along with the fractional volume estimates for each tissue class. These values </w:t>
+      </w:r>
+      <w:r>
+        <w:t>are</w:t>
+      </w:r>
+      <w:r>
+        <w:t xml:space="preserve"> used during quantification to account for tissue-specific effects of relaxation, tissue water content, and metabolite content. </w:t>
+      </w:r>
+      <w:r>
+        <w:t xml:space="preserve">The </w:t>
+      </w:r>
+      <w:r>
+        <w:rPr>
+          <w:i/>
+          <w:iCs/>
+        </w:rPr>
+        <w:t>Nii Viewer</w:t>
+      </w:r>
+      <w:r>
+        <w:t xml:space="preserve"> button in the top left corner of the window opens the current participant’s structural image in an external NIfTI viewer for closer inspection.</w:t>
+      </w:r>
+    </w:p>
+    <w:p>
+      <w:r>
+        <w:rPr>
+          <w:u w:val="single"/>
+        </w:rPr>
+        <w:t>Quantify tab:</w:t>
+      </w:r>
+      <w:r>
         <w:t xml:space="preserve"> </w:t>
       </w:r>
       <w:r>
-        <w:rPr/>
-        <w:t xml:space="preserve">You can see an overlay of the voxel mask on top of the anatomical image in three directions. </w:t>
-      </w:r>
-      <w:r>
-        <w:rPr/>
-        <w:t>You can also</w:t>
-      </w:r>
-      <w:r>
-        <w:rPr/>
-        <w:t xml:space="preserve"> now see four images showing the voxel mask next to the contributions from grey matter, white matter, and CSF, along with the fractional volume estimates for each tissue class. These values </w:t>
-      </w:r>
-      <w:r>
-        <w:rPr/>
-        <w:t>are</w:t>
-      </w:r>
-      <w:r>
-        <w:rPr/>
-        <w:t xml:space="preserve"> used during quantification to account for tissue-specific effects of relaxation, tissue water content, and metabolite content.</w:t>
-      </w:r>
-      <w:r>
-        <w:rPr/>
+        <w:t xml:space="preserve">This tab contains a bare-bone table of the quantitative results for each basis function and each quantification routine for the selected dataset. These numbers are saved in .TSV format tables in the QuantifyResults sub-directory of the output folder (see Section </w:t>
+      </w:r>
+      <w:r>
+        <w:fldChar w:fldCharType="begin"/>
+      </w:r>
+      <w:r>
+        <w:instrText xml:space="preserve"> REF _Ref160616807 \r \h </w:instrText>
+      </w:r>
+      <w:r>
+        <w:fldChar w:fldCharType="separate"/>
+      </w:r>
+      <w:r>
+        <w:t>6.2</w:t>
+      </w:r>
+      <w:r>
+        <w:fldChar w:fldCharType="end"/>
+      </w:r>
+      <w:r>
+        <w:t>).</w:t>
+      </w:r>
+      <w:r>
         <w:t xml:space="preserve"> </w:t>
       </w:r>
       <w:r>
-        <w:rPr/>
-        <w:t xml:space="preserve">The </w:t>
-      </w:r>
-      <w:r>
-        <w:rPr>
-          <w:i w:val="1"/>
-          <w:iCs w:val="1"/>
-        </w:rPr>
-        <w:t>Nii Viewer</w:t>
-      </w:r>
-      <w:r>
-        <w:rPr/>
-        <w:t xml:space="preserve"> button in the top left corner of the window opens the current par</w:t>
-      </w:r>
-      <w:r>
-        <w:rPr/>
-        <w:t>t</w:t>
-      </w:r>
-      <w:r>
-        <w:rPr/>
-        <w:t xml:space="preserve">icipant’s structural image in an external </w:t>
-      </w:r>
-      <w:r>
-        <w:rPr/>
-        <w:t>NIfTI</w:t>
-      </w:r>
-      <w:r>
-        <w:rPr/>
-        <w:t xml:space="preserve"> viewer for closer inspection.</w:t>
-      </w:r>
-    </w:p>
-    <w:p>
-      <w:r>
-        <w:rPr>
-          <w:u w:val="single"/>
-        </w:rPr>
-        <w:t>Quantify tab:</w:t>
-      </w:r>
-      <w:r>
-        <w:t xml:space="preserve"> </w:t>
-      </w:r>
-      <w:r>
-        <w:t xml:space="preserve">This tab contains a bare-bone table of the quantitative results for each basis function and each quantification routine for the selected dataset. These numbers are saved in .TSV format tables in the QuantifyResults sub-directory of the output folder (see Section </w:t>
-      </w:r>
-      <w:r>
-        <w:fldChar w:fldCharType="begin"/>
-      </w:r>
-      <w:r>
-        <w:instrText xml:space="preserve"> REF _Ref160616807 \r \h </w:instrText>
-      </w:r>
-      <w:r>
-        <w:fldChar w:fldCharType="separate"/>
-      </w:r>
-      <w:r>
-        <w:t>6.2</w:t>
-      </w:r>
-      <w:r>
-        <w:fldChar w:fldCharType="end"/>
-      </w:r>
-      <w:r>
-        <w:t>).</w:t>
-      </w:r>
-      <w:r>
-        <w:t xml:space="preserve"> </w:t>
-      </w:r>
-      <w:r>
         <w:t>At this stage, all analysis steps have been completed.</w:t>
       </w:r>
     </w:p>
@@ -13858,8 +13520,8 @@
       <w:pPr>
         <w:pStyle w:val="Heading2"/>
       </w:pPr>
-      <w:bookmarkStart w:name="_Toc160102984" w:id="76"/>
-      <w:bookmarkStart w:name="_Ref160616807" w:id="77"/>
+      <w:bookmarkStart w:id="76" w:name="_Toc160102984"/>
+      <w:bookmarkStart w:id="77" w:name="_Ref160616807"/>
       <w:r>
         <w:t>Selecting the output files for transfer</w:t>
       </w:r>
@@ -13869,13 +13531,13 @@
     <w:p>
       <w:pPr>
         <w:rPr>
-          <w:rFonts w:ascii="Calibri" w:hAnsi="Calibri" w:eastAsia="Calibri" w:cs="Calibri"/>
+          <w:rFonts w:ascii="Calibri" w:eastAsia="Calibri" w:hAnsi="Calibri" w:cs="Calibri"/>
           <w:color w:val="1D1C1D"/>
         </w:rPr>
       </w:pPr>
       <w:r>
         <w:rPr>
-          <w:rFonts w:ascii="Calibri" w:hAnsi="Calibri" w:eastAsia="Calibri" w:cs="Calibri"/>
+          <w:rFonts w:ascii="Calibri" w:eastAsia="Calibri" w:hAnsi="Calibri" w:cs="Calibri"/>
           <w:color w:val="1D1C1D"/>
         </w:rPr>
         <w:t xml:space="preserve">Navigate to the </w:t>
@@ -13889,28 +13551,28 @@
       </w:r>
       <w:r>
         <w:rPr>
-          <w:rFonts w:ascii="Calibri" w:hAnsi="Calibri" w:eastAsia="Calibri" w:cs="Calibri"/>
+          <w:rFonts w:ascii="Calibri" w:eastAsia="Calibri" w:hAnsi="Calibri" w:cs="Calibri"/>
           <w:color w:val="1D1C1D"/>
         </w:rPr>
         <w:t xml:space="preserve"> output </w:t>
       </w:r>
       <w:r>
         <w:rPr>
-          <w:rFonts w:ascii="Calibri" w:hAnsi="Calibri" w:eastAsia="Calibri" w:cs="Calibri"/>
+          <w:rFonts w:ascii="Calibri" w:eastAsia="Calibri" w:hAnsi="Calibri" w:cs="Calibri"/>
           <w:color w:val="1D1C1D"/>
         </w:rPr>
         <w:t>directory</w:t>
       </w:r>
       <w:r>
         <w:rPr>
-          <w:rFonts w:ascii="Calibri" w:hAnsi="Calibri" w:eastAsia="Calibri" w:cs="Calibri"/>
+          <w:rFonts w:ascii="Calibri" w:eastAsia="Calibri" w:hAnsi="Calibri" w:cs="Calibri"/>
           <w:color w:val="1D1C1D"/>
         </w:rPr>
         <w:t xml:space="preserve"> generated by Osprey that was specified in the job file</w:t>
       </w:r>
       <w:r>
         <w:rPr>
-          <w:rFonts w:ascii="Calibri" w:hAnsi="Calibri" w:eastAsia="Calibri" w:cs="Calibri"/>
+          <w:rFonts w:ascii="Calibri" w:eastAsia="Calibri" w:hAnsi="Calibri" w:cs="Calibri"/>
           <w:color w:val="1D1C1D"/>
         </w:rPr>
         <w:t>.</w:t>
@@ -13920,8 +13582,9 @@
       <w:pPr>
         <w:pStyle w:val="Heading3"/>
       </w:pPr>
-      <w:bookmarkStart w:name="_Toc160102985" w:id="78"/>
-      <w:r>
+      <w:bookmarkStart w:id="78" w:name="_Toc160102985"/>
+      <w:r>
+        <w:lastRenderedPageBreak/>
         <w:t>Quality control metrics</w:t>
       </w:r>
       <w:bookmarkEnd w:id="78"/>
@@ -13973,9 +13636,9 @@
       <w:pPr>
         <w:pStyle w:val="Heading3"/>
       </w:pPr>
-      <w:bookmarkStart w:name="_Toc160102988" w:id="79"/>
-      <w:bookmarkStart w:name="_Ref172109762" w:id="80"/>
-      <w:bookmarkStart w:name="_Toc160102986" w:id="81"/>
+      <w:bookmarkStart w:id="79" w:name="_Toc160102988"/>
+      <w:bookmarkStart w:id="80" w:name="_Ref172109762"/>
+      <w:bookmarkStart w:id="81" w:name="_Toc160102986"/>
       <w:r>
         <w:t>MRSinMRS checklist</w:t>
       </w:r>
@@ -13985,41 +13648,41 @@
     <w:p>
       <w:pPr>
         <w:rPr>
-          <w:rFonts w:ascii="Calibri" w:hAnsi="Calibri" w:eastAsia="Calibri" w:cs="Calibri"/>
+          <w:rFonts w:ascii="Calibri" w:eastAsia="Calibri" w:hAnsi="Calibri" w:cs="Calibri"/>
           <w:color w:val="1D1C1D"/>
         </w:rPr>
       </w:pPr>
       <w:r>
         <w:rPr>
-          <w:rFonts w:ascii="Calibri" w:hAnsi="Calibri" w:eastAsia="Calibri" w:cs="Calibri"/>
+          <w:rFonts w:ascii="Calibri" w:eastAsia="Calibri" w:hAnsi="Calibri" w:cs="Calibri"/>
           <w:color w:val="1D1C1D"/>
         </w:rPr>
         <w:t>Your analysis will also always (after running OspreyOverview) generate the following file containing a standardized reporting checklist</w:t>
       </w:r>
       <w:r>
         <w:rPr>
-          <w:rFonts w:ascii="Calibri" w:hAnsi="Calibri" w:eastAsia="Calibri" w:cs="Calibri"/>
+          <w:rFonts w:ascii="Calibri" w:eastAsia="Calibri" w:hAnsi="Calibri" w:cs="Calibri"/>
           <w:color w:val="1D1C1D"/>
         </w:rPr>
         <w:t xml:space="preserve"> </w:t>
       </w:r>
       <w:r>
         <w:rPr>
-          <w:rFonts w:ascii="Calibri" w:hAnsi="Calibri" w:eastAsia="Calibri" w:cs="Calibri"/>
+          <w:rFonts w:ascii="Calibri" w:eastAsia="Calibri" w:hAnsi="Calibri" w:cs="Calibri"/>
           <w:color w:val="1D1C1D"/>
         </w:rPr>
         <w:fldChar w:fldCharType="begin"/>
       </w:r>
       <w:r>
         <w:rPr>
-          <w:rFonts w:ascii="Calibri" w:hAnsi="Calibri" w:eastAsia="Calibri" w:cs="Calibri"/>
+          <w:rFonts w:ascii="Calibri" w:eastAsia="Calibri" w:hAnsi="Calibri" w:cs="Calibri"/>
           <w:color w:val="1D1C1D"/>
         </w:rPr>
         <w:instrText xml:space="preserve"> ADDIN ZOTERO_ITEM CSL_CITATION {"citationID":"EJ7OyaQg","properties":{"formattedCitation":"(Lin et al. 2021)","plainCitation":"(Lin et al. 2021)","noteIndex":0},"citationItems":[{"id":383,"uris":["http://zotero.org/users/3048964/items/Z4QZ6MFR"],"itemData":{"id":383,"type":"article-journal","abstract":"The translation of MRS to clinical practice has been impeded by the lack of technical standardization. There are multiple methods of acquisition, post-processing, and analysis whose details greatly impact the interpretation of the results. These details are often not fully reported, making it difficult to assess MRS studies on a standardized basis. This hampers the reviewing of manuscripts, limits the reproducibility of study results, and complicates meta-analysis of the literature. In this paper a consensus group of MRS experts provides minimum guidelines for the reporting of MRS methods and results, including the standardized description of MRS hardware, data acquisition, analysis, and quality assessment. This consensus statement describes each of these requirements in detail and includes a checklist to assist authors and journal reviewers and to provide a practical way for journal editors to ensure that MRS studies are reported in full.","container-title":"NMR in Biomedicine","DOI":"10.1002/nbm.4484","ISSN":"1099-1492","issue":"5","language":"en","license":"© 2021 The Authors. NMR in Biomedicine published by John Wiley &amp; Sons Ltd.","note":"_eprint: https://analyticalsciencejournals.onlinelibrary.wiley.com/doi/pdf/10.1002/nbm.4484","page":"e4484","source":"Wiley Online Library","title":"Minimum Reporting Standards for in vivo Magnetic Resonance Spectroscopy (MRSinMRS): Experts' consensus recommendations","title-short":"Minimum Reporting Standards for in vivo Magnetic Resonance Spectroscopy (MRSinMRS)","volume":"34","author":[{"family":"Lin","given":"Alexander"},{"family":"Andronesi","given":"Ovidiu"},{"family":"Bogner","given":"Wolfgang"},{"family":"Choi","given":"In-Young"},{"family":"Coello","given":"Eduardo"},{"family":"Cudalbu","given":"Cristina"},{"family":"Juchem","given":"Christoph"},{"family":"Kemp","given":"Graham J."},{"family":"Kreis","given":"Roland"},{"family":"Krššák","given":"Martin"},{"family":"Lee","given":"Phil"},{"family":"Maudsley","given":"Andrew A."},{"family":"Meyerspeer","given":"Martin"},{"family":"Mlynarik","given":"Vladamir"},{"family":"Near","given":"Jamie"},{"family":"Öz","given":"Gülin"},{"family":"Peek","given":"Aimie L."},{"family":"Puts","given":"Nicolaas A."},{"family":"Ratai","given":"Eva-Maria"},{"family":"Tkáč","given":"Ivan"},{"family":"Mullins","given":"Paul G."}],"issued":{"date-parts":[["2021"]]},"citation-key":"linMinimumReportingStandards2021"}}],"schema":"https://github.com/citation-style-language/schema/raw/master/csl-citation.json"} </w:instrText>
       </w:r>
       <w:r>
         <w:rPr>
-          <w:rFonts w:ascii="Calibri" w:hAnsi="Calibri" w:eastAsia="Calibri" w:cs="Calibri"/>
+          <w:rFonts w:ascii="Calibri" w:eastAsia="Calibri" w:hAnsi="Calibri" w:cs="Calibri"/>
           <w:color w:val="1D1C1D"/>
         </w:rPr>
         <w:fldChar w:fldCharType="separate"/>
@@ -14032,14 +13695,14 @@
       </w:r>
       <w:r>
         <w:rPr>
-          <w:rFonts w:ascii="Calibri" w:hAnsi="Calibri" w:eastAsia="Calibri" w:cs="Calibri"/>
+          <w:rFonts w:ascii="Calibri" w:eastAsia="Calibri" w:hAnsi="Calibri" w:cs="Calibri"/>
           <w:color w:val="1D1C1D"/>
         </w:rPr>
         <w:fldChar w:fldCharType="end"/>
       </w:r>
       <w:r>
         <w:rPr>
-          <w:rFonts w:ascii="Calibri" w:hAnsi="Calibri" w:eastAsia="Calibri" w:cs="Calibri"/>
+          <w:rFonts w:ascii="Calibri" w:eastAsia="Calibri" w:hAnsi="Calibri" w:cs="Calibri"/>
           <w:color w:val="1D1C1D"/>
         </w:rPr>
         <w:t xml:space="preserve"> in the popular Markdown format. Transfer this file as well.</w:t>
@@ -14087,13 +13750,13 @@
     <w:p>
       <w:pPr>
         <w:rPr>
-          <w:rFonts w:ascii="Calibri" w:hAnsi="Calibri" w:eastAsia="Calibri" w:cs="Calibri"/>
+          <w:rFonts w:ascii="Calibri" w:eastAsia="Calibri" w:hAnsi="Calibri" w:cs="Calibri"/>
           <w:color w:val="1D1C1D"/>
         </w:rPr>
       </w:pPr>
       <w:r>
         <w:rPr>
-          <w:rFonts w:ascii="Calibri" w:hAnsi="Calibri" w:eastAsia="Calibri" w:cs="Calibri"/>
+          <w:rFonts w:ascii="Calibri" w:eastAsia="Calibri" w:hAnsi="Calibri" w:cs="Calibri"/>
           <w:color w:val="1D1C1D"/>
         </w:rPr>
         <w:t xml:space="preserve">Navigate to the </w:t>
@@ -14107,7 +13770,7 @@
       </w:r>
       <w:r>
         <w:rPr>
-          <w:rFonts w:ascii="Calibri" w:hAnsi="Calibri" w:eastAsia="Calibri" w:cs="Calibri"/>
+          <w:rFonts w:ascii="Calibri" w:eastAsia="Calibri" w:hAnsi="Calibri" w:cs="Calibri"/>
           <w:color w:val="1D1C1D"/>
         </w:rPr>
         <w:t xml:space="preserve"> folder generated by Osprey in the </w:t>
@@ -14121,28 +13784,28 @@
       </w:r>
       <w:r>
         <w:rPr>
-          <w:rFonts w:ascii="Calibri" w:hAnsi="Calibri" w:eastAsia="Calibri" w:cs="Calibri"/>
+          <w:rFonts w:ascii="Calibri" w:eastAsia="Calibri" w:hAnsi="Calibri" w:cs="Calibri"/>
           <w:color w:val="1D1C1D"/>
         </w:rPr>
         <w:t xml:space="preserve"> output </w:t>
       </w:r>
       <w:r>
         <w:rPr>
-          <w:rFonts w:ascii="Calibri" w:hAnsi="Calibri" w:eastAsia="Calibri" w:cs="Calibri"/>
+          <w:rFonts w:ascii="Calibri" w:eastAsia="Calibri" w:hAnsi="Calibri" w:cs="Calibri"/>
           <w:color w:val="1D1C1D"/>
         </w:rPr>
         <w:t>directory</w:t>
       </w:r>
       <w:r>
         <w:rPr>
-          <w:rFonts w:ascii="Calibri" w:hAnsi="Calibri" w:eastAsia="Calibri" w:cs="Calibri"/>
+          <w:rFonts w:ascii="Calibri" w:eastAsia="Calibri" w:hAnsi="Calibri" w:cs="Calibri"/>
           <w:color w:val="1D1C1D"/>
         </w:rPr>
         <w:t xml:space="preserve"> specified in the job file</w:t>
       </w:r>
       <w:r>
         <w:rPr>
-          <w:rFonts w:ascii="Calibri" w:hAnsi="Calibri" w:eastAsia="Calibri" w:cs="Calibri"/>
+          <w:rFonts w:ascii="Calibri" w:eastAsia="Calibri" w:hAnsi="Calibri" w:cs="Calibri"/>
           <w:color w:val="1D1C1D"/>
         </w:rPr>
         <w:t>.</w:t>
@@ -14174,6 +13837,98 @@
           <w:rFonts w:ascii="Courier New" w:hAnsi="Courier New" w:cs="Courier New"/>
           <w:b/>
         </w:rPr>
+        <w:t>A_</w:t>
+      </w:r>
+      <w:r>
+        <w:rPr>
+          <w:rFonts w:ascii="Courier New" w:hAnsi="Courier New" w:cs="Courier New"/>
+          <w:b/>
+        </w:rPr>
+        <w:t>tCr</w:t>
+      </w:r>
+      <w:r>
+        <w:rPr>
+          <w:rFonts w:ascii="Courier New" w:hAnsi="Courier New" w:cs="Courier New"/>
+          <w:b/>
+        </w:rPr>
+        <w:t>_Voxel_1_Basis_1.tsv</w:t>
+      </w:r>
+    </w:p>
+    <w:p>
+      <w:pPr>
+        <w:ind w:left="720"/>
+        <w:rPr>
+          <w:rFonts w:ascii="Courier New" w:hAnsi="Courier New" w:cs="Courier New"/>
+          <w:b/>
+        </w:rPr>
+      </w:pPr>
+      <w:r>
+        <w:rPr>
+          <w:rFonts w:ascii="Courier New" w:hAnsi="Courier New" w:cs="Courier New"/>
+          <w:b/>
+        </w:rPr>
+        <w:t>A_</w:t>
+      </w:r>
+      <w:r>
+        <w:rPr>
+          <w:rFonts w:ascii="Courier New" w:hAnsi="Courier New" w:cs="Courier New"/>
+          <w:b/>
+        </w:rPr>
+        <w:t>tCr</w:t>
+      </w:r>
+      <w:r>
+        <w:rPr>
+          <w:rFonts w:ascii="Courier New" w:hAnsi="Courier New" w:cs="Courier New"/>
+          <w:b/>
+        </w:rPr>
+        <w:t>_Voxel_1_Basis_1.json</w:t>
+      </w:r>
+    </w:p>
+    <w:p>
+      <w:pPr>
+        <w:ind w:left="720"/>
+        <w:rPr>
+          <w:rFonts w:ascii="Courier New" w:hAnsi="Courier New" w:cs="Courier New"/>
+          <w:b/>
+        </w:rPr>
+      </w:pPr>
+      <w:r>
+        <w:rPr>
+          <w:rFonts w:ascii="Courier New" w:hAnsi="Courier New" w:cs="Courier New"/>
+          <w:b/>
+        </w:rPr>
+        <w:t>A_CRLB_Voxel_1_Basis_1.tsv</w:t>
+      </w:r>
+    </w:p>
+    <w:p>
+      <w:pPr>
+        <w:ind w:left="720"/>
+        <w:rPr>
+          <w:rFonts w:ascii="Courier New" w:hAnsi="Courier New" w:cs="Courier New"/>
+          <w:b/>
+        </w:rPr>
+      </w:pPr>
+      <w:r>
+        <w:rPr>
+          <w:rFonts w:ascii="Courier New" w:hAnsi="Courier New" w:cs="Courier New"/>
+          <w:b/>
+        </w:rPr>
+        <w:t>A_CRLB_Voxel_1_Basis_1.json</w:t>
+      </w:r>
+    </w:p>
+    <w:p>
+      <w:pPr>
+        <w:ind w:left="720"/>
+        <w:rPr>
+          <w:rFonts w:ascii="Courier New" w:hAnsi="Courier New" w:cs="Courier New"/>
+          <w:b/>
+        </w:rPr>
+      </w:pPr>
+      <w:r>
+        <w:rPr>
+          <w:rFonts w:ascii="Courier New" w:hAnsi="Courier New" w:cs="Courier New"/>
+          <w:b/>
+        </w:rPr>
         <w:t>A_amplMets_Voxel_1_Basis_1.tsv</w:t>
       </w:r>
     </w:p>
@@ -14195,6 +13950,19 @@
     </w:p>
     <w:p>
       <w:pPr>
+        <w:pStyle w:val="Heading4"/>
+      </w:pPr>
+      <w:r>
+        <w:t>Raw water-scaled values</w:t>
+      </w:r>
+    </w:p>
+    <w:p>
+      <w:r>
+        <w:t>If you provided water reference data, but no structural images, your analysis will also generate the following files. Transfer all of them.</w:t>
+      </w:r>
+    </w:p>
+    <w:p>
+      <w:pPr>
         <w:ind w:left="720"/>
         <w:rPr>
           <w:rFonts w:ascii="Courier New" w:hAnsi="Courier New" w:cs="Courier New"/>
@@ -14206,7 +13974,7 @@
           <w:rFonts w:ascii="Courier New" w:hAnsi="Courier New" w:cs="Courier New"/>
           <w:b/>
         </w:rPr>
-        <w:t>A_CRLB_Voxel_1_Basis_1.tsv</w:t>
+        <w:t>A_h2oarea_Voxel_1_Basis_1.tsv</w:t>
       </w:r>
     </w:p>
     <w:p>
@@ -14222,7 +13990,7 @@
           <w:rFonts w:ascii="Courier New" w:hAnsi="Courier New" w:cs="Courier New"/>
           <w:b/>
         </w:rPr>
-        <w:t>A_CRLB_Voxel_1_Basis_1.json</w:t>
+        <w:t>A_h2oarea_Voxel_1_Basis_1.json</w:t>
       </w:r>
     </w:p>
     <w:p>
@@ -14238,7 +14006,7 @@
           <w:rFonts w:ascii="Courier New" w:hAnsi="Courier New" w:cs="Courier New"/>
           <w:b/>
         </w:rPr>
-        <w:t>A_amplMets_Voxel_1_Basis_1.tsv</w:t>
+        <w:t>A_rawWaterScaled_Voxel_1_Basis_1.tsv</w:t>
       </w:r>
     </w:p>
     <w:p>
@@ -14254,7 +14022,7 @@
           <w:rFonts w:ascii="Courier New" w:hAnsi="Courier New" w:cs="Courier New"/>
           <w:b/>
         </w:rPr>
-        <w:t>A_amplMets_Voxel_1_Basis_1.json</w:t>
+        <w:t>A_rawWaterScaled_Voxel_1_Basis_1.json</w:t>
       </w:r>
     </w:p>
     <w:p>
@@ -14262,12 +14030,12 @@
         <w:pStyle w:val="Heading4"/>
       </w:pPr>
       <w:r>
-        <w:t>Raw water-scaled values</w:t>
-      </w:r>
-    </w:p>
-    <w:p>
-      <w:r>
-        <w:t>If you provided water reference data, but no structural images, your analysis will also generate the following files. Transfer all of them.</w:t>
+        <w:t>Tissue-corrected water-scaled values</w:t>
+      </w:r>
+    </w:p>
+    <w:p>
+      <w:r>
+        <w:t>If you provided water reference and structural imaging data, your analysis will also generate the following files. Transfer all of them.</w:t>
       </w:r>
     </w:p>
     <w:p>
@@ -14283,7 +14051,23 @@
           <w:rFonts w:ascii="Courier New" w:hAnsi="Courier New" w:cs="Courier New"/>
           <w:b/>
         </w:rPr>
-        <w:t>A_h2oarea_Voxel_1_Basis_1.tsv</w:t>
+        <w:t>A_</w:t>
+      </w:r>
+      <w:bookmarkStart w:id="82" w:name="_Hlk160093428"/>
+      <w:r>
+        <w:rPr>
+          <w:rFonts w:ascii="Courier New" w:hAnsi="Courier New" w:cs="Courier New"/>
+          <w:b/>
+        </w:rPr>
+        <w:t>CSFWaterScaled</w:t>
+      </w:r>
+      <w:bookmarkEnd w:id="82"/>
+      <w:r>
+        <w:rPr>
+          <w:rFonts w:ascii="Courier New" w:hAnsi="Courier New" w:cs="Courier New"/>
+          <w:b/>
+        </w:rPr>
+        <w:t>_Voxel_1_Basis_1.tsv</w:t>
       </w:r>
     </w:p>
     <w:p>
@@ -14299,7 +14083,7 @@
           <w:rFonts w:ascii="Courier New" w:hAnsi="Courier New" w:cs="Courier New"/>
           <w:b/>
         </w:rPr>
-        <w:t>A_h2oarea_Voxel_1_Basis_1.json</w:t>
+        <w:t>A_CSFWaterScaled_Voxel_1_Basis_1.json</w:t>
       </w:r>
     </w:p>
     <w:p>
@@ -14315,7 +14099,7 @@
           <w:rFonts w:ascii="Courier New" w:hAnsi="Courier New" w:cs="Courier New"/>
           <w:b/>
         </w:rPr>
-        <w:t>A_rawWaterScaled_Voxel_1_Basis_1.tsv</w:t>
+        <w:t>A_TissCorrWaterScaled_Voxel_1_Basis_1.tsv</w:t>
       </w:r>
     </w:p>
     <w:p>
@@ -14331,20 +14115,90 @@
           <w:rFonts w:ascii="Courier New" w:hAnsi="Courier New" w:cs="Courier New"/>
           <w:b/>
         </w:rPr>
-        <w:t>A_rawWaterScaled_Voxel_1_Basis_1.json</w:t>
-      </w:r>
-    </w:p>
-    <w:p>
-      <w:pPr>
-        <w:pStyle w:val="Heading4"/>
-      </w:pPr>
-      <w:r>
-        <w:t>Tissue-corrected water-scaled values</w:t>
-      </w:r>
-    </w:p>
-    <w:p>
-      <w:r>
-        <w:t>If you provided water reference and structural imaging data, your analysis will also generate the following files. Transfer all of them.</w:t>
+        <w:lastRenderedPageBreak/>
+        <w:t>A_TissCorrWaterScaled_Voxel_1_Basis_1.json</w:t>
+      </w:r>
+    </w:p>
+    <w:p>
+      <w:pPr>
+        <w:pStyle w:val="Heading3"/>
+      </w:pPr>
+      <w:bookmarkStart w:id="83" w:name="_Toc160102989"/>
+      <w:bookmarkStart w:id="84" w:name="_Toc160102987"/>
+      <w:r>
+        <w:t>Voxel co-registration &amp; segmentation results &amp; masks</w:t>
+      </w:r>
+      <w:bookmarkEnd w:id="83"/>
+    </w:p>
+    <w:p>
+      <w:pPr>
+        <w:rPr>
+          <w:rFonts w:ascii="Calibri" w:eastAsia="Calibri" w:hAnsi="Calibri" w:cs="Calibri"/>
+          <w:color w:val="1D1C1D"/>
+        </w:rPr>
+      </w:pPr>
+      <w:r>
+        <w:rPr>
+          <w:rFonts w:ascii="Calibri" w:eastAsia="Calibri" w:hAnsi="Calibri" w:cs="Calibri"/>
+          <w:color w:val="1D1C1D"/>
+        </w:rPr>
+        <w:t xml:space="preserve">Navigate to the </w:t>
+      </w:r>
+      <w:r>
+        <w:rPr>
+          <w:rFonts w:ascii="Courier New" w:hAnsi="Courier New" w:cs="Courier New"/>
+          <w:b/>
+        </w:rPr>
+        <w:t>SegMaps</w:t>
+      </w:r>
+      <w:r>
+        <w:rPr>
+          <w:rFonts w:ascii="Calibri" w:eastAsia="Calibri" w:hAnsi="Calibri" w:cs="Calibri"/>
+          <w:color w:val="1D1C1D"/>
+        </w:rPr>
+        <w:t xml:space="preserve"> folder generated by Osprey in the </w:t>
+      </w:r>
+      <w:r>
+        <w:rPr>
+          <w:rFonts w:ascii="Courier New" w:hAnsi="Courier New" w:cs="Courier New"/>
+          <w:b/>
+        </w:rPr>
+        <w:t>derivatives</w:t>
+      </w:r>
+      <w:r>
+        <w:rPr>
+          <w:rFonts w:ascii="Calibri" w:eastAsia="Calibri" w:hAnsi="Calibri" w:cs="Calibri"/>
+          <w:color w:val="1D1C1D"/>
+        </w:rPr>
+        <w:t xml:space="preserve"> output </w:t>
+      </w:r>
+      <w:r>
+        <w:rPr>
+          <w:rFonts w:ascii="Calibri" w:eastAsia="Calibri" w:hAnsi="Calibri" w:cs="Calibri"/>
+          <w:color w:val="1D1C1D"/>
+        </w:rPr>
+        <w:t>directory</w:t>
+      </w:r>
+      <w:r>
+        <w:rPr>
+          <w:rFonts w:ascii="Calibri" w:eastAsia="Calibri" w:hAnsi="Calibri" w:cs="Calibri"/>
+          <w:color w:val="1D1C1D"/>
+        </w:rPr>
+        <w:t xml:space="preserve"> specified in the job file</w:t>
+      </w:r>
+      <w:r>
+        <w:rPr>
+          <w:rFonts w:ascii="Calibri" w:eastAsia="Calibri" w:hAnsi="Calibri" w:cs="Calibri"/>
+          <w:color w:val="1D1C1D"/>
+        </w:rPr>
+        <w:t>.</w:t>
+      </w:r>
+      <w:r>
+        <w:rPr>
+          <w:rFonts w:ascii="Calibri" w:eastAsia="Calibri" w:hAnsi="Calibri" w:cs="Calibri"/>
+          <w:color w:val="1D1C1D"/>
+        </w:rPr>
+        <w:t xml:space="preserve"> Transfer the following files:</w:t>
       </w:r>
     </w:p>
     <w:p>
@@ -14360,281 +14214,119 @@
           <w:rFonts w:ascii="Courier New" w:hAnsi="Courier New" w:cs="Courier New"/>
           <w:b/>
         </w:rPr>
-        <w:t>A_</w:t>
-      </w:r>
-      <w:bookmarkStart w:name="_Hlk160093428" w:id="82"/>
+        <w:t>TissueFractions_Voxel_1</w:t>
+      </w:r>
       <w:r>
         <w:rPr>
           <w:rFonts w:ascii="Courier New" w:hAnsi="Courier New" w:cs="Courier New"/>
           <w:b/>
         </w:rPr>
-        <w:t>CSFWaterScaled</w:t>
-      </w:r>
-      <w:bookmarkEnd w:id="82"/>
-      <w:r>
+        <w:t>.tsv</w:t>
+      </w:r>
+    </w:p>
+    <w:p>
+      <w:pPr>
+        <w:ind w:left="720"/>
         <w:rPr>
           <w:rFonts w:ascii="Courier New" w:hAnsi="Courier New" w:cs="Courier New"/>
           <w:b/>
         </w:rPr>
-        <w:t>_Voxel_1_Basis_1.tsv</w:t>
-      </w:r>
-    </w:p>
-    <w:p>
-      <w:pPr>
-        <w:ind w:left="720"/>
+      </w:pPr>
+      <w:r>
         <w:rPr>
           <w:rFonts w:ascii="Courier New" w:hAnsi="Courier New" w:cs="Courier New"/>
           <w:b/>
         </w:rPr>
-      </w:pPr>
+        <w:t>TissueFractions_Voxel_1</w:t>
+      </w:r>
       <w:r>
         <w:rPr>
           <w:rFonts w:ascii="Courier New" w:hAnsi="Courier New" w:cs="Courier New"/>
           <w:b/>
         </w:rPr>
-        <w:t>A_CSFWaterScaled_Voxel_1_Basis_1.json</w:t>
-      </w:r>
-    </w:p>
-    <w:p>
-      <w:pPr>
-        <w:ind w:left="720"/>
+        <w:t>.json</w:t>
+      </w:r>
+    </w:p>
+    <w:p>
+      <w:pPr>
+        <w:rPr>
+          <w:rFonts w:ascii="Calibri" w:eastAsia="Calibri" w:hAnsi="Calibri" w:cs="Calibri"/>
+          <w:color w:val="1D1C1D"/>
+        </w:rPr>
+      </w:pPr>
+      <w:r>
+        <w:rPr>
+          <w:rFonts w:ascii="Calibri" w:eastAsia="Calibri" w:hAnsi="Calibri" w:cs="Calibri"/>
+          <w:color w:val="1D1C1D"/>
+        </w:rPr>
+        <w:t xml:space="preserve">Navigate to the </w:t>
+      </w:r>
+      <w:r>
         <w:rPr>
           <w:rFonts w:ascii="Courier New" w:hAnsi="Courier New" w:cs="Courier New"/>
           <w:b/>
         </w:rPr>
-      </w:pPr>
+        <w:t>VoxelMasks</w:t>
+      </w:r>
+      <w:r>
+        <w:rPr>
+          <w:rFonts w:ascii="Calibri" w:eastAsia="Calibri" w:hAnsi="Calibri" w:cs="Calibri"/>
+          <w:color w:val="1D1C1D"/>
+        </w:rPr>
+        <w:t xml:space="preserve"> folder generated by Osprey in the </w:t>
+      </w:r>
       <w:r>
         <w:rPr>
           <w:rFonts w:ascii="Courier New" w:hAnsi="Courier New" w:cs="Courier New"/>
           <w:b/>
         </w:rPr>
-        <w:t>A_TissCorrWaterScaled_Voxel_1_Basis_1.tsv</w:t>
-      </w:r>
-    </w:p>
-    <w:p>
-      <w:pPr>
-        <w:ind w:left="720"/>
-        <w:rPr>
-          <w:rFonts w:ascii="Courier New" w:hAnsi="Courier New" w:cs="Courier New"/>
-          <w:b/>
-        </w:rPr>
-      </w:pPr>
-      <w:r>
-        <w:rPr>
-          <w:rFonts w:ascii="Courier New" w:hAnsi="Courier New" w:cs="Courier New"/>
-          <w:b/>
-        </w:rPr>
-        <w:t>A_TissCorrWaterScaled_Voxel_1_Basis_1.json</w:t>
-      </w:r>
-    </w:p>
-    <w:p>
-      <w:pPr>
-        <w:pStyle w:val="Heading3"/>
-      </w:pPr>
-      <w:bookmarkStart w:name="_Toc160102989" w:id="83"/>
-      <w:bookmarkStart w:name="_Toc160102987" w:id="84"/>
-      <w:r>
-        <w:t>Voxel co-registration &amp; segmentation results &amp; masks</w:t>
-      </w:r>
-      <w:bookmarkEnd w:id="83"/>
-    </w:p>
-    <w:p>
-      <w:pPr>
-        <w:rPr>
-          <w:rFonts w:ascii="Calibri" w:hAnsi="Calibri" w:eastAsia="Calibri" w:cs="Calibri"/>
+        <w:t>derivatives</w:t>
+      </w:r>
+      <w:r>
+        <w:rPr>
+          <w:rFonts w:ascii="Calibri" w:eastAsia="Calibri" w:hAnsi="Calibri" w:cs="Calibri"/>
           <w:color w:val="1D1C1D"/>
         </w:rPr>
-      </w:pPr>
-      <w:r>
-        <w:rPr>
-          <w:rFonts w:ascii="Calibri" w:hAnsi="Calibri" w:eastAsia="Calibri" w:cs="Calibri"/>
+        <w:t xml:space="preserve"> output </w:t>
+      </w:r>
+      <w:r>
+        <w:rPr>
+          <w:rFonts w:ascii="Calibri" w:eastAsia="Calibri" w:hAnsi="Calibri" w:cs="Calibri"/>
           <w:color w:val="1D1C1D"/>
         </w:rPr>
-        <w:t xml:space="preserve">Navigate to the </w:t>
-      </w:r>
-      <w:r>
-        <w:rPr>
-          <w:rFonts w:ascii="Courier New" w:hAnsi="Courier New" w:cs="Courier New"/>
-          <w:b/>
-        </w:rPr>
-        <w:t>SegMaps</w:t>
-      </w:r>
-      <w:r>
-        <w:rPr>
-          <w:rFonts w:ascii="Calibri" w:hAnsi="Calibri" w:eastAsia="Calibri" w:cs="Calibri"/>
+        <w:t>directory</w:t>
+      </w:r>
+      <w:r>
+        <w:rPr>
+          <w:rFonts w:ascii="Calibri" w:eastAsia="Calibri" w:hAnsi="Calibri" w:cs="Calibri"/>
           <w:color w:val="1D1C1D"/>
         </w:rPr>
-        <w:t xml:space="preserve"> folder generated by Osprey in the </w:t>
-      </w:r>
-      <w:r>
-        <w:rPr>
-          <w:rFonts w:ascii="Courier New" w:hAnsi="Courier New" w:cs="Courier New"/>
-          <w:b/>
-        </w:rPr>
-        <w:t>derivatives</w:t>
-      </w:r>
-      <w:r>
-        <w:rPr>
-          <w:rFonts w:ascii="Calibri" w:hAnsi="Calibri" w:eastAsia="Calibri" w:cs="Calibri"/>
+        <w:t xml:space="preserve"> specified in the job file</w:t>
+      </w:r>
+      <w:r>
+        <w:rPr>
+          <w:rFonts w:ascii="Calibri" w:eastAsia="Calibri" w:hAnsi="Calibri" w:cs="Calibri"/>
           <w:color w:val="1D1C1D"/>
         </w:rPr>
-        <w:t xml:space="preserve"> output </w:t>
-      </w:r>
-      <w:r>
-        <w:rPr>
-          <w:rFonts w:ascii="Calibri" w:hAnsi="Calibri" w:eastAsia="Calibri" w:cs="Calibri"/>
+        <w:t>.</w:t>
+      </w:r>
+      <w:r>
+        <w:rPr>
+          <w:rFonts w:ascii="Calibri" w:eastAsia="Calibri" w:hAnsi="Calibri" w:cs="Calibri"/>
           <w:color w:val="1D1C1D"/>
         </w:rPr>
-        <w:t>directory</w:t>
-      </w:r>
-      <w:r>
-        <w:rPr>
-          <w:rFonts w:ascii="Calibri" w:hAnsi="Calibri" w:eastAsia="Calibri" w:cs="Calibri"/>
+        <w:t xml:space="preserve"> Transfer all </w:t>
+      </w:r>
+      <w:r>
+        <w:rPr>
+          <w:rFonts w:ascii="Calibri" w:eastAsia="Calibri" w:hAnsi="Calibri" w:cs="Calibri"/>
           <w:color w:val="1D1C1D"/>
         </w:rPr>
-        <w:t xml:space="preserve"> specified in the job file</w:t>
-      </w:r>
-      <w:r>
-        <w:rPr>
-          <w:rFonts w:ascii="Calibri" w:hAnsi="Calibri" w:eastAsia="Calibri" w:cs="Calibri"/>
-          <w:color w:val="1D1C1D"/>
-        </w:rPr>
-        <w:t>.</w:t>
-      </w:r>
-      <w:r>
-        <w:rPr>
-          <w:rFonts w:ascii="Calibri" w:hAnsi="Calibri" w:eastAsia="Calibri" w:cs="Calibri"/>
-          <w:color w:val="1D1C1D"/>
-        </w:rPr>
-        <w:t xml:space="preserve"> Transfer the following files:</w:t>
-      </w:r>
-    </w:p>
-    <w:p>
-      <w:pPr>
-        <w:ind w:left="720"/>
-        <w:rPr>
-          <w:rFonts w:ascii="Courier New" w:hAnsi="Courier New" w:cs="Courier New"/>
-          <w:b/>
-        </w:rPr>
-      </w:pPr>
-      <w:r>
-        <w:rPr>
-          <w:rFonts w:ascii="Courier New" w:hAnsi="Courier New" w:cs="Courier New"/>
-          <w:b/>
-        </w:rPr>
-        <w:t>TissueFractions_Voxel_1</w:t>
-      </w:r>
-      <w:r>
-        <w:rPr>
-          <w:rFonts w:ascii="Courier New" w:hAnsi="Courier New" w:cs="Courier New"/>
-          <w:b/>
-        </w:rPr>
-        <w:t>.tsv</w:t>
-      </w:r>
-    </w:p>
-    <w:p>
-      <w:pPr>
-        <w:ind w:left="720"/>
-        <w:rPr>
-          <w:rFonts w:ascii="Courier New" w:hAnsi="Courier New" w:cs="Courier New"/>
-          <w:b/>
-        </w:rPr>
-      </w:pPr>
-      <w:r>
-        <w:rPr>
-          <w:rFonts w:ascii="Courier New" w:hAnsi="Courier New" w:cs="Courier New"/>
-          <w:b/>
-        </w:rPr>
-        <w:t>TissueFractions_Voxel_1</w:t>
-      </w:r>
-      <w:r>
-        <w:rPr>
-          <w:rFonts w:ascii="Courier New" w:hAnsi="Courier New" w:cs="Courier New"/>
-          <w:b/>
-        </w:rPr>
-        <w:t>.json</w:t>
-      </w:r>
-    </w:p>
-    <w:p>
-      <w:pPr>
-        <w:rPr>
-          <w:rFonts w:ascii="Calibri" w:hAnsi="Calibri" w:eastAsia="Calibri" w:cs="Calibri"/>
-          <w:color w:val="1D1C1D"/>
-        </w:rPr>
-      </w:pPr>
-      <w:r>
-        <w:rPr>
-          <w:rFonts w:ascii="Calibri" w:hAnsi="Calibri" w:eastAsia="Calibri" w:cs="Calibri"/>
-          <w:color w:val="1D1C1D"/>
-        </w:rPr>
-        <w:t xml:space="preserve">Navigate to the </w:t>
-      </w:r>
-      <w:r>
-        <w:rPr>
-          <w:rFonts w:ascii="Courier New" w:hAnsi="Courier New" w:cs="Courier New"/>
-          <w:b/>
-        </w:rPr>
-        <w:t>VoxelMasks</w:t>
-      </w:r>
-      <w:r>
-        <w:rPr>
-          <w:rFonts w:ascii="Calibri" w:hAnsi="Calibri" w:eastAsia="Calibri" w:cs="Calibri"/>
-          <w:color w:val="1D1C1D"/>
-        </w:rPr>
-        <w:t xml:space="preserve"> folder generated by Osprey in the </w:t>
-      </w:r>
-      <w:r>
-        <w:rPr>
-          <w:rFonts w:ascii="Courier New" w:hAnsi="Courier New" w:cs="Courier New"/>
-          <w:b/>
-        </w:rPr>
-        <w:t>derivatives</w:t>
-      </w:r>
-      <w:r>
-        <w:rPr>
-          <w:rFonts w:ascii="Calibri" w:hAnsi="Calibri" w:eastAsia="Calibri" w:cs="Calibri"/>
-          <w:color w:val="1D1C1D"/>
-        </w:rPr>
-        <w:t xml:space="preserve"> output </w:t>
-      </w:r>
-      <w:r>
-        <w:rPr>
-          <w:rFonts w:ascii="Calibri" w:hAnsi="Calibri" w:eastAsia="Calibri" w:cs="Calibri"/>
-          <w:color w:val="1D1C1D"/>
-        </w:rPr>
-        <w:t>directory</w:t>
-      </w:r>
-      <w:r>
-        <w:rPr>
-          <w:rFonts w:ascii="Calibri" w:hAnsi="Calibri" w:eastAsia="Calibri" w:cs="Calibri"/>
-          <w:color w:val="1D1C1D"/>
-        </w:rPr>
-        <w:t xml:space="preserve"> specified in the job file</w:t>
-      </w:r>
-      <w:r>
-        <w:rPr>
-          <w:rFonts w:ascii="Calibri" w:hAnsi="Calibri" w:eastAsia="Calibri" w:cs="Calibri"/>
-          <w:color w:val="1D1C1D"/>
-        </w:rPr>
-        <w:t>.</w:t>
-      </w:r>
-      <w:r>
-        <w:rPr>
-          <w:rFonts w:ascii="Calibri" w:hAnsi="Calibri" w:eastAsia="Calibri" w:cs="Calibri"/>
-          <w:color w:val="1D1C1D"/>
-        </w:rPr>
-        <w:t xml:space="preserve"> Transfer all </w:t>
-      </w:r>
-      <w:r>
-        <w:rPr>
-          <w:rFonts w:ascii="Calibri" w:hAnsi="Calibri" w:eastAsia="Calibri" w:cs="Calibri"/>
-          <w:color w:val="1D1C1D"/>
-        </w:rPr>
         <w:t xml:space="preserve">of the following </w:t>
       </w:r>
       <w:r>
         <w:rPr>
-          <w:rFonts w:ascii="Calibri" w:hAnsi="Calibri" w:eastAsia="Calibri" w:cs="Calibri"/>
+          <w:rFonts w:ascii="Calibri" w:eastAsia="Calibri" w:hAnsi="Calibri" w:cs="Calibri"/>
           <w:color w:val="1D1C1D"/>
         </w:rPr>
         <w:t>files:</w:t>
@@ -14892,8 +14584,6 @@
     <w:p>
       <w:r>
         <w:tab/>
-      </w:r>
-      <w:r>
         <w:t xml:space="preserve">Group of the participant (levels: </w:t>
       </w:r>
       <w:r>
@@ -14906,8 +14596,6 @@
     <w:p>
       <w:r>
         <w:tab/>
-      </w:r>
-      <w:r>
         <w:t xml:space="preserve">Sex </w:t>
       </w:r>
       <w:r>
@@ -14944,8 +14632,6 @@
     <w:p>
       <w:r>
         <w:tab/>
-      </w:r>
-      <w:r>
         <w:t xml:space="preserve">Gender of the participant (levels: </w:t>
       </w:r>
       <w:r>
@@ -15118,6 +14804,7 @@
     </w:p>
     <w:p>
       <w:r>
+        <w:lastRenderedPageBreak/>
         <w:t xml:space="preserve">You can provide additional demographic or clinical information </w:t>
       </w:r>
       <w:r>
@@ -15151,7 +14838,7 @@
       <w:r>
         <w:t xml:space="preserve"> </w:t>
       </w:r>
-      <w:hyperlink w:history="1" w:anchor="participants-file" r:id="rId81">
+      <w:hyperlink r:id="rId81" w:anchor="participants-file" w:history="1">
         <w:r>
           <w:rPr>
             <w:rStyle w:val="Hyperlink"/>
@@ -15331,7 +15018,7 @@
       <w:r>
         <w:t xml:space="preserve">Send an email to </w:t>
       </w:r>
-      <w:hyperlink w:history="1" r:id="rId82">
+      <w:hyperlink r:id="rId82" w:history="1">
         <w:r>
           <w:rPr>
             <w:rStyle w:val="Hyperlink"/>
@@ -15417,6 +15104,7 @@
         <w:rPr>
           <w:noProof/>
         </w:rPr>
+        <w:lastRenderedPageBreak/>
         <w:drawing>
           <wp:inline distT="0" distB="0" distL="0" distR="0" wp14:anchorId="7B7569D9" wp14:editId="626AAB02">
             <wp:extent cx="2998001" cy="3790950"/>
@@ -15557,6 +15245,7 @@
         </w:numPr>
       </w:pPr>
       <w:r>
+        <w:lastRenderedPageBreak/>
         <w:t>This will open up a window to compose a message.</w:t>
       </w:r>
       <w:r>
@@ -15690,7 +15379,7 @@
       <w:r>
         <w:t xml:space="preserve">To upload additional files, log into transferkw.partners.org with your email address and password.  Click on Compose message and send to </w:t>
       </w:r>
-      <w:hyperlink w:history="1" r:id="rId88">
+      <w:hyperlink r:id="rId88" w:history="1">
         <w:r>
           <w:rPr>
             <w:rStyle w:val="Hyperlink"/>
@@ -15788,6 +15477,7 @@
         <w:rPr>
           <w:rFonts w:ascii="Calibri" w:hAnsi="Calibri" w:cs="Calibri"/>
         </w:rPr>
+        <w:lastRenderedPageBreak/>
         <w:t xml:space="preserve">Harris, Ashley D., Houshang Amiri, Mariana Bento, Ronald Cohen, Christopher R. K. Ching, Christina Cudalbu, Emily L. Dennis, et al. 2023. “Harmonization of Multi-Scanner in Vivo Magnetic Resonance Spectroscopy: ENIGMA Consortium Task Group Considerations.” </w:t>
       </w:r>
       <w:r>
@@ -15867,7 +15557,7 @@
       </w:r>
     </w:p>
     <w:sectPr>
-      <w:pgSz w:w="12240" w:h="15840" w:orient="portrait"/>
+      <w:pgSz w:w="12240" w:h="15840"/>
       <w:pgMar w:top="1440" w:right="1440" w:bottom="1440" w:left="1440" w:header="720" w:footer="720" w:gutter="0"/>
       <w:cols w:space="720"/>
       <w:docGrid w:linePitch="360"/>
@@ -15955,7 +15645,7 @@
         <w:ind w:left="720" w:hanging="360"/>
       </w:pPr>
       <w:rPr>
-        <w:rFonts w:hint="default" w:ascii="Calibri" w:hAnsi="Calibri" w:cs="Calibri" w:eastAsiaTheme="minorHAnsi"/>
+        <w:rFonts w:ascii="Calibri" w:eastAsiaTheme="minorHAnsi" w:hAnsi="Calibri" w:cs="Calibri" w:hint="default"/>
       </w:rPr>
     </w:lvl>
     <w:lvl w:ilvl="1" w:tplc="04090003">
@@ -15967,7 +15657,7 @@
         <w:ind w:left="1440" w:hanging="360"/>
       </w:pPr>
       <w:rPr>
-        <w:rFonts w:hint="default" w:ascii="Courier New" w:hAnsi="Courier New" w:cs="Courier New"/>
+        <w:rFonts w:ascii="Courier New" w:hAnsi="Courier New" w:cs="Courier New" w:hint="default"/>
       </w:rPr>
     </w:lvl>
     <w:lvl w:ilvl="2" w:tplc="04090005" w:tentative="1">
@@ -15979,7 +15669,7 @@
         <w:ind w:left="2160" w:hanging="360"/>
       </w:pPr>
       <w:rPr>
-        <w:rFonts w:hint="default" w:ascii="Wingdings" w:hAnsi="Wingdings"/>
+        <w:rFonts w:ascii="Wingdings" w:hAnsi="Wingdings" w:hint="default"/>
       </w:rPr>
     </w:lvl>
     <w:lvl w:ilvl="3" w:tplc="04090001" w:tentative="1">
@@ -15991,7 +15681,7 @@
         <w:ind w:left="2880" w:hanging="360"/>
       </w:pPr>
       <w:rPr>
-        <w:rFonts w:hint="default" w:ascii="Symbol" w:hAnsi="Symbol"/>
+        <w:rFonts w:ascii="Symbol" w:hAnsi="Symbol" w:hint="default"/>
       </w:rPr>
     </w:lvl>
     <w:lvl w:ilvl="4" w:tplc="04090003" w:tentative="1">
@@ -16003,7 +15693,7 @@
         <w:ind w:left="3600" w:hanging="360"/>
       </w:pPr>
       <w:rPr>
-        <w:rFonts w:hint="default" w:ascii="Courier New" w:hAnsi="Courier New" w:cs="Courier New"/>
+        <w:rFonts w:ascii="Courier New" w:hAnsi="Courier New" w:cs="Courier New" w:hint="default"/>
       </w:rPr>
     </w:lvl>
     <w:lvl w:ilvl="5" w:tplc="04090005" w:tentative="1">
@@ -16015,7 +15705,7 @@
         <w:ind w:left="4320" w:hanging="360"/>
       </w:pPr>
       <w:rPr>
-        <w:rFonts w:hint="default" w:ascii="Wingdings" w:hAnsi="Wingdings"/>
+        <w:rFonts w:ascii="Wingdings" w:hAnsi="Wingdings" w:hint="default"/>
       </w:rPr>
     </w:lvl>
     <w:lvl w:ilvl="6" w:tplc="04090001" w:tentative="1">
@@ -16027,7 +15717,7 @@
         <w:ind w:left="5040" w:hanging="360"/>
       </w:pPr>
       <w:rPr>
-        <w:rFonts w:hint="default" w:ascii="Symbol" w:hAnsi="Symbol"/>
+        <w:rFonts w:ascii="Symbol" w:hAnsi="Symbol" w:hint="default"/>
       </w:rPr>
     </w:lvl>
     <w:lvl w:ilvl="7" w:tplc="04090003" w:tentative="1">
@@ -16039,7 +15729,7 @@
         <w:ind w:left="5760" w:hanging="360"/>
       </w:pPr>
       <w:rPr>
-        <w:rFonts w:hint="default" w:ascii="Courier New" w:hAnsi="Courier New" w:cs="Courier New"/>
+        <w:rFonts w:ascii="Courier New" w:hAnsi="Courier New" w:cs="Courier New" w:hint="default"/>
       </w:rPr>
     </w:lvl>
     <w:lvl w:ilvl="8" w:tplc="04090005" w:tentative="1">
@@ -16051,7 +15741,7 @@
         <w:ind w:left="6480" w:hanging="360"/>
       </w:pPr>
       <w:rPr>
-        <w:rFonts w:hint="default" w:ascii="Wingdings" w:hAnsi="Wingdings"/>
+        <w:rFonts w:ascii="Wingdings" w:hAnsi="Wingdings" w:hint="default"/>
       </w:rPr>
     </w:lvl>
   </w:abstractNum>
@@ -16068,7 +15758,7 @@
         <w:ind w:left="720" w:hanging="360"/>
       </w:pPr>
       <w:rPr>
-        <w:rFonts w:hint="default" w:ascii="Symbol" w:hAnsi="Symbol"/>
+        <w:rFonts w:ascii="Symbol" w:hAnsi="Symbol" w:hint="default"/>
       </w:rPr>
     </w:lvl>
     <w:lvl w:ilvl="1" w:tplc="04090003" w:tentative="1">
@@ -16080,7 +15770,7 @@
         <w:ind w:left="1440" w:hanging="360"/>
       </w:pPr>
       <w:rPr>
-        <w:rFonts w:hint="default" w:ascii="Courier New" w:hAnsi="Courier New" w:cs="Courier New"/>
+        <w:rFonts w:ascii="Courier New" w:hAnsi="Courier New" w:cs="Courier New" w:hint="default"/>
       </w:rPr>
     </w:lvl>
     <w:lvl w:ilvl="2" w:tplc="04090005" w:tentative="1">
@@ -16092,7 +15782,7 @@
         <w:ind w:left="2160" w:hanging="360"/>
       </w:pPr>
       <w:rPr>
-        <w:rFonts w:hint="default" w:ascii="Wingdings" w:hAnsi="Wingdings"/>
+        <w:rFonts w:ascii="Wingdings" w:hAnsi="Wingdings" w:hint="default"/>
       </w:rPr>
     </w:lvl>
     <w:lvl w:ilvl="3" w:tplc="04090001" w:tentative="1">
@@ -16104,7 +15794,7 @@
         <w:ind w:left="2880" w:hanging="360"/>
       </w:pPr>
       <w:rPr>
-        <w:rFonts w:hint="default" w:ascii="Symbol" w:hAnsi="Symbol"/>
+        <w:rFonts w:ascii="Symbol" w:hAnsi="Symbol" w:hint="default"/>
       </w:rPr>
     </w:lvl>
     <w:lvl w:ilvl="4" w:tplc="04090003" w:tentative="1">
@@ -16116,7 +15806,7 @@
         <w:ind w:left="3600" w:hanging="360"/>
       </w:pPr>
       <w:rPr>
-        <w:rFonts w:hint="default" w:ascii="Courier New" w:hAnsi="Courier New" w:cs="Courier New"/>
+        <w:rFonts w:ascii="Courier New" w:hAnsi="Courier New" w:cs="Courier New" w:hint="default"/>
       </w:rPr>
     </w:lvl>
     <w:lvl w:ilvl="5" w:tplc="04090005" w:tentative="1">
@@ -16128,7 +15818,7 @@
         <w:ind w:left="4320" w:hanging="360"/>
       </w:pPr>
       <w:rPr>
-        <w:rFonts w:hint="default" w:ascii="Wingdings" w:hAnsi="Wingdings"/>
+        <w:rFonts w:ascii="Wingdings" w:hAnsi="Wingdings" w:hint="default"/>
       </w:rPr>
     </w:lvl>
     <w:lvl w:ilvl="6" w:tplc="04090001" w:tentative="1">
@@ -16140,7 +15830,7 @@
         <w:ind w:left="5040" w:hanging="360"/>
       </w:pPr>
       <w:rPr>
-        <w:rFonts w:hint="default" w:ascii="Symbol" w:hAnsi="Symbol"/>
+        <w:rFonts w:ascii="Symbol" w:hAnsi="Symbol" w:hint="default"/>
       </w:rPr>
     </w:lvl>
     <w:lvl w:ilvl="7" w:tplc="04090003" w:tentative="1">
@@ -16152,7 +15842,7 @@
         <w:ind w:left="5760" w:hanging="360"/>
       </w:pPr>
       <w:rPr>
-        <w:rFonts w:hint="default" w:ascii="Courier New" w:hAnsi="Courier New" w:cs="Courier New"/>
+        <w:rFonts w:ascii="Courier New" w:hAnsi="Courier New" w:cs="Courier New" w:hint="default"/>
       </w:rPr>
     </w:lvl>
     <w:lvl w:ilvl="8" w:tplc="04090005" w:tentative="1">
@@ -16164,7 +15854,7 @@
         <w:ind w:left="6480" w:hanging="360"/>
       </w:pPr>
       <w:rPr>
-        <w:rFonts w:hint="default" w:ascii="Wingdings" w:hAnsi="Wingdings"/>
+        <w:rFonts w:ascii="Wingdings" w:hAnsi="Wingdings" w:hint="default"/>
       </w:rPr>
     </w:lvl>
   </w:abstractNum>
@@ -16180,7 +15870,7 @@
         <w:ind w:left="720" w:hanging="360"/>
       </w:pPr>
       <w:rPr>
-        <w:rFonts w:hint="default" w:ascii="Calibri" w:hAnsi="Calibri" w:cs="Calibri" w:eastAsiaTheme="minorHAnsi"/>
+        <w:rFonts w:ascii="Calibri" w:eastAsiaTheme="minorHAnsi" w:hAnsi="Calibri" w:cs="Calibri" w:hint="default"/>
       </w:rPr>
     </w:lvl>
     <w:lvl w:ilvl="1" w:tplc="04090003" w:tentative="1">
@@ -16192,7 +15882,7 @@
         <w:ind w:left="1440" w:hanging="360"/>
       </w:pPr>
       <w:rPr>
-        <w:rFonts w:hint="default" w:ascii="Courier New" w:hAnsi="Courier New" w:cs="Courier New"/>
+        <w:rFonts w:ascii="Courier New" w:hAnsi="Courier New" w:cs="Courier New" w:hint="default"/>
       </w:rPr>
     </w:lvl>
     <w:lvl w:ilvl="2" w:tplc="04090005" w:tentative="1">
@@ -16204,7 +15894,7 @@
         <w:ind w:left="2160" w:hanging="360"/>
       </w:pPr>
       <w:rPr>
-        <w:rFonts w:hint="default" w:ascii="Wingdings" w:hAnsi="Wingdings"/>
+        <w:rFonts w:ascii="Wingdings" w:hAnsi="Wingdings" w:hint="default"/>
       </w:rPr>
     </w:lvl>
     <w:lvl w:ilvl="3" w:tplc="04090001" w:tentative="1">
@@ -16216,7 +15906,7 @@
         <w:ind w:left="2880" w:hanging="360"/>
       </w:pPr>
       <w:rPr>
-        <w:rFonts w:hint="default" w:ascii="Symbol" w:hAnsi="Symbol"/>
+        <w:rFonts w:ascii="Symbol" w:hAnsi="Symbol" w:hint="default"/>
       </w:rPr>
     </w:lvl>
     <w:lvl w:ilvl="4" w:tplc="04090003" w:tentative="1">
@@ -16228,7 +15918,7 @@
         <w:ind w:left="3600" w:hanging="360"/>
       </w:pPr>
       <w:rPr>
-        <w:rFonts w:hint="default" w:ascii="Courier New" w:hAnsi="Courier New" w:cs="Courier New"/>
+        <w:rFonts w:ascii="Courier New" w:hAnsi="Courier New" w:cs="Courier New" w:hint="default"/>
       </w:rPr>
     </w:lvl>
     <w:lvl w:ilvl="5" w:tplc="04090005" w:tentative="1">
@@ -16240,7 +15930,7 @@
         <w:ind w:left="4320" w:hanging="360"/>
       </w:pPr>
       <w:rPr>
-        <w:rFonts w:hint="default" w:ascii="Wingdings" w:hAnsi="Wingdings"/>
+        <w:rFonts w:ascii="Wingdings" w:hAnsi="Wingdings" w:hint="default"/>
       </w:rPr>
     </w:lvl>
     <w:lvl w:ilvl="6" w:tplc="04090001" w:tentative="1">
@@ -16252,7 +15942,7 @@
         <w:ind w:left="5040" w:hanging="360"/>
       </w:pPr>
       <w:rPr>
-        <w:rFonts w:hint="default" w:ascii="Symbol" w:hAnsi="Symbol"/>
+        <w:rFonts w:ascii="Symbol" w:hAnsi="Symbol" w:hint="default"/>
       </w:rPr>
     </w:lvl>
     <w:lvl w:ilvl="7" w:tplc="04090003" w:tentative="1">
@@ -16264,7 +15954,7 @@
         <w:ind w:left="5760" w:hanging="360"/>
       </w:pPr>
       <w:rPr>
-        <w:rFonts w:hint="default" w:ascii="Courier New" w:hAnsi="Courier New" w:cs="Courier New"/>
+        <w:rFonts w:ascii="Courier New" w:hAnsi="Courier New" w:cs="Courier New" w:hint="default"/>
       </w:rPr>
     </w:lvl>
     <w:lvl w:ilvl="8" w:tplc="04090005" w:tentative="1">
@@ -16276,7 +15966,7 @@
         <w:ind w:left="6480" w:hanging="360"/>
       </w:pPr>
       <w:rPr>
-        <w:rFonts w:hint="default" w:ascii="Wingdings" w:hAnsi="Wingdings"/>
+        <w:rFonts w:ascii="Wingdings" w:hAnsi="Wingdings" w:hint="default"/>
       </w:rPr>
     </w:lvl>
   </w:abstractNum>
@@ -16293,7 +15983,7 @@
         <w:ind w:left="720" w:hanging="360"/>
       </w:pPr>
       <w:rPr>
-        <w:rFonts w:hint="default" w:ascii="Calibri" w:hAnsi="Calibri" w:cs="Calibri" w:eastAsiaTheme="minorHAnsi"/>
+        <w:rFonts w:ascii="Calibri" w:eastAsiaTheme="minorHAnsi" w:hAnsi="Calibri" w:cs="Calibri" w:hint="default"/>
       </w:rPr>
     </w:lvl>
     <w:lvl w:ilvl="1" w:tplc="04090003" w:tentative="1">
@@ -16305,7 +15995,7 @@
         <w:ind w:left="1440" w:hanging="360"/>
       </w:pPr>
       <w:rPr>
-        <w:rFonts w:hint="default" w:ascii="Courier New" w:hAnsi="Courier New" w:cs="Courier New"/>
+        <w:rFonts w:ascii="Courier New" w:hAnsi="Courier New" w:cs="Courier New" w:hint="default"/>
       </w:rPr>
     </w:lvl>
     <w:lvl w:ilvl="2" w:tplc="04090005" w:tentative="1">
@@ -16317,7 +16007,7 @@
         <w:ind w:left="2160" w:hanging="360"/>
       </w:pPr>
       <w:rPr>
-        <w:rFonts w:hint="default" w:ascii="Wingdings" w:hAnsi="Wingdings"/>
+        <w:rFonts w:ascii="Wingdings" w:hAnsi="Wingdings" w:hint="default"/>
       </w:rPr>
     </w:lvl>
     <w:lvl w:ilvl="3" w:tplc="04090001" w:tentative="1">
@@ -16329,7 +16019,7 @@
         <w:ind w:left="2880" w:hanging="360"/>
       </w:pPr>
       <w:rPr>
-        <w:rFonts w:hint="default" w:ascii="Symbol" w:hAnsi="Symbol"/>
+        <w:rFonts w:ascii="Symbol" w:hAnsi="Symbol" w:hint="default"/>
       </w:rPr>
     </w:lvl>
     <w:lvl w:ilvl="4" w:tplc="04090003" w:tentative="1">
@@ -16341,7 +16031,7 @@
         <w:ind w:left="3600" w:hanging="360"/>
       </w:pPr>
       <w:rPr>
-        <w:rFonts w:hint="default" w:ascii="Courier New" w:hAnsi="Courier New" w:cs="Courier New"/>
+        <w:rFonts w:ascii="Courier New" w:hAnsi="Courier New" w:cs="Courier New" w:hint="default"/>
       </w:rPr>
     </w:lvl>
     <w:lvl w:ilvl="5" w:tplc="04090005" w:tentative="1">
@@ -16353,7 +16043,7 @@
         <w:ind w:left="4320" w:hanging="360"/>
       </w:pPr>
       <w:rPr>
-        <w:rFonts w:hint="default" w:ascii="Wingdings" w:hAnsi="Wingdings"/>
+        <w:rFonts w:ascii="Wingdings" w:hAnsi="Wingdings" w:hint="default"/>
       </w:rPr>
     </w:lvl>
     <w:lvl w:ilvl="6" w:tplc="04090001" w:tentative="1">
@@ -16365,7 +16055,7 @@
         <w:ind w:left="5040" w:hanging="360"/>
       </w:pPr>
       <w:rPr>
-        <w:rFonts w:hint="default" w:ascii="Symbol" w:hAnsi="Symbol"/>
+        <w:rFonts w:ascii="Symbol" w:hAnsi="Symbol" w:hint="default"/>
       </w:rPr>
     </w:lvl>
     <w:lvl w:ilvl="7" w:tplc="04090003" w:tentative="1">
@@ -16377,7 +16067,7 @@
         <w:ind w:left="5760" w:hanging="360"/>
       </w:pPr>
       <w:rPr>
-        <w:rFonts w:hint="default" w:ascii="Courier New" w:hAnsi="Courier New" w:cs="Courier New"/>
+        <w:rFonts w:ascii="Courier New" w:hAnsi="Courier New" w:cs="Courier New" w:hint="default"/>
       </w:rPr>
     </w:lvl>
     <w:lvl w:ilvl="8" w:tplc="04090005" w:tentative="1">
@@ -16389,7 +16079,7 @@
         <w:ind w:left="6480" w:hanging="360"/>
       </w:pPr>
       <w:rPr>
-        <w:rFonts w:hint="default" w:ascii="Wingdings" w:hAnsi="Wingdings"/>
+        <w:rFonts w:ascii="Wingdings" w:hAnsi="Wingdings" w:hint="default"/>
       </w:rPr>
     </w:lvl>
   </w:abstractNum>
@@ -16498,7 +16188,7 @@
         <w:ind w:left="720" w:hanging="360"/>
       </w:pPr>
       <w:rPr>
-        <w:rFonts w:hint="default" w:ascii="Symbol" w:hAnsi="Symbol"/>
+        <w:rFonts w:ascii="Symbol" w:hAnsi="Symbol" w:hint="default"/>
         <w:sz w:val="20"/>
       </w:rPr>
     </w:lvl>
@@ -16514,7 +16204,7 @@
         <w:ind w:left="1440" w:hanging="360"/>
       </w:pPr>
       <w:rPr>
-        <w:rFonts w:hint="default" w:ascii="Courier New" w:hAnsi="Courier New"/>
+        <w:rFonts w:ascii="Courier New" w:hAnsi="Courier New" w:hint="default"/>
         <w:sz w:val="20"/>
       </w:rPr>
     </w:lvl>
@@ -16530,7 +16220,7 @@
         <w:ind w:left="2160" w:hanging="360"/>
       </w:pPr>
       <w:rPr>
-        <w:rFonts w:hint="default" w:ascii="Wingdings" w:hAnsi="Wingdings"/>
+        <w:rFonts w:ascii="Wingdings" w:hAnsi="Wingdings" w:hint="default"/>
         <w:sz w:val="20"/>
       </w:rPr>
     </w:lvl>
@@ -16546,7 +16236,7 @@
         <w:ind w:left="2880" w:hanging="360"/>
       </w:pPr>
       <w:rPr>
-        <w:rFonts w:hint="default" w:ascii="Wingdings" w:hAnsi="Wingdings"/>
+        <w:rFonts w:ascii="Wingdings" w:hAnsi="Wingdings" w:hint="default"/>
         <w:sz w:val="20"/>
       </w:rPr>
     </w:lvl>
@@ -16562,7 +16252,7 @@
         <w:ind w:left="3600" w:hanging="360"/>
       </w:pPr>
       <w:rPr>
-        <w:rFonts w:hint="default" w:ascii="Wingdings" w:hAnsi="Wingdings"/>
+        <w:rFonts w:ascii="Wingdings" w:hAnsi="Wingdings" w:hint="default"/>
         <w:sz w:val="20"/>
       </w:rPr>
     </w:lvl>
@@ -16578,7 +16268,7 @@
         <w:ind w:left="4320" w:hanging="360"/>
       </w:pPr>
       <w:rPr>
-        <w:rFonts w:hint="default" w:ascii="Wingdings" w:hAnsi="Wingdings"/>
+        <w:rFonts w:ascii="Wingdings" w:hAnsi="Wingdings" w:hint="default"/>
         <w:sz w:val="20"/>
       </w:rPr>
     </w:lvl>
@@ -16594,7 +16284,7 @@
         <w:ind w:left="5040" w:hanging="360"/>
       </w:pPr>
       <w:rPr>
-        <w:rFonts w:hint="default" w:ascii="Wingdings" w:hAnsi="Wingdings"/>
+        <w:rFonts w:ascii="Wingdings" w:hAnsi="Wingdings" w:hint="default"/>
         <w:sz w:val="20"/>
       </w:rPr>
     </w:lvl>
@@ -16610,7 +16300,7 @@
         <w:ind w:left="5760" w:hanging="360"/>
       </w:pPr>
       <w:rPr>
-        <w:rFonts w:hint="default" w:ascii="Wingdings" w:hAnsi="Wingdings"/>
+        <w:rFonts w:ascii="Wingdings" w:hAnsi="Wingdings" w:hint="default"/>
         <w:sz w:val="20"/>
       </w:rPr>
     </w:lvl>
@@ -16626,7 +16316,7 @@
         <w:ind w:left="6480" w:hanging="360"/>
       </w:pPr>
       <w:rPr>
-        <w:rFonts w:hint="default" w:ascii="Wingdings" w:hAnsi="Wingdings"/>
+        <w:rFonts w:ascii="Wingdings" w:hAnsi="Wingdings" w:hint="default"/>
         <w:sz w:val="20"/>
       </w:rPr>
     </w:lvl>
@@ -16644,7 +16334,7 @@
         <w:ind w:left="720" w:hanging="360"/>
       </w:pPr>
       <w:rPr>
-        <w:rFonts w:hint="default" w:ascii="Symbol" w:hAnsi="Symbol"/>
+        <w:rFonts w:ascii="Symbol" w:hAnsi="Symbol" w:hint="default"/>
       </w:rPr>
     </w:lvl>
     <w:lvl w:ilvl="1" w:tplc="04090003" w:tentative="1">
@@ -16656,7 +16346,7 @@
         <w:ind w:left="1440" w:hanging="360"/>
       </w:pPr>
       <w:rPr>
-        <w:rFonts w:hint="default" w:ascii="Courier New" w:hAnsi="Courier New" w:cs="Courier New"/>
+        <w:rFonts w:ascii="Courier New" w:hAnsi="Courier New" w:cs="Courier New" w:hint="default"/>
       </w:rPr>
     </w:lvl>
     <w:lvl w:ilvl="2" w:tplc="04090005" w:tentative="1">
@@ -16668,7 +16358,7 @@
         <w:ind w:left="2160" w:hanging="360"/>
       </w:pPr>
       <w:rPr>
-        <w:rFonts w:hint="default" w:ascii="Wingdings" w:hAnsi="Wingdings"/>
+        <w:rFonts w:ascii="Wingdings" w:hAnsi="Wingdings" w:hint="default"/>
       </w:rPr>
     </w:lvl>
     <w:lvl w:ilvl="3" w:tplc="04090001" w:tentative="1">
@@ -16680,7 +16370,7 @@
         <w:ind w:left="2880" w:hanging="360"/>
       </w:pPr>
       <w:rPr>
-        <w:rFonts w:hint="default" w:ascii="Symbol" w:hAnsi="Symbol"/>
+        <w:rFonts w:ascii="Symbol" w:hAnsi="Symbol" w:hint="default"/>
       </w:rPr>
     </w:lvl>
     <w:lvl w:ilvl="4" w:tplc="04090003" w:tentative="1">
@@ -16692,7 +16382,7 @@
         <w:ind w:left="3600" w:hanging="360"/>
       </w:pPr>
       <w:rPr>
-        <w:rFonts w:hint="default" w:ascii="Courier New" w:hAnsi="Courier New" w:cs="Courier New"/>
+        <w:rFonts w:ascii="Courier New" w:hAnsi="Courier New" w:cs="Courier New" w:hint="default"/>
       </w:rPr>
     </w:lvl>
     <w:lvl w:ilvl="5" w:tplc="04090005" w:tentative="1">
@@ -16704,7 +16394,7 @@
         <w:ind w:left="4320" w:hanging="360"/>
       </w:pPr>
       <w:rPr>
-        <w:rFonts w:hint="default" w:ascii="Wingdings" w:hAnsi="Wingdings"/>
+        <w:rFonts w:ascii="Wingdings" w:hAnsi="Wingdings" w:hint="default"/>
       </w:rPr>
     </w:lvl>
     <w:lvl w:ilvl="6" w:tplc="04090001" w:tentative="1">
@@ -16716,7 +16406,7 @@
         <w:ind w:left="5040" w:hanging="360"/>
       </w:pPr>
       <w:rPr>
-        <w:rFonts w:hint="default" w:ascii="Symbol" w:hAnsi="Symbol"/>
+        <w:rFonts w:ascii="Symbol" w:hAnsi="Symbol" w:hint="default"/>
       </w:rPr>
     </w:lvl>
     <w:lvl w:ilvl="7" w:tplc="04090003" w:tentative="1">
@@ -16728,7 +16418,7 @@
         <w:ind w:left="5760" w:hanging="360"/>
       </w:pPr>
       <w:rPr>
-        <w:rFonts w:hint="default" w:ascii="Courier New" w:hAnsi="Courier New" w:cs="Courier New"/>
+        <w:rFonts w:ascii="Courier New" w:hAnsi="Courier New" w:cs="Courier New" w:hint="default"/>
       </w:rPr>
     </w:lvl>
     <w:lvl w:ilvl="8" w:tplc="04090005" w:tentative="1">
@@ -16740,7 +16430,7 @@
         <w:ind w:left="6480" w:hanging="360"/>
       </w:pPr>
       <w:rPr>
-        <w:rFonts w:hint="default" w:ascii="Wingdings" w:hAnsi="Wingdings"/>
+        <w:rFonts w:ascii="Wingdings" w:hAnsi="Wingdings" w:hint="default"/>
       </w:rPr>
     </w:lvl>
   </w:abstractNum>
@@ -16757,7 +16447,7 @@
         <w:ind w:left="720" w:hanging="360"/>
       </w:pPr>
       <w:rPr>
-        <w:rFonts w:hint="default" w:ascii="Symbol" w:hAnsi="Symbol"/>
+        <w:rFonts w:ascii="Symbol" w:hAnsi="Symbol" w:hint="default"/>
       </w:rPr>
     </w:lvl>
     <w:lvl w:ilvl="1" w:tplc="04090003">
@@ -16769,7 +16459,7 @@
         <w:ind w:left="1440" w:hanging="360"/>
       </w:pPr>
       <w:rPr>
-        <w:rFonts w:hint="default" w:ascii="Courier New" w:hAnsi="Courier New" w:cs="Courier New"/>
+        <w:rFonts w:ascii="Courier New" w:hAnsi="Courier New" w:cs="Courier New" w:hint="default"/>
       </w:rPr>
     </w:lvl>
     <w:lvl w:ilvl="2" w:tplc="04090005" w:tentative="1">
@@ -16781,7 +16471,7 @@
         <w:ind w:left="2160" w:hanging="360"/>
       </w:pPr>
       <w:rPr>
-        <w:rFonts w:hint="default" w:ascii="Wingdings" w:hAnsi="Wingdings"/>
+        <w:rFonts w:ascii="Wingdings" w:hAnsi="Wingdings" w:hint="default"/>
       </w:rPr>
     </w:lvl>
     <w:lvl w:ilvl="3" w:tplc="04090001" w:tentative="1">
@@ -16793,7 +16483,7 @@
         <w:ind w:left="2880" w:hanging="360"/>
       </w:pPr>
       <w:rPr>
-        <w:rFonts w:hint="default" w:ascii="Symbol" w:hAnsi="Symbol"/>
+        <w:rFonts w:ascii="Symbol" w:hAnsi="Symbol" w:hint="default"/>
       </w:rPr>
     </w:lvl>
     <w:lvl w:ilvl="4" w:tplc="04090003" w:tentative="1">
@@ -16805,7 +16495,7 @@
         <w:ind w:left="3600" w:hanging="360"/>
       </w:pPr>
       <w:rPr>
-        <w:rFonts w:hint="default" w:ascii="Courier New" w:hAnsi="Courier New" w:cs="Courier New"/>
+        <w:rFonts w:ascii="Courier New" w:hAnsi="Courier New" w:cs="Courier New" w:hint="default"/>
       </w:rPr>
     </w:lvl>
     <w:lvl w:ilvl="5" w:tplc="04090005" w:tentative="1">
@@ -16817,7 +16507,7 @@
         <w:ind w:left="4320" w:hanging="360"/>
       </w:pPr>
       <w:rPr>
-        <w:rFonts w:hint="default" w:ascii="Wingdings" w:hAnsi="Wingdings"/>
+        <w:rFonts w:ascii="Wingdings" w:hAnsi="Wingdings" w:hint="default"/>
       </w:rPr>
     </w:lvl>
     <w:lvl w:ilvl="6" w:tplc="04090001" w:tentative="1">
@@ -16829,7 +16519,7 @@
         <w:ind w:left="5040" w:hanging="360"/>
       </w:pPr>
       <w:rPr>
-        <w:rFonts w:hint="default" w:ascii="Symbol" w:hAnsi="Symbol"/>
+        <w:rFonts w:ascii="Symbol" w:hAnsi="Symbol" w:hint="default"/>
       </w:rPr>
     </w:lvl>
     <w:lvl w:ilvl="7" w:tplc="04090003" w:tentative="1">
@@ -16841,7 +16531,7 @@
         <w:ind w:left="5760" w:hanging="360"/>
       </w:pPr>
       <w:rPr>
-        <w:rFonts w:hint="default" w:ascii="Courier New" w:hAnsi="Courier New" w:cs="Courier New"/>
+        <w:rFonts w:ascii="Courier New" w:hAnsi="Courier New" w:cs="Courier New" w:hint="default"/>
       </w:rPr>
     </w:lvl>
     <w:lvl w:ilvl="8" w:tplc="04090005" w:tentative="1">
@@ -16853,7 +16543,7 @@
         <w:ind w:left="6480" w:hanging="360"/>
       </w:pPr>
       <w:rPr>
-        <w:rFonts w:hint="default" w:ascii="Wingdings" w:hAnsi="Wingdings"/>
+        <w:rFonts w:ascii="Wingdings" w:hAnsi="Wingdings" w:hint="default"/>
       </w:rPr>
     </w:lvl>
   </w:abstractNum>
@@ -16959,7 +16649,7 @@
         <w:ind w:left="720" w:hanging="360"/>
       </w:pPr>
       <w:rPr>
-        <w:rFonts w:hint="default" w:ascii="Calibri" w:hAnsi="Calibri" w:cs="Calibri" w:eastAsiaTheme="minorHAnsi"/>
+        <w:rFonts w:ascii="Calibri" w:eastAsiaTheme="minorHAnsi" w:hAnsi="Calibri" w:cs="Calibri" w:hint="default"/>
       </w:rPr>
     </w:lvl>
     <w:lvl w:ilvl="1" w:tplc="04090003">
@@ -16971,7 +16661,7 @@
         <w:ind w:left="1440" w:hanging="360"/>
       </w:pPr>
       <w:rPr>
-        <w:rFonts w:hint="default" w:ascii="Courier New" w:hAnsi="Courier New" w:cs="Courier New"/>
+        <w:rFonts w:ascii="Courier New" w:hAnsi="Courier New" w:cs="Courier New" w:hint="default"/>
       </w:rPr>
     </w:lvl>
     <w:lvl w:ilvl="2" w:tplc="04090005" w:tentative="1">
@@ -16983,7 +16673,7 @@
         <w:ind w:left="2160" w:hanging="360"/>
       </w:pPr>
       <w:rPr>
-        <w:rFonts w:hint="default" w:ascii="Wingdings" w:hAnsi="Wingdings"/>
+        <w:rFonts w:ascii="Wingdings" w:hAnsi="Wingdings" w:hint="default"/>
       </w:rPr>
     </w:lvl>
     <w:lvl w:ilvl="3" w:tplc="04090001" w:tentative="1">
@@ -16995,7 +16685,7 @@
         <w:ind w:left="2880" w:hanging="360"/>
       </w:pPr>
       <w:rPr>
-        <w:rFonts w:hint="default" w:ascii="Symbol" w:hAnsi="Symbol"/>
+        <w:rFonts w:ascii="Symbol" w:hAnsi="Symbol" w:hint="default"/>
       </w:rPr>
     </w:lvl>
     <w:lvl w:ilvl="4" w:tplc="04090003" w:tentative="1">
@@ -17007,7 +16697,7 @@
         <w:ind w:left="3600" w:hanging="360"/>
       </w:pPr>
       <w:rPr>
-        <w:rFonts w:hint="default" w:ascii="Courier New" w:hAnsi="Courier New" w:cs="Courier New"/>
+        <w:rFonts w:ascii="Courier New" w:hAnsi="Courier New" w:cs="Courier New" w:hint="default"/>
       </w:rPr>
     </w:lvl>
     <w:lvl w:ilvl="5" w:tplc="04090005" w:tentative="1">
@@ -17019,7 +16709,7 @@
         <w:ind w:left="4320" w:hanging="360"/>
       </w:pPr>
       <w:rPr>
-        <w:rFonts w:hint="default" w:ascii="Wingdings" w:hAnsi="Wingdings"/>
+        <w:rFonts w:ascii="Wingdings" w:hAnsi="Wingdings" w:hint="default"/>
       </w:rPr>
     </w:lvl>
     <w:lvl w:ilvl="6" w:tplc="04090001" w:tentative="1">
@@ -17031,7 +16721,7 @@
         <w:ind w:left="5040" w:hanging="360"/>
       </w:pPr>
       <w:rPr>
-        <w:rFonts w:hint="default" w:ascii="Symbol" w:hAnsi="Symbol"/>
+        <w:rFonts w:ascii="Symbol" w:hAnsi="Symbol" w:hint="default"/>
       </w:rPr>
     </w:lvl>
     <w:lvl w:ilvl="7" w:tplc="04090003" w:tentative="1">
@@ -17043,7 +16733,7 @@
         <w:ind w:left="5760" w:hanging="360"/>
       </w:pPr>
       <w:rPr>
-        <w:rFonts w:hint="default" w:ascii="Courier New" w:hAnsi="Courier New" w:cs="Courier New"/>
+        <w:rFonts w:ascii="Courier New" w:hAnsi="Courier New" w:cs="Courier New" w:hint="default"/>
       </w:rPr>
     </w:lvl>
     <w:lvl w:ilvl="8" w:tplc="04090005" w:tentative="1">
@@ -17055,7 +16745,7 @@
         <w:ind w:left="6480" w:hanging="360"/>
       </w:pPr>
       <w:rPr>
-        <w:rFonts w:hint="default" w:ascii="Wingdings" w:hAnsi="Wingdings"/>
+        <w:rFonts w:ascii="Wingdings" w:hAnsi="Wingdings" w:hint="default"/>
       </w:rPr>
     </w:lvl>
   </w:abstractNum>
@@ -17167,7 +16857,7 @@
         <w:ind w:left="720" w:hanging="360"/>
       </w:pPr>
       <w:rPr>
-        <w:rFonts w:hint="default" w:ascii="Symbol" w:hAnsi="Symbol"/>
+        <w:rFonts w:ascii="Symbol" w:hAnsi="Symbol" w:hint="default"/>
       </w:rPr>
     </w:lvl>
     <w:lvl w:ilvl="1" w:tplc="04090003">
@@ -17179,7 +16869,7 @@
         <w:ind w:left="1440" w:hanging="360"/>
       </w:pPr>
       <w:rPr>
-        <w:rFonts w:hint="default" w:ascii="Courier New" w:hAnsi="Courier New" w:cs="Courier New"/>
+        <w:rFonts w:ascii="Courier New" w:hAnsi="Courier New" w:cs="Courier New" w:hint="default"/>
       </w:rPr>
     </w:lvl>
     <w:lvl w:ilvl="2" w:tplc="04090005" w:tentative="1">
@@ -17191,7 +16881,7 @@
         <w:ind w:left="2160" w:hanging="360"/>
       </w:pPr>
       <w:rPr>
-        <w:rFonts w:hint="default" w:ascii="Wingdings" w:hAnsi="Wingdings"/>
+        <w:rFonts w:ascii="Wingdings" w:hAnsi="Wingdings" w:hint="default"/>
       </w:rPr>
     </w:lvl>
     <w:lvl w:ilvl="3" w:tplc="04090001" w:tentative="1">
@@ -17203,7 +16893,7 @@
         <w:ind w:left="2880" w:hanging="360"/>
       </w:pPr>
       <w:rPr>
-        <w:rFonts w:hint="default" w:ascii="Symbol" w:hAnsi="Symbol"/>
+        <w:rFonts w:ascii="Symbol" w:hAnsi="Symbol" w:hint="default"/>
       </w:rPr>
     </w:lvl>
     <w:lvl w:ilvl="4" w:tplc="04090003" w:tentative="1">
@@ -17215,7 +16905,7 @@
         <w:ind w:left="3600" w:hanging="360"/>
       </w:pPr>
       <w:rPr>
-        <w:rFonts w:hint="default" w:ascii="Courier New" w:hAnsi="Courier New" w:cs="Courier New"/>
+        <w:rFonts w:ascii="Courier New" w:hAnsi="Courier New" w:cs="Courier New" w:hint="default"/>
       </w:rPr>
     </w:lvl>
     <w:lvl w:ilvl="5" w:tplc="04090005" w:tentative="1">
@@ -17227,7 +16917,7 @@
         <w:ind w:left="4320" w:hanging="360"/>
       </w:pPr>
       <w:rPr>
-        <w:rFonts w:hint="default" w:ascii="Wingdings" w:hAnsi="Wingdings"/>
+        <w:rFonts w:ascii="Wingdings" w:hAnsi="Wingdings" w:hint="default"/>
       </w:rPr>
     </w:lvl>
     <w:lvl w:ilvl="6" w:tplc="04090001" w:tentative="1">
@@ -17239,7 +16929,7 @@
         <w:ind w:left="5040" w:hanging="360"/>
       </w:pPr>
       <w:rPr>
-        <w:rFonts w:hint="default" w:ascii="Symbol" w:hAnsi="Symbol"/>
+        <w:rFonts w:ascii="Symbol" w:hAnsi="Symbol" w:hint="default"/>
       </w:rPr>
     </w:lvl>
     <w:lvl w:ilvl="7" w:tplc="04090003" w:tentative="1">
@@ -17251,7 +16941,7 @@
         <w:ind w:left="5760" w:hanging="360"/>
       </w:pPr>
       <w:rPr>
-        <w:rFonts w:hint="default" w:ascii="Courier New" w:hAnsi="Courier New" w:cs="Courier New"/>
+        <w:rFonts w:ascii="Courier New" w:hAnsi="Courier New" w:cs="Courier New" w:hint="default"/>
       </w:rPr>
     </w:lvl>
     <w:lvl w:ilvl="8" w:tplc="04090005" w:tentative="1">
@@ -17263,7 +16953,7 @@
         <w:ind w:left="6480" w:hanging="360"/>
       </w:pPr>
       <w:rPr>
-        <w:rFonts w:hint="default" w:ascii="Wingdings" w:hAnsi="Wingdings"/>
+        <w:rFonts w:ascii="Wingdings" w:hAnsi="Wingdings" w:hint="default"/>
       </w:rPr>
     </w:lvl>
   </w:abstractNum>
@@ -17307,11 +16997,11 @@
 </file>
 
 <file path=word/styles.xml><?xml version="1.0" encoding="utf-8"?>
-<w:styles xmlns:wp14="http://schemas.microsoft.com/office/word/2010/wordprocessingDrawing" xmlns:mc="http://schemas.openxmlformats.org/markup-compatibility/2006" xmlns:r="http://schemas.openxmlformats.org/officeDocument/2006/relationships" xmlns:w="http://schemas.openxmlformats.org/wordprocessingml/2006/main" xmlns:w14="http://schemas.microsoft.com/office/word/2010/wordml" xmlns:w15="http://schemas.microsoft.com/office/word/2012/wordml" xmlns:w16cex="http://schemas.microsoft.com/office/word/2018/wordml/cex" xmlns:w16cid="http://schemas.microsoft.com/office/word/2016/wordml/cid" xmlns:w16="http://schemas.microsoft.com/office/word/2018/wordml" xmlns:w16du="http://schemas.microsoft.com/office/word/2023/wordml/word16du" xmlns:w16sdtdh="http://schemas.microsoft.com/office/word/2020/wordml/sdtdatahash" xmlns:w16sdtfl="http://schemas.microsoft.com/office/word/2024/wordml/sdtformatlock" xmlns:w16se="http://schemas.microsoft.com/office/word/2015/wordml/symex" mc:Ignorable="w14 w15 w16se w16cid w16 w16cex w16sdtdh w16sdtfl w16du wp14">
+<w:styles xmlns:mc="http://schemas.openxmlformats.org/markup-compatibility/2006" xmlns:r="http://schemas.openxmlformats.org/officeDocument/2006/relationships" xmlns:w="http://schemas.openxmlformats.org/wordprocessingml/2006/main" xmlns:w14="http://schemas.microsoft.com/office/word/2010/wordml" xmlns:w15="http://schemas.microsoft.com/office/word/2012/wordml" xmlns:w16cex="http://schemas.microsoft.com/office/word/2018/wordml/cex" xmlns:w16cid="http://schemas.microsoft.com/office/word/2016/wordml/cid" xmlns:w16="http://schemas.microsoft.com/office/word/2018/wordml" xmlns:w16du="http://schemas.microsoft.com/office/word/2023/wordml/word16du" xmlns:w16sdtdh="http://schemas.microsoft.com/office/word/2020/wordml/sdtdatahash" xmlns:w16sdtfl="http://schemas.microsoft.com/office/word/2024/wordml/sdtformatlock" xmlns:w16se="http://schemas.microsoft.com/office/word/2015/wordml/symex" mc:Ignorable="w14 w15 w16se w16cid w16 w16cex w16sdtdh w16sdtfl w16du">
   <w:docDefaults>
     <w:rPrDefault>
       <w:rPr>
-        <w:rFonts w:asciiTheme="minorHAnsi" w:hAnsiTheme="minorHAnsi" w:eastAsiaTheme="minorHAnsi" w:cstheme="minorBidi"/>
+        <w:rFonts w:asciiTheme="minorHAnsi" w:eastAsiaTheme="minorHAnsi" w:hAnsiTheme="minorHAnsi" w:cstheme="minorBidi"/>
         <w:kern w:val="2"/>
         <w:sz w:val="22"/>
         <w:szCs w:val="22"/>
@@ -17328,14 +17018,14 @@
   <w:latentStyles w:defLockedState="0" w:defUIPriority="99" w:defSemiHidden="0" w:defUnhideWhenUsed="0" w:defQFormat="0" w:count="376">
     <w:lsdException w:name="Normal" w:uiPriority="0" w:qFormat="1"/>
     <w:lsdException w:name="heading 1" w:uiPriority="9" w:qFormat="1"/>
-    <w:lsdException w:name="heading 2" w:uiPriority="9" w:semiHidden="1" w:unhideWhenUsed="1" w:qFormat="1"/>
-    <w:lsdException w:name="heading 3" w:uiPriority="9" w:semiHidden="1" w:unhideWhenUsed="1" w:qFormat="1"/>
-    <w:lsdException w:name="heading 4" w:uiPriority="9" w:semiHidden="1" w:unhideWhenUsed="1" w:qFormat="1"/>
-    <w:lsdException w:name="heading 5" w:uiPriority="9" w:semiHidden="1" w:unhideWhenUsed="1" w:qFormat="1"/>
-    <w:lsdException w:name="heading 6" w:uiPriority="9" w:semiHidden="1" w:unhideWhenUsed="1" w:qFormat="1"/>
-    <w:lsdException w:name="heading 7" w:uiPriority="9" w:semiHidden="1" w:unhideWhenUsed="1" w:qFormat="1"/>
-    <w:lsdException w:name="heading 8" w:uiPriority="9" w:semiHidden="1" w:unhideWhenUsed="1" w:qFormat="1"/>
-    <w:lsdException w:name="heading 9" w:uiPriority="9" w:semiHidden="1" w:unhideWhenUsed="1" w:qFormat="1"/>
+    <w:lsdException w:name="heading 2" w:semiHidden="1" w:uiPriority="9" w:unhideWhenUsed="1" w:qFormat="1"/>
+    <w:lsdException w:name="heading 3" w:semiHidden="1" w:uiPriority="9" w:unhideWhenUsed="1" w:qFormat="1"/>
+    <w:lsdException w:name="heading 4" w:semiHidden="1" w:uiPriority="9" w:unhideWhenUsed="1" w:qFormat="1"/>
+    <w:lsdException w:name="heading 5" w:semiHidden="1" w:uiPriority="9" w:unhideWhenUsed="1" w:qFormat="1"/>
+    <w:lsdException w:name="heading 6" w:semiHidden="1" w:uiPriority="9" w:unhideWhenUsed="1" w:qFormat="1"/>
+    <w:lsdException w:name="heading 7" w:semiHidden="1" w:uiPriority="9" w:unhideWhenUsed="1" w:qFormat="1"/>
+    <w:lsdException w:name="heading 8" w:semiHidden="1" w:uiPriority="9" w:unhideWhenUsed="1" w:qFormat="1"/>
+    <w:lsdException w:name="heading 9" w:semiHidden="1" w:uiPriority="9" w:unhideWhenUsed="1" w:qFormat="1"/>
     <w:lsdException w:name="index 1" w:semiHidden="1" w:unhideWhenUsed="1"/>
     <w:lsdException w:name="index 2" w:semiHidden="1" w:unhideWhenUsed="1"/>
     <w:lsdException w:name="index 3" w:semiHidden="1" w:unhideWhenUsed="1"/>
@@ -17345,22 +17035,22 @@
     <w:lsdException w:name="index 7" w:semiHidden="1" w:unhideWhenUsed="1"/>
     <w:lsdException w:name="index 8" w:semiHidden="1" w:unhideWhenUsed="1"/>
     <w:lsdException w:name="index 9" w:semiHidden="1" w:unhideWhenUsed="1"/>
-    <w:lsdException w:name="toc 1" w:uiPriority="39" w:semiHidden="1" w:unhideWhenUsed="1"/>
-    <w:lsdException w:name="toc 2" w:uiPriority="39" w:semiHidden="1" w:unhideWhenUsed="1"/>
-    <w:lsdException w:name="toc 3" w:uiPriority="39" w:semiHidden="1" w:unhideWhenUsed="1"/>
-    <w:lsdException w:name="toc 4" w:uiPriority="39" w:semiHidden="1" w:unhideWhenUsed="1"/>
-    <w:lsdException w:name="toc 5" w:uiPriority="39" w:semiHidden="1" w:unhideWhenUsed="1"/>
-    <w:lsdException w:name="toc 6" w:uiPriority="39" w:semiHidden="1" w:unhideWhenUsed="1"/>
-    <w:lsdException w:name="toc 7" w:uiPriority="39" w:semiHidden="1" w:unhideWhenUsed="1"/>
-    <w:lsdException w:name="toc 8" w:uiPriority="39" w:semiHidden="1" w:unhideWhenUsed="1"/>
-    <w:lsdException w:name="toc 9" w:uiPriority="39" w:semiHidden="1" w:unhideWhenUsed="1"/>
+    <w:lsdException w:name="toc 1" w:semiHidden="1" w:uiPriority="39" w:unhideWhenUsed="1"/>
+    <w:lsdException w:name="toc 2" w:semiHidden="1" w:uiPriority="39" w:unhideWhenUsed="1"/>
+    <w:lsdException w:name="toc 3" w:semiHidden="1" w:uiPriority="39" w:unhideWhenUsed="1"/>
+    <w:lsdException w:name="toc 4" w:semiHidden="1" w:uiPriority="39" w:unhideWhenUsed="1"/>
+    <w:lsdException w:name="toc 5" w:semiHidden="1" w:uiPriority="39" w:unhideWhenUsed="1"/>
+    <w:lsdException w:name="toc 6" w:semiHidden="1" w:uiPriority="39" w:unhideWhenUsed="1"/>
+    <w:lsdException w:name="toc 7" w:semiHidden="1" w:uiPriority="39" w:unhideWhenUsed="1"/>
+    <w:lsdException w:name="toc 8" w:semiHidden="1" w:uiPriority="39" w:unhideWhenUsed="1"/>
+    <w:lsdException w:name="toc 9" w:semiHidden="1" w:uiPriority="39" w:unhideWhenUsed="1"/>
     <w:lsdException w:name="Normal Indent" w:semiHidden="1" w:unhideWhenUsed="1"/>
     <w:lsdException w:name="footnote text" w:semiHidden="1" w:unhideWhenUsed="1"/>
     <w:lsdException w:name="annotation text" w:semiHidden="1" w:unhideWhenUsed="1"/>
     <w:lsdException w:name="header" w:semiHidden="1" w:unhideWhenUsed="1"/>
     <w:lsdException w:name="footer" w:semiHidden="1" w:unhideWhenUsed="1"/>
     <w:lsdException w:name="index heading" w:semiHidden="1" w:unhideWhenUsed="1"/>
-    <w:lsdException w:name="caption" w:uiPriority="35" w:semiHidden="1" w:unhideWhenUsed="1" w:qFormat="1"/>
+    <w:lsdException w:name="caption" w:semiHidden="1" w:uiPriority="35" w:unhideWhenUsed="1" w:qFormat="1"/>
     <w:lsdException w:name="table of figures" w:semiHidden="1" w:unhideWhenUsed="1"/>
     <w:lsdException w:name="envelope address" w:semiHidden="1" w:unhideWhenUsed="1"/>
     <w:lsdException w:name="envelope return" w:semiHidden="1" w:unhideWhenUsed="1"/>
@@ -17391,7 +17081,7 @@
     <w:lsdException w:name="Title" w:uiPriority="10" w:qFormat="1"/>
     <w:lsdException w:name="Closing" w:semiHidden="1" w:unhideWhenUsed="1"/>
     <w:lsdException w:name="Signature" w:semiHidden="1" w:unhideWhenUsed="1"/>
-    <w:lsdException w:name="Default Paragraph Font" w:uiPriority="1" w:semiHidden="1" w:unhideWhenUsed="1"/>
+    <w:lsdException w:name="Default Paragraph Font" w:semiHidden="1" w:uiPriority="1" w:unhideWhenUsed="1"/>
     <w:lsdException w:name="Body Text" w:semiHidden="1" w:unhideWhenUsed="1"/>
     <w:lsdException w:name="Body Text Indent" w:semiHidden="1" w:unhideWhenUsed="1"/>
     <w:lsdException w:name="List Continue" w:semiHidden="1" w:unhideWhenUsed="1"/>
@@ -17591,8 +17281,8 @@
     <w:lsdException w:name="Subtle Reference" w:uiPriority="31" w:qFormat="1"/>
     <w:lsdException w:name="Intense Reference" w:uiPriority="32" w:qFormat="1"/>
     <w:lsdException w:name="Book Title" w:uiPriority="33" w:qFormat="1"/>
-    <w:lsdException w:name="Bibliography" w:uiPriority="37" w:semiHidden="1" w:unhideWhenUsed="1"/>
-    <w:lsdException w:name="TOC Heading" w:uiPriority="39" w:semiHidden="1" w:unhideWhenUsed="1" w:qFormat="1"/>
+    <w:lsdException w:name="Bibliography" w:semiHidden="1" w:uiPriority="37" w:unhideWhenUsed="1"/>
+    <w:lsdException w:name="TOC Heading" w:semiHidden="1" w:uiPriority="39" w:unhideWhenUsed="1" w:qFormat="1"/>
     <w:lsdException w:name="Plain Table 1" w:uiPriority="41"/>
     <w:lsdException w:name="Plain Table 2" w:uiPriority="42"/>
     <w:lsdException w:name="Plain Table 3" w:uiPriority="43"/>
@@ -17703,7 +17393,7 @@
     <w:lsdException w:name="Unresolved Mention" w:semiHidden="1" w:unhideWhenUsed="1"/>
     <w:lsdException w:name="Smart Link" w:semiHidden="1" w:unhideWhenUsed="1"/>
   </w:latentStyles>
-  <w:style w:type="paragraph" w:styleId="Normal" w:default="1">
+  <w:style w:type="paragraph" w:default="1" w:styleId="Normal">
     <w:name w:val="Normal"/>
     <w:qFormat/>
     <w:rsid w:val="00754689"/>
@@ -17730,7 +17420,7 @@
       <w:outlineLvl w:val="0"/>
     </w:pPr>
     <w:rPr>
-      <w:rFonts w:ascii="Calibri" w:hAnsi="Calibri" w:eastAsiaTheme="majorEastAsia" w:cstheme="majorBidi"/>
+      <w:rFonts w:ascii="Calibri" w:eastAsiaTheme="majorEastAsia" w:hAnsi="Calibri" w:cstheme="majorBidi"/>
       <w:b/>
       <w:sz w:val="40"/>
       <w:szCs w:val="32"/>
@@ -17756,7 +17446,7 @@
       <w:outlineLvl w:val="1"/>
     </w:pPr>
     <w:rPr>
-      <w:rFonts w:ascii="Calibri" w:hAnsi="Calibri" w:eastAsiaTheme="majorEastAsia" w:cstheme="majorBidi"/>
+      <w:rFonts w:ascii="Calibri" w:eastAsiaTheme="majorEastAsia" w:hAnsi="Calibri" w:cstheme="majorBidi"/>
       <w:b/>
       <w:color w:val="000000" w:themeColor="text1"/>
       <w:sz w:val="32"/>
@@ -17783,7 +17473,7 @@
       <w:outlineLvl w:val="2"/>
     </w:pPr>
     <w:rPr>
-      <w:rFonts w:ascii="Calibri" w:hAnsi="Calibri" w:eastAsiaTheme="majorEastAsia" w:cstheme="majorBidi"/>
+      <w:rFonts w:ascii="Calibri" w:eastAsiaTheme="majorEastAsia" w:hAnsi="Calibri" w:cstheme="majorBidi"/>
       <w:b/>
       <w:color w:val="000000" w:themeColor="text1"/>
       <w:sz w:val="28"/>
@@ -17810,7 +17500,7 @@
       <w:outlineLvl w:val="3"/>
     </w:pPr>
     <w:rPr>
-      <w:rFonts w:ascii="Calibri" w:hAnsi="Calibri" w:eastAsiaTheme="majorEastAsia" w:cstheme="majorBidi"/>
+      <w:rFonts w:ascii="Calibri" w:eastAsiaTheme="majorEastAsia" w:hAnsi="Calibri" w:cstheme="majorBidi"/>
       <w:i/>
       <w:iCs/>
       <w:color w:val="000000" w:themeColor="text1"/>
@@ -17836,7 +17526,7 @@
       <w:outlineLvl w:val="4"/>
     </w:pPr>
     <w:rPr>
-      <w:rFonts w:asciiTheme="majorHAnsi" w:hAnsiTheme="majorHAnsi" w:eastAsiaTheme="majorEastAsia" w:cstheme="majorBidi"/>
+      <w:rFonts w:asciiTheme="majorHAnsi" w:eastAsiaTheme="majorEastAsia" w:hAnsiTheme="majorHAnsi" w:cstheme="majorBidi"/>
       <w:color w:val="2F5496" w:themeColor="accent1" w:themeShade="BF"/>
     </w:rPr>
   </w:style>
@@ -17861,7 +17551,7 @@
       <w:outlineLvl w:val="5"/>
     </w:pPr>
     <w:rPr>
-      <w:rFonts w:asciiTheme="majorHAnsi" w:hAnsiTheme="majorHAnsi" w:eastAsiaTheme="majorEastAsia" w:cstheme="majorBidi"/>
+      <w:rFonts w:asciiTheme="majorHAnsi" w:eastAsiaTheme="majorEastAsia" w:hAnsiTheme="majorHAnsi" w:cstheme="majorBidi"/>
       <w:color w:val="1F3763" w:themeColor="accent1" w:themeShade="7F"/>
     </w:rPr>
   </w:style>
@@ -17886,7 +17576,7 @@
       <w:outlineLvl w:val="6"/>
     </w:pPr>
     <w:rPr>
-      <w:rFonts w:asciiTheme="majorHAnsi" w:hAnsiTheme="majorHAnsi" w:eastAsiaTheme="majorEastAsia" w:cstheme="majorBidi"/>
+      <w:rFonts w:asciiTheme="majorHAnsi" w:eastAsiaTheme="majorEastAsia" w:hAnsiTheme="majorHAnsi" w:cstheme="majorBidi"/>
       <w:i/>
       <w:iCs/>
       <w:color w:val="1F3763" w:themeColor="accent1" w:themeShade="7F"/>
@@ -17913,7 +17603,7 @@
       <w:outlineLvl w:val="7"/>
     </w:pPr>
     <w:rPr>
-      <w:rFonts w:asciiTheme="majorHAnsi" w:hAnsiTheme="majorHAnsi" w:eastAsiaTheme="majorEastAsia" w:cstheme="majorBidi"/>
+      <w:rFonts w:asciiTheme="majorHAnsi" w:eastAsiaTheme="majorEastAsia" w:hAnsiTheme="majorHAnsi" w:cstheme="majorBidi"/>
       <w:color w:val="272727" w:themeColor="text1" w:themeTint="D8"/>
       <w:sz w:val="21"/>
       <w:szCs w:val="21"/>
@@ -17940,7 +17630,7 @@
       <w:outlineLvl w:val="8"/>
     </w:pPr>
     <w:rPr>
-      <w:rFonts w:asciiTheme="majorHAnsi" w:hAnsiTheme="majorHAnsi" w:eastAsiaTheme="majorEastAsia" w:cstheme="majorBidi"/>
+      <w:rFonts w:asciiTheme="majorHAnsi" w:eastAsiaTheme="majorEastAsia" w:hAnsiTheme="majorHAnsi" w:cstheme="majorBidi"/>
       <w:i/>
       <w:iCs/>
       <w:color w:val="272727" w:themeColor="text1" w:themeTint="D8"/>
@@ -17948,13 +17638,13 @@
       <w:szCs w:val="21"/>
     </w:rPr>
   </w:style>
-  <w:style w:type="character" w:styleId="DefaultParagraphFont" w:default="1">
+  <w:style w:type="character" w:default="1" w:styleId="DefaultParagraphFont">
     <w:name w:val="Default Paragraph Font"/>
     <w:uiPriority w:val="1"/>
     <w:semiHidden/>
     <w:unhideWhenUsed/>
   </w:style>
-  <w:style w:type="table" w:styleId="TableNormal" w:default="1">
+  <w:style w:type="table" w:default="1" w:styleId="TableNormal">
     <w:name w:val="Normal Table"/>
     <w:uiPriority w:val="99"/>
     <w:semiHidden/>
@@ -17969,20 +17659,20 @@
       </w:tblCellMar>
     </w:tblPr>
   </w:style>
-  <w:style w:type="numbering" w:styleId="NoList" w:default="1">
+  <w:style w:type="numbering" w:default="1" w:styleId="NoList">
     <w:name w:val="No List"/>
     <w:uiPriority w:val="99"/>
     <w:semiHidden/>
     <w:unhideWhenUsed/>
   </w:style>
-  <w:style w:type="character" w:styleId="Heading1Char" w:customStyle="1">
+  <w:style w:type="character" w:customStyle="1" w:styleId="Heading1Char">
     <w:name w:val="Heading 1 Char"/>
     <w:basedOn w:val="DefaultParagraphFont"/>
     <w:link w:val="Heading1"/>
     <w:uiPriority w:val="9"/>
     <w:rsid w:val="00CD157C"/>
     <w:rPr>
-      <w:rFonts w:ascii="Calibri" w:hAnsi="Calibri" w:eastAsiaTheme="majorEastAsia" w:cstheme="majorBidi"/>
+      <w:rFonts w:ascii="Calibri" w:eastAsiaTheme="majorEastAsia" w:hAnsi="Calibri" w:cstheme="majorBidi"/>
       <w:b/>
       <w:kern w:val="0"/>
       <w:sz w:val="40"/>
@@ -17990,14 +17680,14 @@
       <w14:ligatures w14:val="none"/>
     </w:rPr>
   </w:style>
-  <w:style w:type="character" w:styleId="Heading2Char" w:customStyle="1">
+  <w:style w:type="character" w:customStyle="1" w:styleId="Heading2Char">
     <w:name w:val="Heading 2 Char"/>
     <w:basedOn w:val="DefaultParagraphFont"/>
     <w:link w:val="Heading2"/>
     <w:uiPriority w:val="9"/>
     <w:rsid w:val="00CD157C"/>
     <w:rPr>
-      <w:rFonts w:ascii="Calibri" w:hAnsi="Calibri" w:eastAsiaTheme="majorEastAsia" w:cstheme="majorBidi"/>
+      <w:rFonts w:ascii="Calibri" w:eastAsiaTheme="majorEastAsia" w:hAnsi="Calibri" w:cstheme="majorBidi"/>
       <w:b/>
       <w:color w:val="000000" w:themeColor="text1"/>
       <w:kern w:val="0"/>
@@ -18006,14 +17696,14 @@
       <w14:ligatures w14:val="none"/>
     </w:rPr>
   </w:style>
-  <w:style w:type="character" w:styleId="Heading3Char" w:customStyle="1">
+  <w:style w:type="character" w:customStyle="1" w:styleId="Heading3Char">
     <w:name w:val="Heading 3 Char"/>
     <w:basedOn w:val="DefaultParagraphFont"/>
     <w:link w:val="Heading3"/>
     <w:uiPriority w:val="9"/>
     <w:rsid w:val="0002523C"/>
     <w:rPr>
-      <w:rFonts w:ascii="Calibri" w:hAnsi="Calibri" w:eastAsiaTheme="majorEastAsia" w:cstheme="majorBidi"/>
+      <w:rFonts w:ascii="Calibri" w:eastAsiaTheme="majorEastAsia" w:hAnsi="Calibri" w:cstheme="majorBidi"/>
       <w:b/>
       <w:color w:val="000000" w:themeColor="text1"/>
       <w:kern w:val="0"/>
@@ -18022,14 +17712,14 @@
       <w14:ligatures w14:val="none"/>
     </w:rPr>
   </w:style>
-  <w:style w:type="character" w:styleId="Heading4Char" w:customStyle="1">
+  <w:style w:type="character" w:customStyle="1" w:styleId="Heading4Char">
     <w:name w:val="Heading 4 Char"/>
     <w:basedOn w:val="DefaultParagraphFont"/>
     <w:link w:val="Heading4"/>
     <w:uiPriority w:val="9"/>
     <w:rsid w:val="0002523C"/>
     <w:rPr>
-      <w:rFonts w:ascii="Calibri" w:hAnsi="Calibri" w:eastAsiaTheme="majorEastAsia" w:cstheme="majorBidi"/>
+      <w:rFonts w:ascii="Calibri" w:eastAsiaTheme="majorEastAsia" w:hAnsi="Calibri" w:cstheme="majorBidi"/>
       <w:i/>
       <w:iCs/>
       <w:color w:val="000000" w:themeColor="text1"/>
@@ -18037,20 +17727,20 @@
       <w14:ligatures w14:val="none"/>
     </w:rPr>
   </w:style>
-  <w:style w:type="character" w:styleId="Heading5Char" w:customStyle="1">
+  <w:style w:type="character" w:customStyle="1" w:styleId="Heading5Char">
     <w:name w:val="Heading 5 Char"/>
     <w:basedOn w:val="DefaultParagraphFont"/>
     <w:link w:val="Heading5"/>
     <w:uiPriority w:val="9"/>
     <w:rsid w:val="00754689"/>
     <w:rPr>
-      <w:rFonts w:asciiTheme="majorHAnsi" w:hAnsiTheme="majorHAnsi" w:eastAsiaTheme="majorEastAsia" w:cstheme="majorBidi"/>
+      <w:rFonts w:asciiTheme="majorHAnsi" w:eastAsiaTheme="majorEastAsia" w:hAnsiTheme="majorHAnsi" w:cstheme="majorBidi"/>
       <w:color w:val="2F5496" w:themeColor="accent1" w:themeShade="BF"/>
       <w:kern w:val="0"/>
       <w14:ligatures w14:val="none"/>
     </w:rPr>
   </w:style>
-  <w:style w:type="character" w:styleId="Heading6Char" w:customStyle="1">
+  <w:style w:type="character" w:customStyle="1" w:styleId="Heading6Char">
     <w:name w:val="Heading 6 Char"/>
     <w:basedOn w:val="DefaultParagraphFont"/>
     <w:link w:val="Heading6"/>
@@ -18058,13 +17748,13 @@
     <w:semiHidden/>
     <w:rsid w:val="00754689"/>
     <w:rPr>
-      <w:rFonts w:asciiTheme="majorHAnsi" w:hAnsiTheme="majorHAnsi" w:eastAsiaTheme="majorEastAsia" w:cstheme="majorBidi"/>
+      <w:rFonts w:asciiTheme="majorHAnsi" w:eastAsiaTheme="majorEastAsia" w:hAnsiTheme="majorHAnsi" w:cstheme="majorBidi"/>
       <w:color w:val="1F3763" w:themeColor="accent1" w:themeShade="7F"/>
       <w:kern w:val="0"/>
       <w14:ligatures w14:val="none"/>
     </w:rPr>
   </w:style>
-  <w:style w:type="character" w:styleId="Heading7Char" w:customStyle="1">
+  <w:style w:type="character" w:customStyle="1" w:styleId="Heading7Char">
     <w:name w:val="Heading 7 Char"/>
     <w:basedOn w:val="DefaultParagraphFont"/>
     <w:link w:val="Heading7"/>
@@ -18072,7 +17762,7 @@
     <w:semiHidden/>
     <w:rsid w:val="00754689"/>
     <w:rPr>
-      <w:rFonts w:asciiTheme="majorHAnsi" w:hAnsiTheme="majorHAnsi" w:eastAsiaTheme="majorEastAsia" w:cstheme="majorBidi"/>
+      <w:rFonts w:asciiTheme="majorHAnsi" w:eastAsiaTheme="majorEastAsia" w:hAnsiTheme="majorHAnsi" w:cstheme="majorBidi"/>
       <w:i/>
       <w:iCs/>
       <w:color w:val="1F3763" w:themeColor="accent1" w:themeShade="7F"/>
@@ -18080,7 +17770,7 @@
       <w14:ligatures w14:val="none"/>
     </w:rPr>
   </w:style>
-  <w:style w:type="character" w:styleId="Heading8Char" w:customStyle="1">
+  <w:style w:type="character" w:customStyle="1" w:styleId="Heading8Char">
     <w:name w:val="Heading 8 Char"/>
     <w:basedOn w:val="DefaultParagraphFont"/>
     <w:link w:val="Heading8"/>
@@ -18088,7 +17778,7 @@
     <w:semiHidden/>
     <w:rsid w:val="00754689"/>
     <w:rPr>
-      <w:rFonts w:asciiTheme="majorHAnsi" w:hAnsiTheme="majorHAnsi" w:eastAsiaTheme="majorEastAsia" w:cstheme="majorBidi"/>
+      <w:rFonts w:asciiTheme="majorHAnsi" w:eastAsiaTheme="majorEastAsia" w:hAnsiTheme="majorHAnsi" w:cstheme="majorBidi"/>
       <w:color w:val="272727" w:themeColor="text1" w:themeTint="D8"/>
       <w:kern w:val="0"/>
       <w:sz w:val="21"/>
@@ -18096,7 +17786,7 @@
       <w14:ligatures w14:val="none"/>
     </w:rPr>
   </w:style>
-  <w:style w:type="character" w:styleId="Heading9Char" w:customStyle="1">
+  <w:style w:type="character" w:customStyle="1" w:styleId="Heading9Char">
     <w:name w:val="Heading 9 Char"/>
     <w:basedOn w:val="DefaultParagraphFont"/>
     <w:link w:val="Heading9"/>
@@ -18104,7 +17794,7 @@
     <w:semiHidden/>
     <w:rsid w:val="00754689"/>
     <w:rPr>
-      <w:rFonts w:asciiTheme="majorHAnsi" w:hAnsiTheme="majorHAnsi" w:eastAsiaTheme="majorEastAsia" w:cstheme="majorBidi"/>
+      <w:rFonts w:asciiTheme="majorHAnsi" w:eastAsiaTheme="majorEastAsia" w:hAnsiTheme="majorHAnsi" w:cstheme="majorBidi"/>
       <w:i/>
       <w:iCs/>
       <w:color w:val="272727" w:themeColor="text1" w:themeTint="D8"/>
@@ -18150,12 +17840,12 @@
     </w:rPr>
     <w:tblPr>
       <w:tblBorders>
-        <w:top w:val="single" w:color="auto" w:sz="4" w:space="0"/>
-        <w:left w:val="single" w:color="auto" w:sz="4" w:space="0"/>
-        <w:bottom w:val="single" w:color="auto" w:sz="4" w:space="0"/>
-        <w:right w:val="single" w:color="auto" w:sz="4" w:space="0"/>
-        <w:insideH w:val="single" w:color="auto" w:sz="4" w:space="0"/>
-        <w:insideV w:val="single" w:color="auto" w:sz="4" w:space="0"/>
+        <w:top w:val="single" w:sz="4" w:space="0" w:color="auto"/>
+        <w:left w:val="single" w:sz="4" w:space="0" w:color="auto"/>
+        <w:bottom w:val="single" w:sz="4" w:space="0" w:color="auto"/>
+        <w:right w:val="single" w:sz="4" w:space="0" w:color="auto"/>
+        <w:insideH w:val="single" w:sz="4" w:space="0" w:color="auto"/>
+        <w:insideV w:val="single" w:sz="4" w:space="0" w:color="auto"/>
       </w:tblBorders>
     </w:tblPr>
   </w:style>
@@ -18169,7 +17859,7 @@
       <w:spacing w:before="100" w:beforeAutospacing="1" w:after="100" w:afterAutospacing="1" w:line="240" w:lineRule="auto"/>
     </w:pPr>
     <w:rPr>
-      <w:rFonts w:ascii="Times New Roman" w:hAnsi="Times New Roman" w:eastAsia="Times New Roman" w:cs="Times New Roman"/>
+      <w:rFonts w:ascii="Times New Roman" w:eastAsia="Times New Roman" w:hAnsi="Times New Roman" w:cs="Times New Roman"/>
       <w:sz w:val="24"/>
       <w:szCs w:val="24"/>
     </w:rPr>
@@ -18193,7 +17883,7 @@
     <w:unhideWhenUsed/>
     <w:rsid w:val="00754689"/>
     <w:rPr>
-      <w:rFonts w:ascii="Courier New" w:hAnsi="Courier New" w:eastAsia="Times New Roman" w:cs="Courier New"/>
+      <w:rFonts w:ascii="Courier New" w:eastAsia="Times New Roman" w:hAnsi="Courier New" w:cs="Courier New"/>
       <w:sz w:val="20"/>
       <w:szCs w:val="20"/>
     </w:rPr>
@@ -18302,7 +17992,7 @@
       <w:szCs w:val="20"/>
     </w:rPr>
   </w:style>
-  <w:style w:type="character" w:styleId="CommentTextChar" w:customStyle="1">
+  <w:style w:type="character" w:customStyle="1" w:styleId="CommentTextChar">
     <w:name w:val="Comment Text Char"/>
     <w:basedOn w:val="DefaultParagraphFont"/>
     <w:link w:val="CommentText"/>
@@ -18356,7 +18046,7 @@
       <w:szCs w:val="20"/>
     </w:rPr>
   </w:style>
-  <w:style w:type="character" w:styleId="FootnoteTextChar" w:customStyle="1">
+  <w:style w:type="character" w:customStyle="1" w:styleId="FootnoteTextChar">
     <w:name w:val="Footnote Text Char"/>
     <w:basedOn w:val="DefaultParagraphFont"/>
     <w:link w:val="FootnoteText"/>
@@ -18409,7 +18099,7 @@
       <w:spacing w:after="0" w:line="240" w:lineRule="auto"/>
     </w:pPr>
   </w:style>
-  <w:style w:type="character" w:styleId="HeaderChar" w:customStyle="1">
+  <w:style w:type="character" w:customStyle="1" w:styleId="HeaderChar">
     <w:name w:val="Header Char"/>
     <w:basedOn w:val="DefaultParagraphFont"/>
     <w:link w:val="Header"/>
@@ -18437,7 +18127,7 @@
       <w:spacing w:after="0" w:line="240" w:lineRule="auto"/>
     </w:pPr>
   </w:style>
-  <w:style w:type="character" w:styleId="FooterChar" w:customStyle="1">
+  <w:style w:type="character" w:customStyle="1" w:styleId="FooterChar">
     <w:name w:val="Footer Char"/>
     <w:basedOn w:val="DefaultParagraphFont"/>
     <w:link w:val="Footer"/>
@@ -18461,7 +18151,7 @@
       <w:u w:val="single"/>
     </w:rPr>
   </w:style>
-  <w:style w:type="paragraph" w:styleId="xmsonormal" w:customStyle="1">
+  <w:style w:type="paragraph" w:customStyle="1" w:styleId="xmsonormal">
     <w:name w:val="x_msonormal"/>
     <w:basedOn w:val="Normal"/>
     <w:rsid w:val="00B557DA"/>
@@ -18469,12 +18159,12 @@
       <w:spacing w:before="100" w:beforeAutospacing="1" w:after="100" w:afterAutospacing="1" w:line="240" w:lineRule="auto"/>
     </w:pPr>
     <w:rPr>
-      <w:rFonts w:ascii="Times New Roman" w:hAnsi="Times New Roman" w:eastAsia="Times New Roman" w:cs="Times New Roman"/>
+      <w:rFonts w:ascii="Times New Roman" w:eastAsia="Times New Roman" w:hAnsi="Times New Roman" w:cs="Times New Roman"/>
       <w:sz w:val="24"/>
       <w:szCs w:val="24"/>
     </w:rPr>
   </w:style>
-  <w:style w:type="paragraph" w:styleId="Code" w:customStyle="1">
+  <w:style w:type="paragraph" w:customStyle="1" w:styleId="Code">
     <w:name w:val="Code"/>
     <w:basedOn w:val="Normal"/>
     <w:link w:val="CodeChar"/>
@@ -18482,10 +18172,10 @@
     <w:rsid w:val="00246611"/>
     <w:pPr>
       <w:pBdr>
-        <w:top w:val="single" w:color="auto" w:sz="4" w:space="1"/>
-        <w:left w:val="single" w:color="auto" w:sz="4" w:space="4"/>
-        <w:bottom w:val="single" w:color="auto" w:sz="4" w:space="1"/>
-        <w:right w:val="single" w:color="auto" w:sz="4" w:space="4"/>
+        <w:top w:val="single" w:sz="4" w:space="1" w:color="auto"/>
+        <w:left w:val="single" w:sz="4" w:space="4" w:color="auto"/>
+        <w:bottom w:val="single" w:sz="4" w:space="1" w:color="auto"/>
+        <w:right w:val="single" w:sz="4" w:space="4" w:color="auto"/>
       </w:pBdr>
       <w:shd w:val="clear" w:color="auto" w:fill="D9D9D9" w:themeFill="background1" w:themeFillShade="D9"/>
       <w:spacing w:after="0" w:line="240" w:lineRule="auto"/>
@@ -18497,7 +18187,7 @@
       <w:sz w:val="18"/>
     </w:rPr>
   </w:style>
-  <w:style w:type="character" w:styleId="CodeChar" w:customStyle="1">
+  <w:style w:type="character" w:customStyle="1" w:styleId="CodeChar">
     <w:name w:val="Code Char"/>
     <w:basedOn w:val="DefaultParagraphFont"/>
     <w:link w:val="Code"/>
